--- a/sefer-edition/book-rewrites/2024-08-18 — מִזְמוֹר לְתוֹדָה · צִיצִית · יְהִי כְבוֹד · אַשְׁרֵי — Sefer Edition — styled.docx
+++ b/sefer-edition/book-rewrites/2024-08-18 — מִזְמוֹר לְתוֹדָה · צִיצִית · יְהִי כְבוֹד · אַשְׁרֵי — Sefer Edition — styled.docx
@@ -245,6 +245,36 @@
       <w:r>
         <w:rPr>
           <w:rFonts w:ascii="Georgia" w:hAnsi="Georgia" w:cs="SBL Hebrew" w:eastAsia="Georgia"/>
+          <w:b w:val="0"/>
+          <w:i w:val="0"/>
+          <w:color w:val="1A1A1A"/>
+          <w:sz w:val="22"/>
+        </w:rPr>
+        <w:t xml:space="preserve"> (</w:t>
+      </w:r>
+      <w:r>
+        <w:rPr>
+          <w:rFonts w:ascii="SBL Hebrew" w:hAnsi="SBL Hebrew" w:cs="SBL Hebrew" w:eastAsia="SBL Hebrew"/>
+          <w:b w:val="0"/>
+          <w:i w:val="0"/>
+          <w:color w:val="1A1A1A"/>
+          <w:sz w:val="22"/>
+        </w:rPr>
+        <w:t>שֻׁלְחָן עָרוּךְ</w:t>
+      </w:r>
+      <w:r>
+        <w:rPr>
+          <w:rFonts w:ascii="Georgia" w:hAnsi="Georgia" w:cs="SBL Hebrew" w:eastAsia="Georgia"/>
+          <w:b w:val="0"/>
+          <w:i w:val="0"/>
+          <w:color w:val="1A1A1A"/>
+          <w:sz w:val="22"/>
+        </w:rPr>
+        <w:t>)</w:t>
+      </w:r>
+      <w:r>
+        <w:rPr>
+          <w:rFonts w:ascii="Georgia" w:hAnsi="Georgia" w:cs="SBL Hebrew" w:eastAsia="Georgia"/>
           <w:color w:val="B8860B"/>
           <w:sz w:val="16"/>
           <w:vertAlign w:val="superscript"/>
@@ -279,7 +309,27 @@
           <w:color w:val="1A1A1A"/>
           <w:sz w:val="22"/>
         </w:rPr>
-        <w:t xml:space="preserve"> is to be recited </w:t>
+        <w:t xml:space="preserve"> (</w:t>
+      </w:r>
+      <w:r>
+        <w:rPr>
+          <w:rFonts w:ascii="SBL Hebrew" w:hAnsi="SBL Hebrew" w:cs="SBL Hebrew" w:eastAsia="SBL Hebrew"/>
+          <w:b w:val="0"/>
+          <w:i w:val="0"/>
+          <w:color w:val="1A1A1A"/>
+          <w:sz w:val="22"/>
+        </w:rPr>
+        <w:t>מִזְמוֹר לְתוֹדָה</w:t>
+      </w:r>
+      <w:r>
+        <w:rPr>
+          <w:rFonts w:ascii="Georgia" w:hAnsi="Georgia" w:cs="SBL Hebrew" w:eastAsia="Georgia"/>
+          <w:b w:val="0"/>
+          <w:i w:val="0"/>
+          <w:color w:val="1A1A1A"/>
+          <w:sz w:val="22"/>
+        </w:rPr>
+        <w:t xml:space="preserve">) is to be recited </w:t>
       </w:r>
       <w:r>
         <w:rPr>
@@ -299,7 +349,27 @@
           <w:color w:val="1A1A1A"/>
           <w:sz w:val="22"/>
         </w:rPr>
-        <w:t xml:space="preserve"> — with song, sweet melody, and tune. The </w:t>
+        <w:t xml:space="preserve"> (</w:t>
+      </w:r>
+      <w:r>
+        <w:rPr>
+          <w:rFonts w:ascii="SBL Hebrew" w:hAnsi="SBL Hebrew" w:cs="SBL Hebrew" w:eastAsia="SBL Hebrew"/>
+          <w:b w:val="0"/>
+          <w:i w:val="0"/>
+          <w:color w:val="1A1A1A"/>
+          <w:sz w:val="22"/>
+        </w:rPr>
+        <w:t>בְּזִמְרָה בִּנְעִימָה וּבְנִיגּוּן</w:t>
+      </w:r>
+      <w:r>
+        <w:rPr>
+          <w:rFonts w:ascii="Georgia" w:hAnsi="Georgia" w:cs="SBL Hebrew" w:eastAsia="Georgia"/>
+          <w:b w:val="0"/>
+          <w:i w:val="0"/>
+          <w:color w:val="1A1A1A"/>
+          <w:sz w:val="22"/>
+        </w:rPr>
+        <w:t xml:space="preserve">) — with song, sweet melody, and tune. The </w:t>
       </w:r>
       <w:r>
         <w:rPr>
@@ -319,7 +389,27 @@
           <w:color w:val="1A1A1A"/>
           <w:sz w:val="22"/>
         </w:rPr>
-        <w:t xml:space="preserve"> departs here from his customary style and cites the underlying reason from a </w:t>
+        <w:t xml:space="preserve"> (</w:t>
+      </w:r>
+      <w:r>
+        <w:rPr>
+          <w:rFonts w:ascii="SBL Hebrew" w:hAnsi="SBL Hebrew" w:cs="SBL Hebrew" w:eastAsia="SBL Hebrew"/>
+          <w:b w:val="0"/>
+          <w:i w:val="0"/>
+          <w:color w:val="1A1A1A"/>
+          <w:sz w:val="22"/>
+        </w:rPr>
+        <w:t>מְחַבֵּר</w:t>
+      </w:r>
+      <w:r>
+        <w:rPr>
+          <w:rFonts w:ascii="Georgia" w:hAnsi="Georgia" w:cs="SBL Hebrew" w:eastAsia="Georgia"/>
+          <w:b w:val="0"/>
+          <w:i w:val="0"/>
+          <w:color w:val="1A1A1A"/>
+          <w:sz w:val="22"/>
+        </w:rPr>
+        <w:t xml:space="preserve">) departs here from his customary style and cites the underlying reason from a </w:t>
       </w:r>
       <w:r>
         <w:rPr>
@@ -339,7 +429,27 @@
           <w:color w:val="1A1A1A"/>
           <w:sz w:val="22"/>
         </w:rPr>
-        <w:t>:</w:t>
+        <w:t xml:space="preserve"> (</w:t>
+      </w:r>
+      <w:r>
+        <w:rPr>
+          <w:rFonts w:ascii="SBL Hebrew" w:hAnsi="SBL Hebrew" w:cs="SBL Hebrew" w:eastAsia="SBL Hebrew"/>
+          <w:b w:val="0"/>
+          <w:i w:val="0"/>
+          <w:color w:val="1A1A1A"/>
+          <w:sz w:val="22"/>
+        </w:rPr>
+        <w:t>מִדְרָשׁ</w:t>
+      </w:r>
+      <w:r>
+        <w:rPr>
+          <w:rFonts w:ascii="Georgia" w:hAnsi="Georgia" w:cs="SBL Hebrew" w:eastAsia="Georgia"/>
+          <w:b w:val="0"/>
+          <w:i w:val="0"/>
+          <w:color w:val="1A1A1A"/>
+          <w:sz w:val="22"/>
+        </w:rPr>
+        <w:t>):</w:t>
       </w:r>
       <w:r>
         <w:rPr>
@@ -378,7 +488,27 @@
           <w:color w:val="1A1A1A"/>
           <w:sz w:val="22"/>
         </w:rPr>
-        <w:t xml:space="preserve"> and all </w:t>
+        <w:t xml:space="preserve"> (</w:t>
+      </w:r>
+      <w:r>
+        <w:rPr>
+          <w:rFonts w:ascii="SBL Hebrew" w:hAnsi="SBL Hebrew" w:cs="SBL Hebrew" w:eastAsia="SBL Hebrew"/>
+          <w:b w:val="0"/>
+          <w:i w:val="0"/>
+          <w:color w:val="1A1A1A"/>
+          <w:sz w:val="22"/>
+        </w:rPr>
+        <w:t>תְּפִלּוֹת</w:t>
+      </w:r>
+      <w:r>
+        <w:rPr>
+          <w:rFonts w:ascii="Georgia" w:hAnsi="Georgia" w:cs="SBL Hebrew" w:eastAsia="Georgia"/>
+          <w:b w:val="0"/>
+          <w:i w:val="0"/>
+          <w:color w:val="1A1A1A"/>
+          <w:sz w:val="22"/>
+        </w:rPr>
+        <w:t xml:space="preserve">) and all </w:t>
       </w:r>
       <w:r>
         <w:rPr>
@@ -398,7 +528,27 @@
           <w:color w:val="1A1A1A"/>
           <w:sz w:val="22"/>
         </w:rPr>
-        <w:t xml:space="preserve"> will be nullified — except for the </w:t>
+        <w:t xml:space="preserve"> (</w:t>
+      </w:r>
+      <w:r>
+        <w:rPr>
+          <w:rFonts w:ascii="SBL Hebrew" w:hAnsi="SBL Hebrew" w:cs="SBL Hebrew" w:eastAsia="SBL Hebrew"/>
+          <w:b w:val="0"/>
+          <w:i w:val="0"/>
+          <w:color w:val="1A1A1A"/>
+          <w:sz w:val="22"/>
+        </w:rPr>
+        <w:t>קָרְבָּנוֹת</w:t>
+      </w:r>
+      <w:r>
+        <w:rPr>
+          <w:rFonts w:ascii="Georgia" w:hAnsi="Georgia" w:cs="SBL Hebrew" w:eastAsia="Georgia"/>
+          <w:b w:val="0"/>
+          <w:i w:val="0"/>
+          <w:color w:val="1A1A1A"/>
+          <w:sz w:val="22"/>
+        </w:rPr>
+        <w:t xml:space="preserve">) will be nullified — except for the </w:t>
       </w:r>
       <w:r>
         <w:rPr>
@@ -418,7 +568,27 @@
           <w:color w:val="1A1A1A"/>
           <w:sz w:val="22"/>
         </w:rPr>
-        <w:t>, which alone will endure.</w:t>
+        <w:t xml:space="preserve"> (</w:t>
+      </w:r>
+      <w:r>
+        <w:rPr>
+          <w:rFonts w:ascii="SBL Hebrew" w:hAnsi="SBL Hebrew" w:cs="SBL Hebrew" w:eastAsia="SBL Hebrew"/>
+          <w:b w:val="0"/>
+          <w:i w:val="0"/>
+          <w:color w:val="1A1A1A"/>
+          <w:sz w:val="22"/>
+        </w:rPr>
+        <w:t>קָרְבַּן תּוֹדָה</w:t>
+      </w:r>
+      <w:r>
+        <w:rPr>
+          <w:rFonts w:ascii="Georgia" w:hAnsi="Georgia" w:cs="SBL Hebrew" w:eastAsia="Georgia"/>
+          <w:b w:val="0"/>
+          <w:i w:val="0"/>
+          <w:color w:val="1A1A1A"/>
+          <w:sz w:val="22"/>
+        </w:rPr>
+        <w:t>), which alone will endure.</w:t>
       </w:r>
     </w:p>
     <w:p>
@@ -453,7 +623,27 @@
           <w:color w:val="1A1A1A"/>
           <w:sz w:val="22"/>
         </w:rPr>
-        <w:t xml:space="preserve"> prays daily for the return of the </w:t>
+        <w:t xml:space="preserve"> (</w:t>
+      </w:r>
+      <w:r>
+        <w:rPr>
+          <w:rFonts w:ascii="SBL Hebrew" w:hAnsi="SBL Hebrew" w:cs="SBL Hebrew" w:eastAsia="SBL Hebrew"/>
+          <w:b w:val="0"/>
+          <w:i w:val="0"/>
+          <w:color w:val="1A1A1A"/>
+          <w:sz w:val="22"/>
+        </w:rPr>
+        <w:t>כְּלַל יִשְׂרָאֵל</w:t>
+      </w:r>
+      <w:r>
+        <w:rPr>
+          <w:rFonts w:ascii="Georgia" w:hAnsi="Georgia" w:cs="SBL Hebrew" w:eastAsia="Georgia"/>
+          <w:b w:val="0"/>
+          <w:i w:val="0"/>
+          <w:color w:val="1A1A1A"/>
+          <w:sz w:val="22"/>
+        </w:rPr>
+        <w:t xml:space="preserve">) prays daily for the return of the </w:t>
       </w:r>
       <w:r>
         <w:rPr>
@@ -473,7 +663,27 @@
           <w:color w:val="1A1A1A"/>
           <w:sz w:val="22"/>
         </w:rPr>
-        <w:t xml:space="preserve"> and the restoration of the </w:t>
+        <w:t xml:space="preserve"> (</w:t>
+      </w:r>
+      <w:r>
+        <w:rPr>
+          <w:rFonts w:ascii="SBL Hebrew" w:hAnsi="SBL Hebrew" w:cs="SBL Hebrew" w:eastAsia="SBL Hebrew"/>
+          <w:b w:val="0"/>
+          <w:i w:val="0"/>
+          <w:color w:val="1A1A1A"/>
+          <w:sz w:val="22"/>
+        </w:rPr>
+        <w:t>עֲבוֹדָה</w:t>
+      </w:r>
+      <w:r>
+        <w:rPr>
+          <w:rFonts w:ascii="Georgia" w:hAnsi="Georgia" w:cs="SBL Hebrew" w:eastAsia="Georgia"/>
+          <w:b w:val="0"/>
+          <w:i w:val="0"/>
+          <w:color w:val="1A1A1A"/>
+          <w:sz w:val="22"/>
+        </w:rPr>
+        <w:t xml:space="preserve">) and the restoration of the </w:t>
       </w:r>
       <w:r>
         <w:rPr>
@@ -513,7 +723,27 @@
           <w:color w:val="1A1A1A"/>
           <w:sz w:val="22"/>
         </w:rPr>
-        <w:t xml:space="preserve"> resolve the difficulty: the </w:t>
+        <w:t xml:space="preserve"> (</w:t>
+      </w:r>
+      <w:r>
+        <w:rPr>
+          <w:rFonts w:ascii="SBL Hebrew" w:hAnsi="SBL Hebrew" w:cs="SBL Hebrew" w:eastAsia="SBL Hebrew"/>
+          <w:b w:val="0"/>
+          <w:i w:val="0"/>
+          <w:color w:val="1A1A1A"/>
+          <w:sz w:val="22"/>
+        </w:rPr>
+        <w:t>רִאשׁוֹנִים</w:t>
+      </w:r>
+      <w:r>
+        <w:rPr>
+          <w:rFonts w:ascii="Georgia" w:hAnsi="Georgia" w:cs="SBL Hebrew" w:eastAsia="Georgia"/>
+          <w:b w:val="0"/>
+          <w:i w:val="0"/>
+          <w:color w:val="1A1A1A"/>
+          <w:sz w:val="22"/>
+        </w:rPr>
+        <w:t xml:space="preserve">) resolve the difficulty: the </w:t>
       </w:r>
       <w:r>
         <w:rPr>
@@ -553,7 +783,27 @@
           <w:color w:val="1A1A1A"/>
           <w:sz w:val="22"/>
         </w:rPr>
-        <w:t xml:space="preserve"> and </w:t>
+        <w:t xml:space="preserve"> (</w:t>
+      </w:r>
+      <w:r>
+        <w:rPr>
+          <w:rFonts w:ascii="SBL Hebrew" w:hAnsi="SBL Hebrew" w:cs="SBL Hebrew" w:eastAsia="SBL Hebrew"/>
+          <w:b w:val="0"/>
+          <w:i w:val="0"/>
+          <w:color w:val="1A1A1A"/>
+          <w:sz w:val="22"/>
+        </w:rPr>
+        <w:t>חַטָּאת</w:t>
+      </w:r>
+      <w:r>
+        <w:rPr>
+          <w:rFonts w:ascii="Georgia" w:hAnsi="Georgia" w:cs="SBL Hebrew" w:eastAsia="Georgia"/>
+          <w:b w:val="0"/>
+          <w:i w:val="0"/>
+          <w:color w:val="1A1A1A"/>
+          <w:sz w:val="22"/>
+        </w:rPr>
+        <w:t xml:space="preserve">) and </w:t>
       </w:r>
       <w:r>
         <w:rPr>
@@ -573,7 +823,27 @@
           <w:color w:val="1A1A1A"/>
           <w:sz w:val="22"/>
         </w:rPr>
-        <w:t xml:space="preserve"> — the sin-offerings. In the era of </w:t>
+        <w:t xml:space="preserve"> (</w:t>
+      </w:r>
+      <w:r>
+        <w:rPr>
+          <w:rFonts w:ascii="SBL Hebrew" w:hAnsi="SBL Hebrew" w:cs="SBL Hebrew" w:eastAsia="SBL Hebrew"/>
+          <w:b w:val="0"/>
+          <w:i w:val="0"/>
+          <w:color w:val="1A1A1A"/>
+          <w:sz w:val="22"/>
+        </w:rPr>
+        <w:t>אָשָׁם</w:t>
+      </w:r>
+      <w:r>
+        <w:rPr>
+          <w:rFonts w:ascii="Georgia" w:hAnsi="Georgia" w:cs="SBL Hebrew" w:eastAsia="Georgia"/>
+          <w:b w:val="0"/>
+          <w:i w:val="0"/>
+          <w:color w:val="1A1A1A"/>
+          <w:sz w:val="22"/>
+        </w:rPr>
+        <w:t xml:space="preserve">) — the sin-offerings. In the era of </w:t>
       </w:r>
       <w:r>
         <w:rPr>
@@ -593,7 +863,27 @@
           <w:color w:val="1A1A1A"/>
           <w:sz w:val="22"/>
         </w:rPr>
-        <w:t xml:space="preserve">, when the yetzer for sin will be uprooted, the offerings that atone for sin will become unnecessary. The </w:t>
+        <w:t xml:space="preserve"> (</w:t>
+      </w:r>
+      <w:r>
+        <w:rPr>
+          <w:rFonts w:ascii="SBL Hebrew" w:hAnsi="SBL Hebrew" w:cs="SBL Hebrew" w:eastAsia="SBL Hebrew"/>
+          <w:b w:val="0"/>
+          <w:i w:val="0"/>
+          <w:color w:val="1A1A1A"/>
+          <w:sz w:val="22"/>
+        </w:rPr>
+        <w:t>מָשִׁיחַ</w:t>
+      </w:r>
+      <w:r>
+        <w:rPr>
+          <w:rFonts w:ascii="Georgia" w:hAnsi="Georgia" w:cs="SBL Hebrew" w:eastAsia="Georgia"/>
+          <w:b w:val="0"/>
+          <w:i w:val="0"/>
+          <w:color w:val="1A1A1A"/>
+          <w:sz w:val="22"/>
+        </w:rPr>
+        <w:t xml:space="preserve">), when the yetzer for sin will be uprooted, the offerings that atone for sin will become unnecessary. The </w:t>
       </w:r>
       <w:r>
         <w:rPr>
@@ -633,7 +923,27 @@
           <w:color w:val="1A1A1A"/>
           <w:sz w:val="22"/>
         </w:rPr>
-        <w:t>; and gratitude is eternal.</w:t>
+        <w:t xml:space="preserve"> (</w:t>
+      </w:r>
+      <w:r>
+        <w:rPr>
+          <w:rFonts w:ascii="SBL Hebrew" w:hAnsi="SBL Hebrew" w:cs="SBL Hebrew" w:eastAsia="SBL Hebrew"/>
+          <w:b w:val="0"/>
+          <w:i w:val="0"/>
+          <w:color w:val="1A1A1A"/>
+          <w:sz w:val="22"/>
+        </w:rPr>
+        <w:t>הַכָּרַת הַטּוֹב</w:t>
+      </w:r>
+      <w:r>
+        <w:rPr>
+          <w:rFonts w:ascii="Georgia" w:hAnsi="Georgia" w:cs="SBL Hebrew" w:eastAsia="Georgia"/>
+          <w:b w:val="0"/>
+          <w:i w:val="0"/>
+          <w:color w:val="1A1A1A"/>
+          <w:sz w:val="22"/>
+        </w:rPr>
+        <w:t>); and gratitude is eternal.</w:t>
       </w:r>
     </w:p>
     <w:p>
@@ -668,7 +978,27 @@
           <w:color w:val="1A1A1A"/>
           <w:sz w:val="22"/>
         </w:rPr>
-        <w:t xml:space="preserve">’s treatment of the messianic era in </w:t>
+        <w:t xml:space="preserve"> (</w:t>
+      </w:r>
+      <w:r>
+        <w:rPr>
+          <w:rFonts w:ascii="SBL Hebrew" w:hAnsi="SBL Hebrew" w:cs="SBL Hebrew" w:eastAsia="SBL Hebrew"/>
+          <w:b w:val="0"/>
+          <w:i w:val="0"/>
+          <w:color w:val="1A1A1A"/>
+          <w:sz w:val="22"/>
+        </w:rPr>
+        <w:t>רַמְבַּ״ם</w:t>
+      </w:r>
+      <w:r>
+        <w:rPr>
+          <w:rFonts w:ascii="Georgia" w:hAnsi="Georgia" w:cs="SBL Hebrew" w:eastAsia="Georgia"/>
+          <w:b w:val="0"/>
+          <w:i w:val="0"/>
+          <w:color w:val="1A1A1A"/>
+          <w:sz w:val="22"/>
+        </w:rPr>
+        <w:t xml:space="preserve">)’s treatment of the messianic era in </w:t>
       </w:r>
       <w:r>
         <w:rPr>
@@ -679,6 +1009,36 @@
           <w:sz w:val="22"/>
         </w:rPr>
         <w:t>Hilchos Melachim</w:t>
+      </w:r>
+      <w:r>
+        <w:rPr>
+          <w:rFonts w:ascii="Georgia" w:hAnsi="Georgia" w:cs="SBL Hebrew" w:eastAsia="Georgia"/>
+          <w:b w:val="0"/>
+          <w:i w:val="0"/>
+          <w:color w:val="1A1A1A"/>
+          <w:sz w:val="22"/>
+        </w:rPr>
+        <w:t xml:space="preserve"> (</w:t>
+      </w:r>
+      <w:r>
+        <w:rPr>
+          <w:rFonts w:ascii="SBL Hebrew" w:hAnsi="SBL Hebrew" w:cs="SBL Hebrew" w:eastAsia="SBL Hebrew"/>
+          <w:b w:val="0"/>
+          <w:i w:val="0"/>
+          <w:color w:val="1A1A1A"/>
+          <w:sz w:val="22"/>
+        </w:rPr>
+        <w:t>הִלְכוֹת מְלָכִים</w:t>
+      </w:r>
+      <w:r>
+        <w:rPr>
+          <w:rFonts w:ascii="Georgia" w:hAnsi="Georgia" w:cs="SBL Hebrew" w:eastAsia="Georgia"/>
+          <w:b w:val="0"/>
+          <w:i w:val="0"/>
+          <w:color w:val="1A1A1A"/>
+          <w:sz w:val="22"/>
+        </w:rPr>
+        <w:t>)</w:t>
       </w:r>
       <w:r>
         <w:rPr>
@@ -717,7 +1077,27 @@
           <w:color w:val="1A1A1A"/>
           <w:sz w:val="22"/>
         </w:rPr>
-        <w:t xml:space="preserve"> order in the </w:t>
+        <w:t xml:space="preserve"> (</w:t>
+      </w:r>
+      <w:r>
+        <w:rPr>
+          <w:rFonts w:ascii="SBL Hebrew" w:hAnsi="SBL Hebrew" w:cs="SBL Hebrew" w:eastAsia="SBL Hebrew"/>
+          <w:b w:val="0"/>
+          <w:i w:val="0"/>
+          <w:color w:val="1A1A1A"/>
+          <w:sz w:val="22"/>
+        </w:rPr>
+        <w:t>קָרְבָּן</w:t>
+      </w:r>
+      <w:r>
+        <w:rPr>
+          <w:rFonts w:ascii="Georgia" w:hAnsi="Georgia" w:cs="SBL Hebrew" w:eastAsia="Georgia"/>
+          <w:b w:val="0"/>
+          <w:i w:val="0"/>
+          <w:color w:val="1A1A1A"/>
+          <w:sz w:val="22"/>
+        </w:rPr>
+        <w:t xml:space="preserve">) order in the </w:t>
       </w:r>
       <w:r>
         <w:rPr>
@@ -737,7 +1117,27 @@
           <w:color w:val="1A1A1A"/>
           <w:sz w:val="22"/>
         </w:rPr>
-        <w:t xml:space="preserve">, and some </w:t>
+        <w:t xml:space="preserve"> (</w:t>
+      </w:r>
+      <w:r>
+        <w:rPr>
+          <w:rFonts w:ascii="SBL Hebrew" w:hAnsi="SBL Hebrew" w:cs="SBL Hebrew" w:eastAsia="SBL Hebrew"/>
+          <w:b w:val="0"/>
+          <w:i w:val="0"/>
+          <w:color w:val="1A1A1A"/>
+          <w:sz w:val="22"/>
+        </w:rPr>
+        <w:t>בֵּית הַמִּקְדָּשׁ</w:t>
+      </w:r>
+      <w:r>
+        <w:rPr>
+          <w:rFonts w:ascii="Georgia" w:hAnsi="Georgia" w:cs="SBL Hebrew" w:eastAsia="Georgia"/>
+          <w:b w:val="0"/>
+          <w:i w:val="0"/>
+          <w:color w:val="1A1A1A"/>
+          <w:sz w:val="22"/>
+        </w:rPr>
+        <w:t xml:space="preserve">), and some </w:t>
       </w:r>
       <w:r>
         <w:rPr>
@@ -757,7 +1157,27 @@
           <w:color w:val="1A1A1A"/>
           <w:sz w:val="22"/>
         </w:rPr>
-        <w:t xml:space="preserve"> accordingly narrow the </w:t>
+        <w:t xml:space="preserve"> (</w:t>
+      </w:r>
+      <w:r>
+        <w:rPr>
+          <w:rFonts w:ascii="SBL Hebrew" w:hAnsi="SBL Hebrew" w:cs="SBL Hebrew" w:eastAsia="SBL Hebrew"/>
+          <w:b w:val="0"/>
+          <w:i w:val="0"/>
+          <w:color w:val="1A1A1A"/>
+          <w:sz w:val="22"/>
+        </w:rPr>
+        <w:t>אַחֲרוֹנִים</w:t>
+      </w:r>
+      <w:r>
+        <w:rPr>
+          <w:rFonts w:ascii="Georgia" w:hAnsi="Georgia" w:cs="SBL Hebrew" w:eastAsia="Georgia"/>
+          <w:b w:val="0"/>
+          <w:i w:val="0"/>
+          <w:color w:val="1A1A1A"/>
+          <w:sz w:val="22"/>
+        </w:rPr>
+        <w:t xml:space="preserve">) accordingly narrow the </w:t>
       </w:r>
       <w:r>
         <w:rPr>
@@ -797,7 +1217,27 @@
           <w:color w:val="1A1A1A"/>
           <w:sz w:val="22"/>
         </w:rPr>
-        <w:t xml:space="preserve"> outlives every occasion of its offering, because the impulse it embodies is the one impulse that no future perfection removes. It is for this reason that </w:t>
+        <w:t xml:space="preserve"> (</w:t>
+      </w:r>
+      <w:r>
+        <w:rPr>
+          <w:rFonts w:ascii="SBL Hebrew" w:hAnsi="SBL Hebrew" w:cs="SBL Hebrew" w:eastAsia="SBL Hebrew"/>
+          <w:b w:val="0"/>
+          <w:i w:val="0"/>
+          <w:color w:val="1A1A1A"/>
+          <w:sz w:val="22"/>
+        </w:rPr>
+        <w:t>תּוֹדָה</w:t>
+      </w:r>
+      <w:r>
+        <w:rPr>
+          <w:rFonts w:ascii="Georgia" w:hAnsi="Georgia" w:cs="SBL Hebrew" w:eastAsia="Georgia"/>
+          <w:b w:val="0"/>
+          <w:i w:val="0"/>
+          <w:color w:val="1A1A1A"/>
+          <w:sz w:val="22"/>
+        </w:rPr>
+        <w:t xml:space="preserve">) outlives every occasion of its offering, because the impulse it embodies is the one impulse that no future perfection removes. It is for this reason that </w:t>
       </w:r>
       <w:r>
         <w:rPr>
@@ -837,7 +1277,27 @@
           <w:color w:val="1A1A1A"/>
           <w:sz w:val="22"/>
         </w:rPr>
-        <w:t xml:space="preserve"> of </w:t>
+        <w:t xml:space="preserve"> (</w:t>
+      </w:r>
+      <w:r>
+        <w:rPr>
+          <w:rFonts w:ascii="SBL Hebrew" w:hAnsi="SBL Hebrew" w:cs="SBL Hebrew" w:eastAsia="SBL Hebrew"/>
+          <w:b w:val="0"/>
+          <w:i w:val="0"/>
+          <w:color w:val="1A1A1A"/>
+          <w:sz w:val="22"/>
+        </w:rPr>
+        <w:t>מִזְמוֹרִים</w:t>
+      </w:r>
+      <w:r>
+        <w:rPr>
+          <w:rFonts w:ascii="Georgia" w:hAnsi="Georgia" w:cs="SBL Hebrew" w:eastAsia="Georgia"/>
+          <w:b w:val="0"/>
+          <w:i w:val="0"/>
+          <w:color w:val="1A1A1A"/>
+          <w:sz w:val="22"/>
+        </w:rPr>
+        <w:t xml:space="preserve">) of </w:t>
       </w:r>
       <w:r>
         <w:rPr>
@@ -857,7 +1317,27 @@
           <w:color w:val="1A1A1A"/>
           <w:sz w:val="22"/>
         </w:rPr>
-        <w:t xml:space="preserve">, receives the </w:t>
+        <w:t xml:space="preserve"> (</w:t>
+      </w:r>
+      <w:r>
+        <w:rPr>
+          <w:rFonts w:ascii="SBL Hebrew" w:hAnsi="SBL Hebrew" w:cs="SBL Hebrew" w:eastAsia="SBL Hebrew"/>
+          <w:b w:val="0"/>
+          <w:i w:val="0"/>
+          <w:color w:val="1A1A1A"/>
+          <w:sz w:val="22"/>
+        </w:rPr>
+        <w:t>פְּסוּקֵי דְּזִמְרָא</w:t>
+      </w:r>
+      <w:r>
+        <w:rPr>
+          <w:rFonts w:ascii="Georgia" w:hAnsi="Georgia" w:cs="SBL Hebrew" w:eastAsia="Georgia"/>
+          <w:b w:val="0"/>
+          <w:i w:val="0"/>
+          <w:color w:val="1A1A1A"/>
+          <w:sz w:val="22"/>
+        </w:rPr>
+        <w:t xml:space="preserve">), receives the </w:t>
       </w:r>
       <w:r>
         <w:rPr>
@@ -922,6 +1402,36 @@
       <w:r>
         <w:rPr>
           <w:rFonts w:ascii="Georgia" w:hAnsi="Georgia" w:cs="SBL Hebrew" w:eastAsia="Georgia"/>
+          <w:b w:val="0"/>
+          <w:i w:val="0"/>
+          <w:color w:val="1A1A1A"/>
+          <w:sz w:val="22"/>
+        </w:rPr>
+        <w:t xml:space="preserve"> (</w:t>
+      </w:r>
+      <w:r>
+        <w:rPr>
+          <w:rFonts w:ascii="SBL Hebrew" w:hAnsi="SBL Hebrew" w:cs="SBL Hebrew" w:eastAsia="SBL Hebrew"/>
+          <w:b w:val="0"/>
+          <w:i w:val="0"/>
+          <w:color w:val="1A1A1A"/>
+          <w:sz w:val="22"/>
+        </w:rPr>
+        <w:t>סִדּוּר רַשִׁ״י</w:t>
+      </w:r>
+      <w:r>
+        <w:rPr>
+          <w:rFonts w:ascii="Georgia" w:hAnsi="Georgia" w:cs="SBL Hebrew" w:eastAsia="Georgia"/>
+          <w:b w:val="0"/>
+          <w:i w:val="0"/>
+          <w:color w:val="1A1A1A"/>
+          <w:sz w:val="22"/>
+        </w:rPr>
+        <w:t>)</w:t>
+      </w:r>
+      <w:r>
+        <w:rPr>
+          <w:rFonts w:ascii="Georgia" w:hAnsi="Georgia" w:cs="SBL Hebrew" w:eastAsia="Georgia"/>
           <w:color w:val="B8860B"/>
           <w:sz w:val="16"/>
           <w:vertAlign w:val="superscript"/>
@@ -976,7 +1486,27 @@
           <w:color w:val="1A1A1A"/>
           <w:sz w:val="22"/>
         </w:rPr>
-        <w:t xml:space="preserve">. Not every </w:t>
+        <w:t xml:space="preserve"> (</w:t>
+      </w:r>
+      <w:r>
+        <w:rPr>
+          <w:rFonts w:ascii="SBL Hebrew" w:hAnsi="SBL Hebrew" w:cs="SBL Hebrew" w:eastAsia="SBL Hebrew"/>
+          <w:b w:val="0"/>
+          <w:i w:val="0"/>
+          <w:color w:val="1A1A1A"/>
+          <w:sz w:val="22"/>
+        </w:rPr>
+        <w:t>מֹשֶׁה רַבֵּנוּ</w:t>
+      </w:r>
+      <w:r>
+        <w:rPr>
+          <w:rFonts w:ascii="Georgia" w:hAnsi="Georgia" w:cs="SBL Hebrew" w:eastAsia="Georgia"/>
+          <w:b w:val="0"/>
+          <w:i w:val="0"/>
+          <w:color w:val="1A1A1A"/>
+          <w:sz w:val="22"/>
+        </w:rPr>
+        <w:t xml:space="preserve">). Not every </w:t>
       </w:r>
       <w:r>
         <w:rPr>
@@ -996,7 +1526,27 @@
           <w:color w:val="1A1A1A"/>
           <w:sz w:val="22"/>
         </w:rPr>
-        <w:t xml:space="preserve"> of </w:t>
+        <w:t xml:space="preserve"> (</w:t>
+      </w:r>
+      <w:r>
+        <w:rPr>
+          <w:rFonts w:ascii="SBL Hebrew" w:hAnsi="SBL Hebrew" w:cs="SBL Hebrew" w:eastAsia="SBL Hebrew"/>
+          <w:b w:val="0"/>
+          <w:i w:val="0"/>
+          <w:color w:val="1A1A1A"/>
+          <w:sz w:val="22"/>
+        </w:rPr>
+        <w:t>קַאפִּיטְל</w:t>
+      </w:r>
+      <w:r>
+        <w:rPr>
+          <w:rFonts w:ascii="Georgia" w:hAnsi="Georgia" w:cs="SBL Hebrew" w:eastAsia="Georgia"/>
+          <w:b w:val="0"/>
+          <w:i w:val="0"/>
+          <w:color w:val="1A1A1A"/>
+          <w:sz w:val="22"/>
+        </w:rPr>
+        <w:t xml:space="preserve">) of </w:t>
       </w:r>
       <w:r>
         <w:rPr>
@@ -1016,7 +1566,27 @@
           <w:color w:val="1A1A1A"/>
           <w:sz w:val="22"/>
         </w:rPr>
-        <w:t xml:space="preserve"> is of Davidic authorship; the </w:t>
+        <w:t xml:space="preserve"> (</w:t>
+      </w:r>
+      <w:r>
+        <w:rPr>
+          <w:rFonts w:ascii="SBL Hebrew" w:hAnsi="SBL Hebrew" w:cs="SBL Hebrew" w:eastAsia="SBL Hebrew"/>
+          <w:b w:val="0"/>
+          <w:i w:val="0"/>
+          <w:color w:val="1A1A1A"/>
+          <w:sz w:val="22"/>
+        </w:rPr>
+        <w:t>תְּהִלִּים</w:t>
+      </w:r>
+      <w:r>
+        <w:rPr>
+          <w:rFonts w:ascii="Georgia" w:hAnsi="Georgia" w:cs="SBL Hebrew" w:eastAsia="Georgia"/>
+          <w:b w:val="0"/>
+          <w:i w:val="0"/>
+          <w:color w:val="1A1A1A"/>
+          <w:sz w:val="22"/>
+        </w:rPr>
+        <w:t xml:space="preserve">) is of Davidic authorship; the </w:t>
       </w:r>
       <w:r>
         <w:rPr>
@@ -1036,7 +1606,27 @@
           <w:color w:val="1A1A1A"/>
           <w:sz w:val="22"/>
         </w:rPr>
-        <w:t xml:space="preserve"> in </w:t>
+        <w:t xml:space="preserve"> (</w:t>
+      </w:r>
+      <w:r>
+        <w:rPr>
+          <w:rFonts w:ascii="SBL Hebrew" w:hAnsi="SBL Hebrew" w:cs="SBL Hebrew" w:eastAsia="SBL Hebrew"/>
+          <w:b w:val="0"/>
+          <w:i w:val="0"/>
+          <w:color w:val="1A1A1A"/>
+          <w:sz w:val="22"/>
+        </w:rPr>
+        <w:t>גְּמָרָא</w:t>
+      </w:r>
+      <w:r>
+        <w:rPr>
+          <w:rFonts w:ascii="Georgia" w:hAnsi="Georgia" w:cs="SBL Hebrew" w:eastAsia="Georgia"/>
+          <w:b w:val="0"/>
+          <w:i w:val="0"/>
+          <w:color w:val="1A1A1A"/>
+          <w:sz w:val="22"/>
+        </w:rPr>
+        <w:t xml:space="preserve">) in </w:t>
       </w:r>
       <w:r>
         <w:rPr>
@@ -1056,7 +1646,47 @@
           <w:color w:val="1A1A1A"/>
           <w:sz w:val="22"/>
         </w:rPr>
-        <w:t xml:space="preserve"> lists ten elders whose compositions David HaMelech gathered and incorporated into the </w:t>
+        <w:t xml:space="preserve"> (</w:t>
+      </w:r>
+      <w:r>
+        <w:rPr>
+          <w:rFonts w:ascii="SBL Hebrew" w:hAnsi="SBL Hebrew" w:cs="SBL Hebrew" w:eastAsia="SBL Hebrew"/>
+          <w:b w:val="0"/>
+          <w:i w:val="0"/>
+          <w:color w:val="1A1A1A"/>
+          <w:sz w:val="22"/>
+        </w:rPr>
+        <w:t>בָּבָא בַּתְרָא</w:t>
+      </w:r>
+      <w:r>
+        <w:rPr>
+          <w:rFonts w:ascii="Georgia" w:hAnsi="Georgia" w:cs="SBL Hebrew" w:eastAsia="Georgia"/>
+          <w:b w:val="0"/>
+          <w:i w:val="0"/>
+          <w:color w:val="1A1A1A"/>
+          <w:sz w:val="22"/>
+        </w:rPr>
+        <w:t>) lists ten elders whose compositions David HaMelech (</w:t>
+      </w:r>
+      <w:r>
+        <w:rPr>
+          <w:rFonts w:ascii="SBL Hebrew" w:hAnsi="SBL Hebrew" w:cs="SBL Hebrew" w:eastAsia="SBL Hebrew"/>
+          <w:b w:val="0"/>
+          <w:i w:val="0"/>
+          <w:color w:val="1A1A1A"/>
+          <w:sz w:val="22"/>
+        </w:rPr>
+        <w:t>דָּוִד הַמֶּלֶךְ</w:t>
+      </w:r>
+      <w:r>
+        <w:rPr>
+          <w:rFonts w:ascii="Georgia" w:hAnsi="Georgia" w:cs="SBL Hebrew" w:eastAsia="Georgia"/>
+          <w:b w:val="0"/>
+          <w:i w:val="0"/>
+          <w:color w:val="1A1A1A"/>
+          <w:sz w:val="22"/>
+        </w:rPr>
+        <w:t xml:space="preserve">) gathered and incorporated into the </w:t>
       </w:r>
       <w:r>
         <w:rPr>
@@ -1076,7 +1706,27 @@
           <w:color w:val="1A1A1A"/>
           <w:sz w:val="22"/>
         </w:rPr>
-        <w:t xml:space="preserve">, and Moshe is among them. On </w:t>
+        <w:t xml:space="preserve"> (</w:t>
+      </w:r>
+      <w:r>
+        <w:rPr>
+          <w:rFonts w:ascii="SBL Hebrew" w:hAnsi="SBL Hebrew" w:cs="SBL Hebrew" w:eastAsia="SBL Hebrew"/>
+          <w:b w:val="0"/>
+          <w:i w:val="0"/>
+          <w:color w:val="1A1A1A"/>
+          <w:sz w:val="22"/>
+        </w:rPr>
+        <w:t>סֵפֶר</w:t>
+      </w:r>
+      <w:r>
+        <w:rPr>
+          <w:rFonts w:ascii="Georgia" w:hAnsi="Georgia" w:cs="SBL Hebrew" w:eastAsia="Georgia"/>
+          <w:b w:val="0"/>
+          <w:i w:val="0"/>
+          <w:color w:val="1A1A1A"/>
+          <w:sz w:val="22"/>
+        </w:rPr>
+        <w:t xml:space="preserve">), and Moshe is among them. On </w:t>
       </w:r>
       <w:r>
         <w:rPr>
@@ -1096,7 +1746,27 @@
           <w:color w:val="1A1A1A"/>
           <w:sz w:val="22"/>
         </w:rPr>
-        <w:t xml:space="preserve">’s reading, </w:t>
+        <w:t xml:space="preserve"> (</w:t>
+      </w:r>
+      <w:r>
+        <w:rPr>
+          <w:rFonts w:ascii="SBL Hebrew" w:hAnsi="SBL Hebrew" w:cs="SBL Hebrew" w:eastAsia="SBL Hebrew"/>
+          <w:b w:val="0"/>
+          <w:i w:val="0"/>
+          <w:color w:val="1A1A1A"/>
+          <w:sz w:val="22"/>
+        </w:rPr>
+        <w:t>רַשִׁ״י</w:t>
+      </w:r>
+      <w:r>
+        <w:rPr>
+          <w:rFonts w:ascii="Georgia" w:hAnsi="Georgia" w:cs="SBL Hebrew" w:eastAsia="Georgia"/>
+          <w:b w:val="0"/>
+          <w:i w:val="0"/>
+          <w:color w:val="1A1A1A"/>
+          <w:sz w:val="22"/>
+        </w:rPr>
+        <w:t xml:space="preserve">)’s reading, </w:t>
       </w:r>
       <w:r>
         <w:rPr>
@@ -1156,7 +1826,27 @@
           <w:color w:val="1A1A1A"/>
           <w:sz w:val="22"/>
         </w:rPr>
-        <w:t xml:space="preserve">, later set into </w:t>
+        <w:t xml:space="preserve"> (</w:t>
+      </w:r>
+      <w:r>
+        <w:rPr>
+          <w:rFonts w:ascii="SBL Hebrew" w:hAnsi="SBL Hebrew" w:cs="SBL Hebrew" w:eastAsia="SBL Hebrew"/>
+          <w:b w:val="0"/>
+          <w:i w:val="0"/>
+          <w:color w:val="1A1A1A"/>
+          <w:sz w:val="22"/>
+        </w:rPr>
+        <w:t>מִשְׁכָּן</w:t>
+      </w:r>
+      <w:r>
+        <w:rPr>
+          <w:rFonts w:ascii="Georgia" w:hAnsi="Georgia" w:cs="SBL Hebrew" w:eastAsia="Georgia"/>
+          <w:b w:val="0"/>
+          <w:i w:val="0"/>
+          <w:color w:val="1A1A1A"/>
+          <w:sz w:val="22"/>
+        </w:rPr>
+        <w:t xml:space="preserve">), later set into </w:t>
       </w:r>
       <w:r>
         <w:rPr>
@@ -1211,7 +1901,27 @@
           <w:color w:val="1A1A1A"/>
           <w:sz w:val="22"/>
         </w:rPr>
-        <w:t xml:space="preserve"> and the </w:t>
+        <w:t xml:space="preserve"> (</w:t>
+      </w:r>
+      <w:r>
+        <w:rPr>
+          <w:rFonts w:ascii="SBL Hebrew" w:hAnsi="SBL Hebrew" w:cs="SBL Hebrew" w:eastAsia="SBL Hebrew"/>
+          <w:b w:val="0"/>
+          <w:i w:val="0"/>
+          <w:color w:val="1A1A1A"/>
+          <w:sz w:val="22"/>
+        </w:rPr>
+        <w:t>אִבְּן עֶזְרָא</w:t>
+      </w:r>
+      <w:r>
+        <w:rPr>
+          <w:rFonts w:ascii="Georgia" w:hAnsi="Georgia" w:cs="SBL Hebrew" w:eastAsia="Georgia"/>
+          <w:b w:val="0"/>
+          <w:i w:val="0"/>
+          <w:color w:val="1A1A1A"/>
+          <w:sz w:val="22"/>
+        </w:rPr>
+        <w:t xml:space="preserve">) and the </w:t>
       </w:r>
       <w:r>
         <w:rPr>
@@ -1231,7 +1941,27 @@
           <w:color w:val="1A1A1A"/>
           <w:sz w:val="22"/>
         </w:rPr>
-        <w:t xml:space="preserve">, working from features internal to the </w:t>
+        <w:t xml:space="preserve"> (</w:t>
+      </w:r>
+      <w:r>
+        <w:rPr>
+          <w:rFonts w:ascii="SBL Hebrew" w:hAnsi="SBL Hebrew" w:cs="SBL Hebrew" w:eastAsia="SBL Hebrew"/>
+          <w:b w:val="0"/>
+          <w:i w:val="0"/>
+          <w:color w:val="1A1A1A"/>
+          <w:sz w:val="22"/>
+        </w:rPr>
+        <w:t>רָדָ״ק</w:t>
+      </w:r>
+      <w:r>
+        <w:rPr>
+          <w:rFonts w:ascii="Georgia" w:hAnsi="Georgia" w:cs="SBL Hebrew" w:eastAsia="Georgia"/>
+          <w:b w:val="0"/>
+          <w:i w:val="0"/>
+          <w:color w:val="1A1A1A"/>
+          <w:sz w:val="22"/>
+        </w:rPr>
+        <w:t xml:space="preserve">), working from features internal to the </w:t>
       </w:r>
       <w:r>
         <w:rPr>
@@ -1251,7 +1981,27 @@
           <w:color w:val="1A1A1A"/>
           <w:sz w:val="22"/>
         </w:rPr>
-        <w:t xml:space="preserve">, tend to read </w:t>
+        <w:t xml:space="preserve"> (</w:t>
+      </w:r>
+      <w:r>
+        <w:rPr>
+          <w:rFonts w:ascii="SBL Hebrew" w:hAnsi="SBL Hebrew" w:cs="SBL Hebrew" w:eastAsia="SBL Hebrew"/>
+          <w:b w:val="0"/>
+          <w:i w:val="0"/>
+          <w:color w:val="1A1A1A"/>
+          <w:sz w:val="22"/>
+        </w:rPr>
+        <w:t>מִזְמוֹר</w:t>
+      </w:r>
+      <w:r>
+        <w:rPr>
+          <w:rFonts w:ascii="Georgia" w:hAnsi="Georgia" w:cs="SBL Hebrew" w:eastAsia="Georgia"/>
+          <w:b w:val="0"/>
+          <w:i w:val="0"/>
+          <w:color w:val="1A1A1A"/>
+          <w:sz w:val="22"/>
+        </w:rPr>
+        <w:t xml:space="preserve">), tend to read </w:t>
       </w:r>
       <w:r>
         <w:rPr>
@@ -1311,7 +2061,27 @@
           <w:color w:val="1A1A1A"/>
           <w:sz w:val="22"/>
         </w:rPr>
-        <w:t xml:space="preserve"> and in anticipation of the </w:t>
+        <w:t xml:space="preserve"> (</w:t>
+      </w:r>
+      <w:r>
+        <w:rPr>
+          <w:rFonts w:ascii="SBL Hebrew" w:hAnsi="SBL Hebrew" w:cs="SBL Hebrew" w:eastAsia="SBL Hebrew"/>
+          <w:b w:val="0"/>
+          <w:i w:val="0"/>
+          <w:color w:val="1A1A1A"/>
+          <w:sz w:val="22"/>
+        </w:rPr>
+        <w:t>מִשְׁכַּן דָּוִד</w:t>
+      </w:r>
+      <w:r>
+        <w:rPr>
+          <w:rFonts w:ascii="Georgia" w:hAnsi="Georgia" w:cs="SBL Hebrew" w:eastAsia="Georgia"/>
+          <w:b w:val="0"/>
+          <w:i w:val="0"/>
+          <w:color w:val="1A1A1A"/>
+          <w:sz w:val="22"/>
+        </w:rPr>
+        <w:t xml:space="preserve">) and in anticipation of the </w:t>
       </w:r>
       <w:r>
         <w:rPr>
@@ -1371,7 +2141,27 @@
           <w:color w:val="1A1A1A"/>
           <w:sz w:val="22"/>
         </w:rPr>
-        <w:t xml:space="preserve">, and that one who accepts the Mosaic attribution should recognize that the </w:t>
+        <w:t xml:space="preserve"> (</w:t>
+      </w:r>
+      <w:r>
+        <w:rPr>
+          <w:rFonts w:ascii="SBL Hebrew" w:hAnsi="SBL Hebrew" w:cs="SBL Hebrew" w:eastAsia="SBL Hebrew"/>
+          <w:b w:val="0"/>
+          <w:i w:val="0"/>
+          <w:color w:val="1A1A1A"/>
+          <w:sz w:val="22"/>
+        </w:rPr>
+        <w:t>מַחֲלוֹקֶת</w:t>
+      </w:r>
+      <w:r>
+        <w:rPr>
+          <w:rFonts w:ascii="Georgia" w:hAnsi="Georgia" w:cs="SBL Hebrew" w:eastAsia="Georgia"/>
+          <w:b w:val="0"/>
+          <w:i w:val="0"/>
+          <w:color w:val="1A1A1A"/>
+          <w:sz w:val="22"/>
+        </w:rPr>
+        <w:t xml:space="preserve">), and that one who accepts the Mosaic attribution should recognize that the </w:t>
       </w:r>
       <w:r>
         <w:rPr>
@@ -1411,7 +2201,27 @@
           <w:color w:val="1A1A1A"/>
           <w:sz w:val="22"/>
         </w:rPr>
-        <w:t>.</w:t>
+        <w:t xml:space="preserve"> (</w:t>
+      </w:r>
+      <w:r>
+        <w:rPr>
+          <w:rFonts w:ascii="SBL Hebrew" w:hAnsi="SBL Hebrew" w:cs="SBL Hebrew" w:eastAsia="SBL Hebrew"/>
+          <w:b w:val="0"/>
+          <w:i w:val="0"/>
+          <w:color w:val="1A1A1A"/>
+          <w:sz w:val="22"/>
+        </w:rPr>
+        <w:t>מַלְכוּת בֵּית דָּוִד</w:t>
+      </w:r>
+      <w:r>
+        <w:rPr>
+          <w:rFonts w:ascii="Georgia" w:hAnsi="Georgia" w:cs="SBL Hebrew" w:eastAsia="Georgia"/>
+          <w:b w:val="0"/>
+          <w:i w:val="0"/>
+          <w:color w:val="1A1A1A"/>
+          <w:sz w:val="22"/>
+        </w:rPr>
+        <w:t>).</w:t>
       </w:r>
     </w:p>
     <w:p>
@@ -1461,7 +2271,27 @@
           <w:color w:val="1A1A1A"/>
           <w:sz w:val="22"/>
         </w:rPr>
-        <w:t xml:space="preserve">, the recitation of </w:t>
+        <w:t xml:space="preserve"> (</w:t>
+      </w:r>
+      <w:r>
+        <w:rPr>
+          <w:rFonts w:ascii="SBL Hebrew" w:hAnsi="SBL Hebrew" w:cs="SBL Hebrew" w:eastAsia="SBL Hebrew"/>
+          <w:b w:val="0"/>
+          <w:i w:val="0"/>
+          <w:color w:val="1A1A1A"/>
+          <w:sz w:val="22"/>
+        </w:rPr>
+        <w:t>נֻסַּח אַשְׁכְּנַז</w:t>
+      </w:r>
+      <w:r>
+        <w:rPr>
+          <w:rFonts w:ascii="Georgia" w:hAnsi="Georgia" w:cs="SBL Hebrew" w:eastAsia="Georgia"/>
+          <w:b w:val="0"/>
+          <w:i w:val="0"/>
+          <w:color w:val="1A1A1A"/>
+          <w:sz w:val="22"/>
+        </w:rPr>
+        <w:t xml:space="preserve">), the recitation of </w:t>
       </w:r>
       <w:r>
         <w:rPr>
@@ -1481,7 +2311,27 @@
           <w:color w:val="1A1A1A"/>
           <w:sz w:val="22"/>
         </w:rPr>
-        <w:t xml:space="preserve"> concludes with the personal declaration </w:t>
+        <w:t xml:space="preserve"> (</w:t>
+      </w:r>
+      <w:r>
+        <w:rPr>
+          <w:rFonts w:ascii="SBL Hebrew" w:hAnsi="SBL Hebrew" w:cs="SBL Hebrew" w:eastAsia="SBL Hebrew"/>
+          <w:b w:val="0"/>
+          <w:i w:val="0"/>
+          <w:color w:val="1A1A1A"/>
+          <w:sz w:val="22"/>
+        </w:rPr>
+        <w:t>הוֹדוּ</w:t>
+      </w:r>
+      <w:r>
+        <w:rPr>
+          <w:rFonts w:ascii="Georgia" w:hAnsi="Georgia" w:cs="SBL Hebrew" w:eastAsia="Georgia"/>
+          <w:b w:val="0"/>
+          <w:i w:val="0"/>
+          <w:color w:val="1A1A1A"/>
+          <w:sz w:val="22"/>
+        </w:rPr>
+        <w:t xml:space="preserve">) concludes with the personal declaration </w:t>
       </w:r>
       <w:r>
         <w:rPr>
@@ -1501,7 +2351,27 @@
           <w:color w:val="1A1A1A"/>
           <w:sz w:val="22"/>
         </w:rPr>
-        <w:t xml:space="preserve"> and passes directly into </w:t>
+        <w:t xml:space="preserve"> (</w:t>
+      </w:r>
+      <w:r>
+        <w:rPr>
+          <w:rFonts w:ascii="SBL Hebrew" w:hAnsi="SBL Hebrew" w:cs="SBL Hebrew" w:eastAsia="SBL Hebrew"/>
+          <w:b w:val="0"/>
+          <w:i w:val="0"/>
+          <w:color w:val="1A1A1A"/>
+          <w:sz w:val="22"/>
+        </w:rPr>
+        <w:t>אָשִׁירָה לַה׳ כִּי גָמַל עָלָי</w:t>
+      </w:r>
+      <w:r>
+        <w:rPr>
+          <w:rFonts w:ascii="Georgia" w:hAnsi="Georgia" w:cs="SBL Hebrew" w:eastAsia="Georgia"/>
+          <w:b w:val="0"/>
+          <w:i w:val="0"/>
+          <w:color w:val="1A1A1A"/>
+          <w:sz w:val="22"/>
+        </w:rPr>
+        <w:t xml:space="preserve">) and passes directly into </w:t>
       </w:r>
       <w:r>
         <w:rPr>
@@ -1541,7 +2411,27 @@
           <w:color w:val="1A1A1A"/>
           <w:sz w:val="22"/>
         </w:rPr>
-        <w:t xml:space="preserve"> and </w:t>
+        <w:t xml:space="preserve"> (</w:t>
+      </w:r>
+      <w:r>
+        <w:rPr>
+          <w:rFonts w:ascii="SBL Hebrew" w:hAnsi="SBL Hebrew" w:cs="SBL Hebrew" w:eastAsia="SBL Hebrew"/>
+          <w:b w:val="0"/>
+          <w:i w:val="0"/>
+          <w:color w:val="1A1A1A"/>
+          <w:sz w:val="22"/>
+        </w:rPr>
+        <w:t>נֻסַּח סְפָרַד</w:t>
+      </w:r>
+      <w:r>
+        <w:rPr>
+          <w:rFonts w:ascii="Georgia" w:hAnsi="Georgia" w:cs="SBL Hebrew" w:eastAsia="Georgia"/>
+          <w:b w:val="0"/>
+          <w:i w:val="0"/>
+          <w:color w:val="1A1A1A"/>
+          <w:sz w:val="22"/>
+        </w:rPr>
+        <w:t xml:space="preserve">) and </w:t>
       </w:r>
       <w:r>
         <w:rPr>
@@ -1561,7 +2451,27 @@
           <w:color w:val="1A1A1A"/>
           <w:sz w:val="22"/>
         </w:rPr>
-        <w:t xml:space="preserve">, the surrounding order differs, but the internal logic remains: </w:t>
+        <w:t xml:space="preserve"> (</w:t>
+      </w:r>
+      <w:r>
+        <w:rPr>
+          <w:rFonts w:ascii="SBL Hebrew" w:hAnsi="SBL Hebrew" w:cs="SBL Hebrew" w:eastAsia="SBL Hebrew"/>
+          <w:b w:val="0"/>
+          <w:i w:val="0"/>
+          <w:color w:val="1A1A1A"/>
+          <w:sz w:val="22"/>
+        </w:rPr>
+        <w:t>נֻסַּח אֲרִ״י</w:t>
+      </w:r>
+      <w:r>
+        <w:rPr>
+          <w:rFonts w:ascii="Georgia" w:hAnsi="Georgia" w:cs="SBL Hebrew" w:eastAsia="Georgia"/>
+          <w:b w:val="0"/>
+          <w:i w:val="0"/>
+          <w:color w:val="1A1A1A"/>
+          <w:sz w:val="22"/>
+        </w:rPr>
+        <w:t xml:space="preserve">), the surrounding order differs, but the internal logic remains: </w:t>
       </w:r>
       <w:r>
         <w:rPr>
@@ -1651,7 +2561,27 @@
           <w:color w:val="1A1A1A"/>
           <w:sz w:val="22"/>
         </w:rPr>
-        <w:t xml:space="preserve">, a </w:t>
+        <w:t xml:space="preserve"> (</w:t>
+      </w:r>
+      <w:r>
+        <w:rPr>
+          <w:rFonts w:ascii="SBL Hebrew" w:hAnsi="SBL Hebrew" w:cs="SBL Hebrew" w:eastAsia="SBL Hebrew"/>
+          <w:b w:val="0"/>
+          <w:i w:val="0"/>
+          <w:color w:val="1A1A1A"/>
+          <w:sz w:val="22"/>
+        </w:rPr>
+        <w:t>סִדּוּרִים</w:t>
+      </w:r>
+      <w:r>
+        <w:rPr>
+          <w:rFonts w:ascii="Georgia" w:hAnsi="Georgia" w:cs="SBL Hebrew" w:eastAsia="Georgia"/>
+          <w:b w:val="0"/>
+          <w:i w:val="0"/>
+          <w:color w:val="1A1A1A"/>
+          <w:sz w:val="22"/>
+        </w:rPr>
+        <w:t xml:space="preserve">), a </w:t>
       </w:r>
       <w:r>
         <w:rPr>
@@ -1711,7 +2641,27 @@
           <w:color w:val="1A1A1A"/>
           <w:sz w:val="22"/>
         </w:rPr>
-        <w:t xml:space="preserve"> to stand, with the qualification that local custom governs. In practical terms, those who follow </w:t>
+        <w:t xml:space="preserve"> (</w:t>
+      </w:r>
+      <w:r>
+        <w:rPr>
+          <w:rFonts w:ascii="SBL Hebrew" w:hAnsi="SBL Hebrew" w:cs="SBL Hebrew" w:eastAsia="SBL Hebrew"/>
+          <w:b w:val="0"/>
+          <w:i w:val="0"/>
+          <w:color w:val="1A1A1A"/>
+          <w:sz w:val="22"/>
+        </w:rPr>
+        <w:t>מִנְהַג הָעוֹלָם</w:t>
+      </w:r>
+      <w:r>
+        <w:rPr>
+          <w:rFonts w:ascii="Georgia" w:hAnsi="Georgia" w:cs="SBL Hebrew" w:eastAsia="Georgia"/>
+          <w:b w:val="0"/>
+          <w:i w:val="0"/>
+          <w:color w:val="1A1A1A"/>
+          <w:sz w:val="22"/>
+        </w:rPr>
+        <w:t xml:space="preserve">) to stand, with the qualification that local custom governs. In practical terms, those who follow </w:t>
       </w:r>
       <w:r>
         <w:rPr>
@@ -1751,7 +2701,27 @@
           <w:color w:val="1A1A1A"/>
           <w:sz w:val="22"/>
         </w:rPr>
-        <w:t xml:space="preserve"> typically remain standing through </w:t>
+        <w:t xml:space="preserve"> (</w:t>
+      </w:r>
+      <w:r>
+        <w:rPr>
+          <w:rFonts w:ascii="SBL Hebrew" w:hAnsi="SBL Hebrew" w:cs="SBL Hebrew" w:eastAsia="SBL Hebrew"/>
+          <w:b w:val="0"/>
+          <w:i w:val="0"/>
+          <w:color w:val="1A1A1A"/>
+          <w:sz w:val="22"/>
+        </w:rPr>
+        <w:t>בָּרוּךְ שֶׁאָמַר</w:t>
+      </w:r>
+      <w:r>
+        <w:rPr>
+          <w:rFonts w:ascii="Georgia" w:hAnsi="Georgia" w:cs="SBL Hebrew" w:eastAsia="Georgia"/>
+          <w:b w:val="0"/>
+          <w:i w:val="0"/>
+          <w:color w:val="1A1A1A"/>
+          <w:sz w:val="22"/>
+        </w:rPr>
+        <w:t xml:space="preserve">) typically remain standing through </w:t>
       </w:r>
       <w:r>
         <w:rPr>
@@ -1811,7 +2781,27 @@
           <w:color w:val="1A1A1A"/>
           <w:sz w:val="22"/>
         </w:rPr>
-        <w:t>.</w:t>
+        <w:t xml:space="preserve"> (</w:t>
+      </w:r>
+      <w:r>
+        <w:rPr>
+          <w:rFonts w:ascii="SBL Hebrew" w:hAnsi="SBL Hebrew" w:cs="SBL Hebrew" w:eastAsia="SBL Hebrew"/>
+          <w:b w:val="0"/>
+          <w:i w:val="0"/>
+          <w:color w:val="1A1A1A"/>
+          <w:sz w:val="22"/>
+        </w:rPr>
+        <w:t>מִנְהָג</w:t>
+      </w:r>
+      <w:r>
+        <w:rPr>
+          <w:rFonts w:ascii="Georgia" w:hAnsi="Georgia" w:cs="SBL Hebrew" w:eastAsia="Georgia"/>
+          <w:b w:val="0"/>
+          <w:i w:val="0"/>
+          <w:color w:val="1A1A1A"/>
+          <w:sz w:val="22"/>
+        </w:rPr>
+        <w:t>).</w:t>
       </w:r>
     </w:p>
     <w:p>
@@ -1880,7 +2870,27 @@
           <w:color w:val="1A1A1A"/>
           <w:sz w:val="22"/>
         </w:rPr>
-        <w:t xml:space="preserve">, when one reaches </w:t>
+        <w:t xml:space="preserve"> (</w:t>
+      </w:r>
+      <w:r>
+        <w:rPr>
+          <w:rFonts w:ascii="SBL Hebrew" w:hAnsi="SBL Hebrew" w:cs="SBL Hebrew" w:eastAsia="SBL Hebrew"/>
+          <w:b w:val="0"/>
+          <w:i w:val="0"/>
+          <w:color w:val="1A1A1A"/>
+          <w:sz w:val="22"/>
+        </w:rPr>
+        <w:t>כְּלַל יִשְׂרָאֵל</w:t>
+      </w:r>
+      <w:r>
+        <w:rPr>
+          <w:rFonts w:ascii="Georgia" w:hAnsi="Georgia" w:cs="SBL Hebrew" w:eastAsia="Georgia"/>
+          <w:b w:val="0"/>
+          <w:i w:val="0"/>
+          <w:color w:val="1A1A1A"/>
+          <w:sz w:val="22"/>
+        </w:rPr>
+        <w:t xml:space="preserve">), when one reaches </w:t>
       </w:r>
       <w:r>
         <w:rPr>
@@ -1900,7 +2910,27 @@
           <w:color w:val="1A1A1A"/>
           <w:sz w:val="22"/>
         </w:rPr>
-        <w:t xml:space="preserve">, one takes the two front </w:t>
+        <w:t xml:space="preserve"> (</w:t>
+      </w:r>
+      <w:r>
+        <w:rPr>
+          <w:rFonts w:ascii="SBL Hebrew" w:hAnsi="SBL Hebrew" w:cs="SBL Hebrew" w:eastAsia="SBL Hebrew"/>
+          <w:b w:val="0"/>
+          <w:i w:val="0"/>
+          <w:color w:val="1A1A1A"/>
+          <w:sz w:val="22"/>
+        </w:rPr>
+        <w:t>בָּרוּךְ שֶׁאָמַר</w:t>
+      </w:r>
+      <w:r>
+        <w:rPr>
+          <w:rFonts w:ascii="Georgia" w:hAnsi="Georgia" w:cs="SBL Hebrew" w:eastAsia="Georgia"/>
+          <w:b w:val="0"/>
+          <w:i w:val="0"/>
+          <w:color w:val="1A1A1A"/>
+          <w:sz w:val="22"/>
+        </w:rPr>
+        <w:t xml:space="preserve">), one takes the two front </w:t>
       </w:r>
       <w:r>
         <w:rPr>
@@ -1920,7 +2950,27 @@
           <w:color w:val="1A1A1A"/>
           <w:sz w:val="22"/>
         </w:rPr>
-        <w:t xml:space="preserve"> of the </w:t>
+        <w:t xml:space="preserve"> (</w:t>
+      </w:r>
+      <w:r>
+        <w:rPr>
+          <w:rFonts w:ascii="SBL Hebrew" w:hAnsi="SBL Hebrew" w:cs="SBL Hebrew" w:eastAsia="SBL Hebrew"/>
+          <w:b w:val="0"/>
+          <w:i w:val="0"/>
+          <w:color w:val="1A1A1A"/>
+          <w:sz w:val="22"/>
+        </w:rPr>
+        <w:t>צִיצִית</w:t>
+      </w:r>
+      <w:r>
+        <w:rPr>
+          <w:rFonts w:ascii="Georgia" w:hAnsi="Georgia" w:cs="SBL Hebrew" w:eastAsia="Georgia"/>
+          <w:b w:val="0"/>
+          <w:i w:val="0"/>
+          <w:color w:val="1A1A1A"/>
+          <w:sz w:val="22"/>
+        </w:rPr>
+        <w:t xml:space="preserve">) of the </w:t>
       </w:r>
       <w:r>
         <w:rPr>
@@ -1940,7 +2990,27 @@
           <w:color w:val="1A1A1A"/>
           <w:sz w:val="22"/>
         </w:rPr>
-        <w:t xml:space="preserve"> in hand, holds them through the </w:t>
+        <w:t xml:space="preserve"> (</w:t>
+      </w:r>
+      <w:r>
+        <w:rPr>
+          <w:rFonts w:ascii="SBL Hebrew" w:hAnsi="SBL Hebrew" w:cs="SBL Hebrew" w:eastAsia="SBL Hebrew"/>
+          <w:b w:val="0"/>
+          <w:i w:val="0"/>
+          <w:color w:val="1A1A1A"/>
+          <w:sz w:val="22"/>
+        </w:rPr>
+        <w:t>טַלִּית גָּדוֹל</w:t>
+      </w:r>
+      <w:r>
+        <w:rPr>
+          <w:rFonts w:ascii="Georgia" w:hAnsi="Georgia" w:cs="SBL Hebrew" w:eastAsia="Georgia"/>
+          <w:b w:val="0"/>
+          <w:i w:val="0"/>
+          <w:color w:val="1A1A1A"/>
+          <w:sz w:val="22"/>
+        </w:rPr>
+        <w:t xml:space="preserve">) in hand, holds them through the </w:t>
       </w:r>
       <w:r>
         <w:rPr>
@@ -1960,7 +3030,27 @@
           <w:color w:val="1A1A1A"/>
           <w:sz w:val="22"/>
         </w:rPr>
-        <w:t xml:space="preserve">, kisses them at </w:t>
+        <w:t xml:space="preserve"> (</w:t>
+      </w:r>
+      <w:r>
+        <w:rPr>
+          <w:rFonts w:ascii="SBL Hebrew" w:hAnsi="SBL Hebrew" w:cs="SBL Hebrew" w:eastAsia="SBL Hebrew"/>
+          <w:b w:val="0"/>
+          <w:i w:val="0"/>
+          <w:color w:val="1A1A1A"/>
+          <w:sz w:val="22"/>
+        </w:rPr>
+        <w:t>בְּרָכָה</w:t>
+      </w:r>
+      <w:r>
+        <w:rPr>
+          <w:rFonts w:ascii="Georgia" w:hAnsi="Georgia" w:cs="SBL Hebrew" w:eastAsia="Georgia"/>
+          <w:b w:val="0"/>
+          <w:i w:val="0"/>
+          <w:color w:val="1A1A1A"/>
+          <w:sz w:val="22"/>
+        </w:rPr>
+        <w:t xml:space="preserve">), kisses them at </w:t>
       </w:r>
       <w:r>
         <w:rPr>
@@ -1980,7 +3070,27 @@
           <w:color w:val="1A1A1A"/>
           <w:sz w:val="22"/>
         </w:rPr>
-        <w:t xml:space="preserve"> and lays them down; at </w:t>
+        <w:t xml:space="preserve"> (</w:t>
+      </w:r>
+      <w:r>
+        <w:rPr>
+          <w:rFonts w:ascii="SBL Hebrew" w:hAnsi="SBL Hebrew" w:cs="SBL Hebrew" w:eastAsia="SBL Hebrew"/>
+          <w:b w:val="0"/>
+          <w:i w:val="0"/>
+          <w:color w:val="1A1A1A"/>
+          <w:sz w:val="22"/>
+        </w:rPr>
+        <w:t>מַלְכוּת וּמֶמְשָׁלָה</w:t>
+      </w:r>
+      <w:r>
+        <w:rPr>
+          <w:rFonts w:ascii="Georgia" w:hAnsi="Georgia" w:cs="SBL Hebrew" w:eastAsia="Georgia"/>
+          <w:b w:val="0"/>
+          <w:i w:val="0"/>
+          <w:color w:val="1A1A1A"/>
+          <w:sz w:val="22"/>
+        </w:rPr>
+        <w:t xml:space="preserve">) and lays them down; at </w:t>
       </w:r>
       <w:r>
         <w:rPr>
@@ -2000,7 +3110,27 @@
           <w:color w:val="1A1A1A"/>
           <w:sz w:val="22"/>
         </w:rPr>
-        <w:t xml:space="preserve">, one gathers all four. The </w:t>
+        <w:t xml:space="preserve"> (</w:t>
+      </w:r>
+      <w:r>
+        <w:rPr>
+          <w:rFonts w:ascii="SBL Hebrew" w:hAnsi="SBL Hebrew" w:cs="SBL Hebrew" w:eastAsia="SBL Hebrew"/>
+          <w:b w:val="0"/>
+          <w:i w:val="0"/>
+          <w:color w:val="1A1A1A"/>
+          <w:sz w:val="22"/>
+        </w:rPr>
+        <w:t>קְרִיאַת שְׁמַע</w:t>
+      </w:r>
+      <w:r>
+        <w:rPr>
+          <w:rFonts w:ascii="Georgia" w:hAnsi="Georgia" w:cs="SBL Hebrew" w:eastAsia="Georgia"/>
+          <w:b w:val="0"/>
+          <w:i w:val="0"/>
+          <w:color w:val="1A1A1A"/>
+          <w:sz w:val="22"/>
+        </w:rPr>
+        <w:t xml:space="preserve">), one gathers all four. The </w:t>
       </w:r>
       <w:r>
         <w:rPr>
@@ -2020,7 +3150,27 @@
           <w:color w:val="1A1A1A"/>
           <w:sz w:val="22"/>
         </w:rPr>
-        <w:t xml:space="preserve"> is learned in childhood and observed for a lifetime, usually without any account of its rationale ever being given.</w:t>
+        <w:t xml:space="preserve"> (</w:t>
+      </w:r>
+      <w:r>
+        <w:rPr>
+          <w:rFonts w:ascii="SBL Hebrew" w:hAnsi="SBL Hebrew" w:cs="SBL Hebrew" w:eastAsia="SBL Hebrew"/>
+          <w:b w:val="0"/>
+          <w:i w:val="0"/>
+          <w:color w:val="1A1A1A"/>
+          <w:sz w:val="22"/>
+        </w:rPr>
+        <w:t>מִנְהָג</w:t>
+      </w:r>
+      <w:r>
+        <w:rPr>
+          <w:rFonts w:ascii="Georgia" w:hAnsi="Georgia" w:cs="SBL Hebrew" w:eastAsia="Georgia"/>
+          <w:b w:val="0"/>
+          <w:i w:val="0"/>
+          <w:color w:val="1A1A1A"/>
+          <w:sz w:val="22"/>
+        </w:rPr>
+        <w:t>) is learned in childhood and observed for a lifetime, usually without any account of its rationale ever being given.</w:t>
       </w:r>
     </w:p>
     <w:p>
@@ -2065,6 +3215,36 @@
       <w:r>
         <w:rPr>
           <w:rFonts w:ascii="Georgia" w:hAnsi="Georgia" w:cs="SBL Hebrew" w:eastAsia="Georgia"/>
+          <w:b w:val="0"/>
+          <w:i w:val="0"/>
+          <w:color w:val="1A1A1A"/>
+          <w:sz w:val="22"/>
+        </w:rPr>
+        <w:t xml:space="preserve"> (</w:t>
+      </w:r>
+      <w:r>
+        <w:rPr>
+          <w:rFonts w:ascii="SBL Hebrew" w:hAnsi="SBL Hebrew" w:cs="SBL Hebrew" w:eastAsia="SBL Hebrew"/>
+          <w:b w:val="0"/>
+          <w:i w:val="0"/>
+          <w:color w:val="1A1A1A"/>
+          <w:sz w:val="22"/>
+        </w:rPr>
+        <w:t>מָגֵן אַבְרָהָם</w:t>
+      </w:r>
+      <w:r>
+        <w:rPr>
+          <w:rFonts w:ascii="Georgia" w:hAnsi="Georgia" w:cs="SBL Hebrew" w:eastAsia="Georgia"/>
+          <w:b w:val="0"/>
+          <w:i w:val="0"/>
+          <w:color w:val="1A1A1A"/>
+          <w:sz w:val="22"/>
+        </w:rPr>
+        <w:t>)</w:t>
+      </w:r>
+      <w:r>
+        <w:rPr>
+          <w:rFonts w:ascii="Georgia" w:hAnsi="Georgia" w:cs="SBL Hebrew" w:eastAsia="Georgia"/>
           <w:color w:val="B8860B"/>
           <w:sz w:val="16"/>
           <w:vertAlign w:val="superscript"/>
@@ -2119,7 +3299,27 @@
           <w:color w:val="1A1A1A"/>
           <w:sz w:val="22"/>
         </w:rPr>
-        <w:t xml:space="preserve"> — the term by which the </w:t>
+        <w:t xml:space="preserve"> (</w:t>
+      </w:r>
+      <w:r>
+        <w:rPr>
+          <w:rFonts w:ascii="SBL Hebrew" w:hAnsi="SBL Hebrew" w:cs="SBL Hebrew" w:eastAsia="SBL Hebrew"/>
+          <w:b w:val="0"/>
+          <w:i w:val="0"/>
+          <w:color w:val="1A1A1A"/>
+          <w:sz w:val="22"/>
+        </w:rPr>
+        <w:t>הַכְּתָבִים</w:t>
+      </w:r>
+      <w:r>
+        <w:rPr>
+          <w:rFonts w:ascii="Georgia" w:hAnsi="Georgia" w:cs="SBL Hebrew" w:eastAsia="Georgia"/>
+          <w:b w:val="0"/>
+          <w:i w:val="0"/>
+          <w:color w:val="1A1A1A"/>
+          <w:sz w:val="22"/>
+        </w:rPr>
+        <w:t xml:space="preserve">) — the term by which the </w:t>
       </w:r>
       <w:r>
         <w:rPr>
@@ -2139,7 +3339,27 @@
           <w:color w:val="1A1A1A"/>
           <w:sz w:val="22"/>
         </w:rPr>
-        <w:t xml:space="preserve"> customarily refer, when unattributed, to the </w:t>
+        <w:t xml:space="preserve"> (</w:t>
+      </w:r>
+      <w:r>
+        <w:rPr>
+          <w:rFonts w:ascii="SBL Hebrew" w:hAnsi="SBL Hebrew" w:cs="SBL Hebrew" w:eastAsia="SBL Hebrew"/>
+          <w:b w:val="0"/>
+          <w:i w:val="0"/>
+          <w:color w:val="1A1A1A"/>
+          <w:sz w:val="22"/>
+        </w:rPr>
+        <w:t>אַחֲרוֹנִים</w:t>
+      </w:r>
+      <w:r>
+        <w:rPr>
+          <w:rFonts w:ascii="Georgia" w:hAnsi="Georgia" w:cs="SBL Hebrew" w:eastAsia="Georgia"/>
+          <w:b w:val="0"/>
+          <w:i w:val="0"/>
+          <w:color w:val="1A1A1A"/>
+          <w:sz w:val="22"/>
+        </w:rPr>
+        <w:t xml:space="preserve">) customarily refer, when unattributed, to the </w:t>
       </w:r>
       <w:r>
         <w:rPr>
@@ -2159,7 +3379,47 @@
           <w:color w:val="1A1A1A"/>
           <w:sz w:val="22"/>
         </w:rPr>
-        <w:t xml:space="preserve"> as transmitted by Rav Chaim Vital.</w:t>
+        <w:t xml:space="preserve"> (</w:t>
+      </w:r>
+      <w:r>
+        <w:rPr>
+          <w:rFonts w:ascii="SBL Hebrew" w:hAnsi="SBL Hebrew" w:cs="SBL Hebrew" w:eastAsia="SBL Hebrew"/>
+          <w:b w:val="0"/>
+          <w:i w:val="0"/>
+          <w:color w:val="1A1A1A"/>
+          <w:sz w:val="22"/>
+        </w:rPr>
+        <w:t>כִּתְבֵי הָאֲרִ״י זַ״ל</w:t>
+      </w:r>
+      <w:r>
+        <w:rPr>
+          <w:rFonts w:ascii="Georgia" w:hAnsi="Georgia" w:cs="SBL Hebrew" w:eastAsia="Georgia"/>
+          <w:b w:val="0"/>
+          <w:i w:val="0"/>
+          <w:color w:val="1A1A1A"/>
+          <w:sz w:val="22"/>
+        </w:rPr>
+        <w:t>) as transmitted by Rav Chaim Vital (</w:t>
+      </w:r>
+      <w:r>
+        <w:rPr>
+          <w:rFonts w:ascii="SBL Hebrew" w:hAnsi="SBL Hebrew" w:cs="SBL Hebrew" w:eastAsia="SBL Hebrew"/>
+          <w:b w:val="0"/>
+          <w:i w:val="0"/>
+          <w:color w:val="1A1A1A"/>
+          <w:sz w:val="22"/>
+        </w:rPr>
+        <w:t>רַב חַיִּים וִיטַאל</w:t>
+      </w:r>
+      <w:r>
+        <w:rPr>
+          <w:rFonts w:ascii="Georgia" w:hAnsi="Georgia" w:cs="SBL Hebrew" w:eastAsia="Georgia"/>
+          <w:b w:val="0"/>
+          <w:i w:val="0"/>
+          <w:color w:val="1A1A1A"/>
+          <w:sz w:val="22"/>
+        </w:rPr>
+        <w:t>).</w:t>
       </w:r>
       <w:r>
         <w:rPr>
@@ -2218,7 +3478,27 @@
           <w:color w:val="1A1A1A"/>
           <w:sz w:val="22"/>
         </w:rPr>
-        <w:t xml:space="preserve"> and </w:t>
+        <w:t xml:space="preserve"> (</w:t>
+      </w:r>
+      <w:r>
+        <w:rPr>
+          <w:rFonts w:ascii="SBL Hebrew" w:hAnsi="SBL Hebrew" w:cs="SBL Hebrew" w:eastAsia="SBL Hebrew"/>
+          <w:b w:val="0"/>
+          <w:i w:val="0"/>
+          <w:color w:val="1A1A1A"/>
+          <w:sz w:val="22"/>
+        </w:rPr>
+        <w:t>אוֹרוֹת</w:t>
+      </w:r>
+      <w:r>
+        <w:rPr>
+          <w:rFonts w:ascii="Georgia" w:hAnsi="Georgia" w:cs="SBL Hebrew" w:eastAsia="Georgia"/>
+          <w:b w:val="0"/>
+          <w:i w:val="0"/>
+          <w:color w:val="1A1A1A"/>
+          <w:sz w:val="22"/>
+        </w:rPr>
+        <w:t xml:space="preserve">) and </w:t>
       </w:r>
       <w:r>
         <w:rPr>
@@ -2238,7 +3518,27 @@
           <w:color w:val="1A1A1A"/>
           <w:sz w:val="22"/>
         </w:rPr>
-        <w:t xml:space="preserve"> in which the encompassing light draws forward in stages, corresponding to the successive gatherings of the </w:t>
+        <w:t xml:space="preserve"> (</w:t>
+      </w:r>
+      <w:r>
+        <w:rPr>
+          <w:rFonts w:ascii="SBL Hebrew" w:hAnsi="SBL Hebrew" w:cs="SBL Hebrew" w:eastAsia="SBL Hebrew"/>
+          <w:b w:val="0"/>
+          <w:i w:val="0"/>
+          <w:color w:val="1A1A1A"/>
+          <w:sz w:val="22"/>
+        </w:rPr>
+        <w:t>פַּרְצוּפִים</w:t>
+      </w:r>
+      <w:r>
+        <w:rPr>
+          <w:rFonts w:ascii="Georgia" w:hAnsi="Georgia" w:cs="SBL Hebrew" w:eastAsia="Georgia"/>
+          <w:b w:val="0"/>
+          <w:i w:val="0"/>
+          <w:color w:val="1A1A1A"/>
+          <w:sz w:val="22"/>
+        </w:rPr>
+        <w:t xml:space="preserve">) in which the encompassing light draws forward in stages, corresponding to the successive gatherings of the </w:t>
       </w:r>
       <w:r>
         <w:rPr>
@@ -2298,7 +3598,27 @@
           <w:color w:val="1A1A1A"/>
           <w:sz w:val="22"/>
         </w:rPr>
-        <w:t xml:space="preserve"> follows the </w:t>
+        <w:t xml:space="preserve"> (</w:t>
+      </w:r>
+      <w:r>
+        <w:rPr>
+          <w:rFonts w:ascii="SBL Hebrew" w:hAnsi="SBL Hebrew" w:cs="SBL Hebrew" w:eastAsia="SBL Hebrew"/>
+          <w:b w:val="0"/>
+          <w:i w:val="0"/>
+          <w:color w:val="1A1A1A"/>
+          <w:sz w:val="22"/>
+        </w:rPr>
+        <w:t>יִידִּן</w:t>
+      </w:r>
+      <w:r>
+        <w:rPr>
+          <w:rFonts w:ascii="Georgia" w:hAnsi="Georgia" w:cs="SBL Hebrew" w:eastAsia="Georgia"/>
+          <w:b w:val="0"/>
+          <w:i w:val="0"/>
+          <w:color w:val="1A1A1A"/>
+          <w:sz w:val="22"/>
+        </w:rPr>
+        <w:t xml:space="preserve">) follows the </w:t>
       </w:r>
       <w:r>
         <w:rPr>
@@ -2338,7 +3658,27 @@
           <w:color w:val="1A1A1A"/>
           <w:sz w:val="22"/>
         </w:rPr>
-        <w:t>.</w:t>
+        <w:t xml:space="preserve"> (</w:t>
+      </w:r>
+      <w:r>
+        <w:rPr>
+          <w:rFonts w:ascii="SBL Hebrew" w:hAnsi="SBL Hebrew" w:cs="SBL Hebrew" w:eastAsia="SBL Hebrew"/>
+          <w:b w:val="0"/>
+          <w:i w:val="0"/>
+          <w:color w:val="1A1A1A"/>
+          <w:sz w:val="22"/>
+        </w:rPr>
+        <w:t>סוֹד</w:t>
+      </w:r>
+      <w:r>
+        <w:rPr>
+          <w:rFonts w:ascii="Georgia" w:hAnsi="Georgia" w:cs="SBL Hebrew" w:eastAsia="Georgia"/>
+          <w:b w:val="0"/>
+          <w:i w:val="0"/>
+          <w:color w:val="1A1A1A"/>
+          <w:sz w:val="22"/>
+        </w:rPr>
+        <w:t>).</w:t>
       </w:r>
     </w:p>
     <w:p>
@@ -2383,6 +3723,36 @@
       <w:r>
         <w:rPr>
           <w:rFonts w:ascii="Georgia" w:hAnsi="Georgia" w:cs="SBL Hebrew" w:eastAsia="Georgia"/>
+          <w:b w:val="0"/>
+          <w:i w:val="0"/>
+          <w:color w:val="1A1A1A"/>
+          <w:sz w:val="22"/>
+        </w:rPr>
+        <w:t xml:space="preserve"> (</w:t>
+      </w:r>
+      <w:r>
+        <w:rPr>
+          <w:rFonts w:ascii="SBL Hebrew" w:hAnsi="SBL Hebrew" w:cs="SBL Hebrew" w:eastAsia="SBL Hebrew"/>
+          <w:b w:val="0"/>
+          <w:i w:val="0"/>
+          <w:color w:val="1A1A1A"/>
+          <w:sz w:val="22"/>
+        </w:rPr>
+        <w:t>רִמְזֵי אֱלוּל</w:t>
+      </w:r>
+      <w:r>
+        <w:rPr>
+          <w:rFonts w:ascii="Georgia" w:hAnsi="Georgia" w:cs="SBL Hebrew" w:eastAsia="Georgia"/>
+          <w:b w:val="0"/>
+          <w:i w:val="0"/>
+          <w:color w:val="1A1A1A"/>
+          <w:sz w:val="22"/>
+        </w:rPr>
+        <w:t>)</w:t>
+      </w:r>
+      <w:r>
+        <w:rPr>
+          <w:rFonts w:ascii="Georgia" w:hAnsi="Georgia" w:cs="SBL Hebrew" w:eastAsia="Georgia"/>
           <w:color w:val="B8860B"/>
           <w:sz w:val="16"/>
           <w:vertAlign w:val="superscript"/>
@@ -2417,7 +3787,27 @@
           <w:color w:val="1A1A1A"/>
           <w:sz w:val="22"/>
         </w:rPr>
-        <w:t xml:space="preserve">, </w:t>
+        <w:t xml:space="preserve"> (</w:t>
+      </w:r>
+      <w:r>
+        <w:rPr>
+          <w:rFonts w:ascii="SBL Hebrew" w:hAnsi="SBL Hebrew" w:cs="SBL Hebrew" w:eastAsia="SBL Hebrew"/>
+          <w:b w:val="0"/>
+          <w:i w:val="0"/>
+          <w:color w:val="1A1A1A"/>
+          <w:sz w:val="22"/>
+        </w:rPr>
+        <w:t>גְּדוֹלִים</w:t>
+      </w:r>
+      <w:r>
+        <w:rPr>
+          <w:rFonts w:ascii="Georgia" w:hAnsi="Georgia" w:cs="SBL Hebrew" w:eastAsia="Georgia"/>
+          <w:b w:val="0"/>
+          <w:i w:val="0"/>
+          <w:color w:val="1A1A1A"/>
+          <w:sz w:val="22"/>
+        </w:rPr>
+        <w:t xml:space="preserve">), </w:t>
       </w:r>
       <w:r>
         <w:rPr>
@@ -2437,7 +3827,27 @@
           <w:color w:val="1A1A1A"/>
           <w:sz w:val="22"/>
         </w:rPr>
-        <w:t xml:space="preserve">, and </w:t>
+        <w:t xml:space="preserve"> (</w:t>
+      </w:r>
+      <w:r>
+        <w:rPr>
+          <w:rFonts w:ascii="SBL Hebrew" w:hAnsi="SBL Hebrew" w:cs="SBL Hebrew" w:eastAsia="SBL Hebrew"/>
+          <w:b w:val="0"/>
+          <w:i w:val="0"/>
+          <w:color w:val="1A1A1A"/>
+          <w:sz w:val="22"/>
+        </w:rPr>
+        <w:t>צַדִּיקִים</w:t>
+      </w:r>
+      <w:r>
+        <w:rPr>
+          <w:rFonts w:ascii="Georgia" w:hAnsi="Georgia" w:cs="SBL Hebrew" w:eastAsia="Georgia"/>
+          <w:b w:val="0"/>
+          <w:i w:val="0"/>
+          <w:color w:val="1A1A1A"/>
+          <w:sz w:val="22"/>
+        </w:rPr>
+        <w:t xml:space="preserve">), and </w:t>
       </w:r>
       <w:r>
         <w:rPr>
@@ -2457,7 +3867,27 @@
           <w:color w:val="1A1A1A"/>
           <w:sz w:val="22"/>
         </w:rPr>
-        <w:t xml:space="preserve"> of his generation for a satisfying reason for the </w:t>
+        <w:t xml:space="preserve"> (</w:t>
+      </w:r>
+      <w:r>
+        <w:rPr>
+          <w:rFonts w:ascii="SBL Hebrew" w:hAnsi="SBL Hebrew" w:cs="SBL Hebrew" w:eastAsia="SBL Hebrew"/>
+          <w:b w:val="0"/>
+          <w:i w:val="0"/>
+          <w:color w:val="1A1A1A"/>
+          <w:sz w:val="22"/>
+        </w:rPr>
+        <w:t>רַבָּנִים</w:t>
+      </w:r>
+      <w:r>
+        <w:rPr>
+          <w:rFonts w:ascii="Georgia" w:hAnsi="Georgia" w:cs="SBL Hebrew" w:eastAsia="Georgia"/>
+          <w:b w:val="0"/>
+          <w:i w:val="0"/>
+          <w:color w:val="1A1A1A"/>
+          <w:sz w:val="22"/>
+        </w:rPr>
+        <w:t xml:space="preserve">) of his generation for a satisfying reason for the </w:t>
       </w:r>
       <w:r>
         <w:rPr>
@@ -2517,7 +3947,27 @@
           <w:color w:val="1A1A1A"/>
           <w:sz w:val="22"/>
         </w:rPr>
-        <w:t xml:space="preserve">, openly noting that they are his own composition rather than received </w:t>
+        <w:t xml:space="preserve"> (</w:t>
+      </w:r>
+      <w:r>
+        <w:rPr>
+          <w:rFonts w:ascii="SBL Hebrew" w:hAnsi="SBL Hebrew" w:cs="SBL Hebrew" w:eastAsia="SBL Hebrew"/>
+          <w:b w:val="0"/>
+          <w:i w:val="0"/>
+          <w:color w:val="1A1A1A"/>
+          <w:sz w:val="22"/>
+        </w:rPr>
+        <w:t>רְמָזִים</w:t>
+      </w:r>
+      <w:r>
+        <w:rPr>
+          <w:rFonts w:ascii="Georgia" w:hAnsi="Georgia" w:cs="SBL Hebrew" w:eastAsia="Georgia"/>
+          <w:b w:val="0"/>
+          <w:i w:val="0"/>
+          <w:color w:val="1A1A1A"/>
+          <w:sz w:val="22"/>
+        </w:rPr>
+        <w:t xml:space="preserve">), openly noting that they are his own composition rather than received </w:t>
       </w:r>
       <w:r>
         <w:rPr>
@@ -2537,7 +3987,27 @@
           <w:color w:val="1A1A1A"/>
           <w:sz w:val="22"/>
         </w:rPr>
-        <w:t xml:space="preserve">. That a widely observed </w:t>
+        <w:t xml:space="preserve"> (</w:t>
+      </w:r>
+      <w:r>
+        <w:rPr>
+          <w:rFonts w:ascii="SBL Hebrew" w:hAnsi="SBL Hebrew" w:cs="SBL Hebrew" w:eastAsia="SBL Hebrew"/>
+          <w:b w:val="0"/>
+          <w:i w:val="0"/>
+          <w:color w:val="1A1A1A"/>
+          <w:sz w:val="22"/>
+        </w:rPr>
+        <w:t>מָסוֹרָה</w:t>
+      </w:r>
+      <w:r>
+        <w:rPr>
+          <w:rFonts w:ascii="Georgia" w:hAnsi="Georgia" w:cs="SBL Hebrew" w:eastAsia="Georgia"/>
+          <w:b w:val="0"/>
+          <w:i w:val="0"/>
+          <w:color w:val="1A1A1A"/>
+          <w:sz w:val="22"/>
+        </w:rPr>
+        <w:t xml:space="preserve">). That a widely observed </w:t>
       </w:r>
       <w:r>
         <w:rPr>
@@ -2642,6 +4112,36 @@
       <w:r>
         <w:rPr>
           <w:rFonts w:ascii="Georgia" w:hAnsi="Georgia" w:cs="SBL Hebrew" w:eastAsia="Georgia"/>
+          <w:b w:val="0"/>
+          <w:i w:val="0"/>
+          <w:color w:val="1A1A1A"/>
+          <w:sz w:val="22"/>
+        </w:rPr>
+        <w:t xml:space="preserve"> (</w:t>
+      </w:r>
+      <w:r>
+        <w:rPr>
+          <w:rFonts w:ascii="SBL Hebrew" w:hAnsi="SBL Hebrew" w:cs="SBL Hebrew" w:eastAsia="SBL Hebrew"/>
+          <w:b w:val="0"/>
+          <w:i w:val="0"/>
+          <w:color w:val="1A1A1A"/>
+          <w:sz w:val="22"/>
+        </w:rPr>
+        <w:t>אַדֶּרֶת</w:t>
+      </w:r>
+      <w:r>
+        <w:rPr>
+          <w:rFonts w:ascii="Georgia" w:hAnsi="Georgia" w:cs="SBL Hebrew" w:eastAsia="Georgia"/>
+          <w:b w:val="0"/>
+          <w:i w:val="0"/>
+          <w:color w:val="1A1A1A"/>
+          <w:sz w:val="22"/>
+        </w:rPr>
+        <w:t>)</w:t>
+      </w:r>
+      <w:r>
+        <w:rPr>
+          <w:rFonts w:ascii="Georgia" w:hAnsi="Georgia" w:cs="SBL Hebrew" w:eastAsia="Georgia"/>
           <w:color w:val="B8860B"/>
           <w:sz w:val="16"/>
           <w:vertAlign w:val="superscript"/>
@@ -2716,7 +4216,27 @@
           <w:color w:val="1A1A1A"/>
           <w:sz w:val="22"/>
         </w:rPr>
-        <w:t xml:space="preserve"> by Rav Shmuel Salant to assist in leading the growing </w:t>
+        <w:t xml:space="preserve"> (</w:t>
+      </w:r>
+      <w:r>
+        <w:rPr>
+          <w:rFonts w:ascii="SBL Hebrew" w:hAnsi="SBL Hebrew" w:cs="SBL Hebrew" w:eastAsia="SBL Hebrew"/>
+          <w:b w:val="0"/>
+          <w:i w:val="0"/>
+          <w:color w:val="1A1A1A"/>
+          <w:sz w:val="22"/>
+        </w:rPr>
+        <w:t>יְרוּשָׁלַיִם</w:t>
+      </w:r>
+      <w:r>
+        <w:rPr>
+          <w:rFonts w:ascii="Georgia" w:hAnsi="Georgia" w:cs="SBL Hebrew" w:eastAsia="Georgia"/>
+          <w:b w:val="0"/>
+          <w:i w:val="0"/>
+          <w:color w:val="1A1A1A"/>
+          <w:sz w:val="22"/>
+        </w:rPr>
+        <w:t xml:space="preserve">) by Rav Shmuel Salant to assist in leading the growing </w:t>
       </w:r>
       <w:r>
         <w:rPr>
@@ -2736,7 +4256,27 @@
           <w:color w:val="1A1A1A"/>
           <w:sz w:val="22"/>
         </w:rPr>
-        <w:t xml:space="preserve">, and lived his final years in an apartment directly opposite </w:t>
+        <w:t xml:space="preserve"> (</w:t>
+      </w:r>
+      <w:r>
+        <w:rPr>
+          <w:rFonts w:ascii="SBL Hebrew" w:hAnsi="SBL Hebrew" w:cs="SBL Hebrew" w:eastAsia="SBL Hebrew"/>
+          <w:b w:val="0"/>
+          <w:i w:val="0"/>
+          <w:color w:val="1A1A1A"/>
+          <w:sz w:val="22"/>
+        </w:rPr>
+        <w:t>קְהִלָּה</w:t>
+      </w:r>
+      <w:r>
+        <w:rPr>
+          <w:rFonts w:ascii="Georgia" w:hAnsi="Georgia" w:cs="SBL Hebrew" w:eastAsia="Georgia"/>
+          <w:b w:val="0"/>
+          <w:i w:val="0"/>
+          <w:color w:val="1A1A1A"/>
+          <w:sz w:val="22"/>
+        </w:rPr>
+        <w:t xml:space="preserve">), and lived his final years in an apartment directly opposite </w:t>
       </w:r>
       <w:r>
         <w:rPr>
@@ -2756,7 +4296,27 @@
           <w:color w:val="1A1A1A"/>
           <w:sz w:val="22"/>
         </w:rPr>
-        <w:t xml:space="preserve">, where every morning he would rise, recite </w:t>
+        <w:t xml:space="preserve"> (</w:t>
+      </w:r>
+      <w:r>
+        <w:rPr>
+          <w:rFonts w:ascii="SBL Hebrew" w:hAnsi="SBL Hebrew" w:cs="SBL Hebrew" w:eastAsia="SBL Hebrew"/>
+          <w:b w:val="0"/>
+          <w:i w:val="0"/>
+          <w:color w:val="1A1A1A"/>
+          <w:sz w:val="22"/>
+        </w:rPr>
+        <w:t>הַר הַבַּיִת</w:t>
+      </w:r>
+      <w:r>
+        <w:rPr>
+          <w:rFonts w:ascii="Georgia" w:hAnsi="Georgia" w:cs="SBL Hebrew" w:eastAsia="Georgia"/>
+          <w:b w:val="0"/>
+          <w:i w:val="0"/>
+          <w:color w:val="1A1A1A"/>
+          <w:sz w:val="22"/>
+        </w:rPr>
+        <w:t xml:space="preserve">), where every morning he would rise, recite </w:t>
       </w:r>
       <w:r>
         <w:rPr>
@@ -2776,7 +4336,27 @@
           <w:color w:val="1A1A1A"/>
           <w:sz w:val="22"/>
         </w:rPr>
-        <w:t xml:space="preserve">, look out at the </w:t>
+        <w:t xml:space="preserve"> (</w:t>
+      </w:r>
+      <w:r>
+        <w:rPr>
+          <w:rFonts w:ascii="SBL Hebrew" w:hAnsi="SBL Hebrew" w:cs="SBL Hebrew" w:eastAsia="SBL Hebrew"/>
+          <w:b w:val="0"/>
+          <w:i w:val="0"/>
+          <w:color w:val="1A1A1A"/>
+          <w:sz w:val="22"/>
+        </w:rPr>
+        <w:t>מוֹדֶה אֲנִי</w:t>
+      </w:r>
+      <w:r>
+        <w:rPr>
+          <w:rFonts w:ascii="Georgia" w:hAnsi="Georgia" w:cs="SBL Hebrew" w:eastAsia="Georgia"/>
+          <w:b w:val="0"/>
+          <w:i w:val="0"/>
+          <w:color w:val="1A1A1A"/>
+          <w:sz w:val="22"/>
+        </w:rPr>
+        <w:t xml:space="preserve">), look out at the </w:t>
       </w:r>
       <w:r>
         <w:rPr>
@@ -2796,7 +4376,27 @@
           <w:color w:val="1A1A1A"/>
           <w:sz w:val="22"/>
         </w:rPr>
-        <w:t xml:space="preserve">, and weep over the </w:t>
+        <w:t xml:space="preserve"> (</w:t>
+      </w:r>
+      <w:r>
+        <w:rPr>
+          <w:rFonts w:ascii="SBL Hebrew" w:hAnsi="SBL Hebrew" w:cs="SBL Hebrew" w:eastAsia="SBL Hebrew"/>
+          <w:b w:val="0"/>
+          <w:i w:val="0"/>
+          <w:color w:val="1A1A1A"/>
+          <w:sz w:val="22"/>
+        </w:rPr>
+        <w:t>מְקוֹם הַמִּקְדָּשׁ</w:t>
+      </w:r>
+      <w:r>
+        <w:rPr>
+          <w:rFonts w:ascii="Georgia" w:hAnsi="Georgia" w:cs="SBL Hebrew" w:eastAsia="Georgia"/>
+          <w:b w:val="0"/>
+          <w:i w:val="0"/>
+          <w:color w:val="1A1A1A"/>
+          <w:sz w:val="22"/>
+        </w:rPr>
+        <w:t xml:space="preserve">), and weep over the </w:t>
       </w:r>
       <w:r>
         <w:rPr>
@@ -2816,7 +4416,27 @@
           <w:color w:val="1A1A1A"/>
           <w:sz w:val="22"/>
         </w:rPr>
-        <w:t xml:space="preserve">. His autobiography records that he felt the daily anguish shortening his life; he was </w:t>
+        <w:t xml:space="preserve"> (</w:t>
+      </w:r>
+      <w:r>
+        <w:rPr>
+          <w:rFonts w:ascii="SBL Hebrew" w:hAnsi="SBL Hebrew" w:cs="SBL Hebrew" w:eastAsia="SBL Hebrew"/>
+          <w:b w:val="0"/>
+          <w:i w:val="0"/>
+          <w:color w:val="1A1A1A"/>
+          <w:sz w:val="22"/>
+        </w:rPr>
+        <w:t>גָּלוּת הַשְּׁכִינָה</w:t>
+      </w:r>
+      <w:r>
+        <w:rPr>
+          <w:rFonts w:ascii="Georgia" w:hAnsi="Georgia" w:cs="SBL Hebrew" w:eastAsia="Georgia"/>
+          <w:b w:val="0"/>
+          <w:i w:val="0"/>
+          <w:color w:val="1A1A1A"/>
+          <w:sz w:val="22"/>
+        </w:rPr>
+        <w:t xml:space="preserve">). His autobiography records that he felt the daily anguish shortening his life; he was </w:t>
       </w:r>
       <w:r>
         <w:rPr>
@@ -2836,7 +4456,27 @@
           <w:color w:val="1A1A1A"/>
           <w:sz w:val="22"/>
         </w:rPr>
-        <w:t xml:space="preserve"> four years after his arrival, predeceasing Rav Shmuel Salant. Of the more than one hundred and twenty </w:t>
+        <w:t xml:space="preserve"> (</w:t>
+      </w:r>
+      <w:r>
+        <w:rPr>
+          <w:rFonts w:ascii="SBL Hebrew" w:hAnsi="SBL Hebrew" w:cs="SBL Hebrew" w:eastAsia="SBL Hebrew"/>
+          <w:b w:val="0"/>
+          <w:i w:val="0"/>
+          <w:color w:val="1A1A1A"/>
+          <w:sz w:val="22"/>
+        </w:rPr>
+        <w:t>נִפְטַר</w:t>
+      </w:r>
+      <w:r>
+        <w:rPr>
+          <w:rFonts w:ascii="Georgia" w:hAnsi="Georgia" w:cs="SBL Hebrew" w:eastAsia="Georgia"/>
+          <w:b w:val="0"/>
+          <w:i w:val="0"/>
+          <w:color w:val="1A1A1A"/>
+          <w:sz w:val="22"/>
+        </w:rPr>
+        <w:t xml:space="preserve">) four years after his arrival, predeceasing Rav Shmuel Salant. Of the more than one hundred and twenty </w:t>
       </w:r>
       <w:r>
         <w:rPr>
@@ -2856,7 +4496,27 @@
           <w:color w:val="1A1A1A"/>
           <w:sz w:val="22"/>
         </w:rPr>
-        <w:t xml:space="preserve"> he composed, only two were published in his lifetime; manuscripts continue to be edited and released to this day.</w:t>
+        <w:t xml:space="preserve"> (</w:t>
+      </w:r>
+      <w:r>
+        <w:rPr>
+          <w:rFonts w:ascii="SBL Hebrew" w:hAnsi="SBL Hebrew" w:cs="SBL Hebrew" w:eastAsia="SBL Hebrew"/>
+          <w:b w:val="0"/>
+          <w:i w:val="0"/>
+          <w:color w:val="1A1A1A"/>
+          <w:sz w:val="22"/>
+        </w:rPr>
+        <w:t>סְפָרִים</w:t>
+      </w:r>
+      <w:r>
+        <w:rPr>
+          <w:rFonts w:ascii="Georgia" w:hAnsi="Georgia" w:cs="SBL Hebrew" w:eastAsia="Georgia"/>
+          <w:b w:val="0"/>
+          <w:i w:val="0"/>
+          <w:color w:val="1A1A1A"/>
+          <w:sz w:val="22"/>
+        </w:rPr>
+        <w:t>) he composed, only two were published in his lifetime; manuscripts continue to be edited and released to this day.</w:t>
       </w:r>
       <w:r>
         <w:rPr>
@@ -2935,7 +4595,27 @@
           <w:color w:val="1A1A1A"/>
           <w:sz w:val="22"/>
         </w:rPr>
-        <w:t xml:space="preserve"> also refrained from handling the </w:t>
+        <w:t xml:space="preserve"> (</w:t>
+      </w:r>
+      <w:r>
+        <w:rPr>
+          <w:rFonts w:ascii="SBL Hebrew" w:hAnsi="SBL Hebrew" w:cs="SBL Hebrew" w:eastAsia="SBL Hebrew"/>
+          <w:b w:val="0"/>
+          <w:i w:val="0"/>
+          <w:color w:val="1A1A1A"/>
+          <w:sz w:val="22"/>
+        </w:rPr>
+        <w:t>הַגְּרָ״א מִוִּילְנָא</w:t>
+      </w:r>
+      <w:r>
+        <w:rPr>
+          <w:rFonts w:ascii="Georgia" w:hAnsi="Georgia" w:cs="SBL Hebrew" w:eastAsia="Georgia"/>
+          <w:b w:val="0"/>
+          <w:i w:val="0"/>
+          <w:color w:val="1A1A1A"/>
+          <w:sz w:val="22"/>
+        </w:rPr>
+        <w:t xml:space="preserve">) also refrained from handling the </w:t>
       </w:r>
       <w:r>
         <w:rPr>
@@ -3074,7 +4754,27 @@
           <w:color w:val="1A1A1A"/>
           <w:sz w:val="22"/>
         </w:rPr>
-        <w:t xml:space="preserve">; the entire span of </w:t>
+        <w:t xml:space="preserve"> (</w:t>
+      </w:r>
+      <w:r>
+        <w:rPr>
+          <w:rFonts w:ascii="SBL Hebrew" w:hAnsi="SBL Hebrew" w:cs="SBL Hebrew" w:eastAsia="SBL Hebrew"/>
+          <w:b w:val="0"/>
+          <w:i w:val="0"/>
+          <w:color w:val="1A1A1A"/>
+          <w:sz w:val="22"/>
+        </w:rPr>
+        <w:t>יִשְׁתַּבַּח</w:t>
+      </w:r>
+      <w:r>
+        <w:rPr>
+          <w:rFonts w:ascii="Georgia" w:hAnsi="Georgia" w:cs="SBL Hebrew" w:eastAsia="Georgia"/>
+          <w:b w:val="0"/>
+          <w:i w:val="0"/>
+          <w:color w:val="1A1A1A"/>
+          <w:sz w:val="22"/>
+        </w:rPr>
+        <w:t xml:space="preserve">); the entire span of </w:t>
       </w:r>
       <w:r>
         <w:rPr>
@@ -3094,7 +4794,27 @@
           <w:color w:val="1A1A1A"/>
           <w:sz w:val="22"/>
         </w:rPr>
-        <w:t xml:space="preserve"> is a single liturgical unit bracketed by that opening </w:t>
+        <w:t xml:space="preserve"> (</w:t>
+      </w:r>
+      <w:r>
+        <w:rPr>
+          <w:rFonts w:ascii="SBL Hebrew" w:hAnsi="SBL Hebrew" w:cs="SBL Hebrew" w:eastAsia="SBL Hebrew"/>
+          <w:b w:val="0"/>
+          <w:i w:val="0"/>
+          <w:color w:val="1A1A1A"/>
+          <w:sz w:val="22"/>
+        </w:rPr>
+        <w:t>פְּסוּקֵי דְּזִמְרָא</w:t>
+      </w:r>
+      <w:r>
+        <w:rPr>
+          <w:rFonts w:ascii="Georgia" w:hAnsi="Georgia" w:cs="SBL Hebrew" w:eastAsia="Georgia"/>
+          <w:b w:val="0"/>
+          <w:i w:val="0"/>
+          <w:color w:val="1A1A1A"/>
+          <w:sz w:val="22"/>
+        </w:rPr>
+        <w:t xml:space="preserve">) is a single liturgical unit bracketed by that opening </w:t>
       </w:r>
       <w:r>
         <w:rPr>
@@ -3174,7 +4894,27 @@
           <w:color w:val="1A1A1A"/>
           <w:sz w:val="22"/>
         </w:rPr>
-        <w:t xml:space="preserve"> — an interruption between the </w:t>
+        <w:t xml:space="preserve"> (</w:t>
+      </w:r>
+      <w:r>
+        <w:rPr>
+          <w:rFonts w:ascii="SBL Hebrew" w:hAnsi="SBL Hebrew" w:cs="SBL Hebrew" w:eastAsia="SBL Hebrew"/>
+          <w:b w:val="0"/>
+          <w:i w:val="0"/>
+          <w:color w:val="1A1A1A"/>
+          <w:sz w:val="22"/>
+        </w:rPr>
+        <w:t>הֶפְסֵק</w:t>
+      </w:r>
+      <w:r>
+        <w:rPr>
+          <w:rFonts w:ascii="Georgia" w:hAnsi="Georgia" w:cs="SBL Hebrew" w:eastAsia="Georgia"/>
+          <w:b w:val="0"/>
+          <w:i w:val="0"/>
+          <w:color w:val="1A1A1A"/>
+          <w:sz w:val="22"/>
+        </w:rPr>
+        <w:t xml:space="preserve">) — an interruption between the </w:t>
       </w:r>
       <w:r>
         <w:rPr>
@@ -3214,7 +4954,27 @@
           <w:color w:val="1A1A1A"/>
           <w:sz w:val="22"/>
         </w:rPr>
-        <w:t xml:space="preserve"> of the </w:t>
+        <w:t xml:space="preserve"> (</w:t>
+      </w:r>
+      <w:r>
+        <w:rPr>
+          <w:rFonts w:ascii="SBL Hebrew" w:hAnsi="SBL Hebrew" w:cs="SBL Hebrew" w:eastAsia="SBL Hebrew"/>
+          <w:b w:val="0"/>
+          <w:i w:val="0"/>
+          <w:color w:val="1A1A1A"/>
+          <w:sz w:val="22"/>
+        </w:rPr>
+        <w:t>מִצְוָה</w:t>
+      </w:r>
+      <w:r>
+        <w:rPr>
+          <w:rFonts w:ascii="Georgia" w:hAnsi="Georgia" w:cs="SBL Hebrew" w:eastAsia="Georgia"/>
+          <w:b w:val="0"/>
+          <w:i w:val="0"/>
+          <w:color w:val="1A1A1A"/>
+          <w:sz w:val="22"/>
+        </w:rPr>
+        <w:t xml:space="preserve">) of the </w:t>
       </w:r>
       <w:r>
         <w:rPr>
@@ -3234,7 +4994,27 @@
           <w:color w:val="1A1A1A"/>
           <w:sz w:val="22"/>
         </w:rPr>
-        <w:t xml:space="preserve"> that it introduces. The same principle governs his position on kissing the </w:t>
+        <w:t xml:space="preserve"> (</w:t>
+      </w:r>
+      <w:r>
+        <w:rPr>
+          <w:rFonts w:ascii="SBL Hebrew" w:hAnsi="SBL Hebrew" w:cs="SBL Hebrew" w:eastAsia="SBL Hebrew"/>
+          <w:b w:val="0"/>
+          <w:i w:val="0"/>
+          <w:color w:val="1A1A1A"/>
+          <w:sz w:val="22"/>
+        </w:rPr>
+        <w:t>תְּפִלָּה</w:t>
+      </w:r>
+      <w:r>
+        <w:rPr>
+          <w:rFonts w:ascii="Georgia" w:hAnsi="Georgia" w:cs="SBL Hebrew" w:eastAsia="Georgia"/>
+          <w:b w:val="0"/>
+          <w:i w:val="0"/>
+          <w:color w:val="1A1A1A"/>
+          <w:sz w:val="22"/>
+        </w:rPr>
+        <w:t xml:space="preserve">) that it introduces. The same principle governs his position on kissing the </w:t>
       </w:r>
       <w:r>
         <w:rPr>
@@ -3254,7 +5034,27 @@
           <w:color w:val="1A1A1A"/>
           <w:sz w:val="22"/>
         </w:rPr>
-        <w:t xml:space="preserve"> at </w:t>
+        <w:t xml:space="preserve"> (</w:t>
+      </w:r>
+      <w:r>
+        <w:rPr>
+          <w:rFonts w:ascii="SBL Hebrew" w:hAnsi="SBL Hebrew" w:cs="SBL Hebrew" w:eastAsia="SBL Hebrew"/>
+          <w:b w:val="0"/>
+          <w:i w:val="0"/>
+          <w:color w:val="1A1A1A"/>
+          <w:sz w:val="22"/>
+        </w:rPr>
+        <w:t>תְּפִלִּין</w:t>
+      </w:r>
+      <w:r>
+        <w:rPr>
+          <w:rFonts w:ascii="Georgia" w:hAnsi="Georgia" w:cs="SBL Hebrew" w:eastAsia="Georgia"/>
+          <w:b w:val="0"/>
+          <w:i w:val="0"/>
+          <w:color w:val="1A1A1A"/>
+          <w:sz w:val="22"/>
+        </w:rPr>
+        <w:t xml:space="preserve">) at </w:t>
       </w:r>
       <w:r>
         <w:rPr>
@@ -3274,7 +5074,27 @@
           <w:color w:val="1A1A1A"/>
           <w:sz w:val="22"/>
         </w:rPr>
-        <w:t xml:space="preserve"> and kissing the </w:t>
+        <w:t xml:space="preserve"> (</w:t>
+      </w:r>
+      <w:r>
+        <w:rPr>
+          <w:rFonts w:ascii="SBL Hebrew" w:hAnsi="SBL Hebrew" w:cs="SBL Hebrew" w:eastAsia="SBL Hebrew"/>
+          <w:b w:val="0"/>
+          <w:i w:val="0"/>
+          <w:color w:val="1A1A1A"/>
+          <w:sz w:val="22"/>
+        </w:rPr>
+        <w:t>שְׁמַע</w:t>
+      </w:r>
+      <w:r>
+        <w:rPr>
+          <w:rFonts w:ascii="Georgia" w:hAnsi="Georgia" w:cs="SBL Hebrew" w:eastAsia="Georgia"/>
+          <w:b w:val="0"/>
+          <w:i w:val="0"/>
+          <w:color w:val="1A1A1A"/>
+          <w:sz w:val="22"/>
+        </w:rPr>
+        <w:t xml:space="preserve">) and kissing the </w:t>
       </w:r>
       <w:r>
         <w:rPr>
@@ -3294,7 +5114,27 @@
           <w:color w:val="1A1A1A"/>
           <w:sz w:val="22"/>
         </w:rPr>
-        <w:t xml:space="preserve"> in passing — practices concerning which the </w:t>
+        <w:t xml:space="preserve"> (</w:t>
+      </w:r>
+      <w:r>
+        <w:rPr>
+          <w:rFonts w:ascii="SBL Hebrew" w:hAnsi="SBL Hebrew" w:cs="SBL Hebrew" w:eastAsia="SBL Hebrew"/>
+          <w:b w:val="0"/>
+          <w:i w:val="0"/>
+          <w:color w:val="1A1A1A"/>
+          <w:sz w:val="22"/>
+        </w:rPr>
+        <w:t>מְזוּזָה</w:t>
+      </w:r>
+      <w:r>
+        <w:rPr>
+          <w:rFonts w:ascii="Georgia" w:hAnsi="Georgia" w:cs="SBL Hebrew" w:eastAsia="Georgia"/>
+          <w:b w:val="0"/>
+          <w:i w:val="0"/>
+          <w:color w:val="1A1A1A"/>
+          <w:sz w:val="22"/>
+        </w:rPr>
+        <w:t xml:space="preserve">) in passing — practices concerning which the </w:t>
       </w:r>
       <w:r>
         <w:rPr>
@@ -3314,7 +5154,27 @@
           <w:color w:val="1A1A1A"/>
           <w:sz w:val="22"/>
         </w:rPr>
-        <w:t xml:space="preserve"> had already raised the pointed question: </w:t>
+        <w:t xml:space="preserve"> (</w:t>
+      </w:r>
+      <w:r>
+        <w:rPr>
+          <w:rFonts w:ascii="SBL Hebrew" w:hAnsi="SBL Hebrew" w:cs="SBL Hebrew" w:eastAsia="SBL Hebrew"/>
+          <w:b w:val="0"/>
+          <w:i w:val="0"/>
+          <w:color w:val="1A1A1A"/>
+          <w:sz w:val="22"/>
+        </w:rPr>
+        <w:t>גְּאוֹנִים</w:t>
+      </w:r>
+      <w:r>
+        <w:rPr>
+          <w:rFonts w:ascii="Georgia" w:hAnsi="Georgia" w:cs="SBL Hebrew" w:eastAsia="Georgia"/>
+          <w:b w:val="0"/>
+          <w:i w:val="0"/>
+          <w:color w:val="1A1A1A"/>
+          <w:sz w:val="22"/>
+        </w:rPr>
+        <w:t xml:space="preserve">) had already raised the pointed question: </w:t>
       </w:r>
       <w:r>
         <w:rPr>
@@ -3399,6 +5259,36 @@
       <w:r>
         <w:rPr>
           <w:rFonts w:ascii="Georgia" w:hAnsi="Georgia" w:cs="SBL Hebrew" w:eastAsia="Georgia"/>
+          <w:b w:val="0"/>
+          <w:i w:val="0"/>
+          <w:color w:val="1A1A1A"/>
+          <w:sz w:val="22"/>
+        </w:rPr>
+        <w:t xml:space="preserve"> (</w:t>
+      </w:r>
+      <w:r>
+        <w:rPr>
+          <w:rFonts w:ascii="SBL Hebrew" w:hAnsi="SBL Hebrew" w:cs="SBL Hebrew" w:eastAsia="SBL Hebrew"/>
+          <w:b w:val="0"/>
+          <w:i w:val="0"/>
+          <w:color w:val="1A1A1A"/>
+          <w:sz w:val="22"/>
+        </w:rPr>
+        <w:t>מִשְׁנָה בְּרוּרָה</w:t>
+      </w:r>
+      <w:r>
+        <w:rPr>
+          <w:rFonts w:ascii="Georgia" w:hAnsi="Georgia" w:cs="SBL Hebrew" w:eastAsia="Georgia"/>
+          <w:b w:val="0"/>
+          <w:i w:val="0"/>
+          <w:color w:val="1A1A1A"/>
+          <w:sz w:val="22"/>
+        </w:rPr>
+        <w:t>)</w:t>
+      </w:r>
+      <w:r>
+        <w:rPr>
+          <w:rFonts w:ascii="Georgia" w:hAnsi="Georgia" w:cs="SBL Hebrew" w:eastAsia="Georgia"/>
           <w:color w:val="B8860B"/>
           <w:sz w:val="16"/>
           <w:vertAlign w:val="superscript"/>
@@ -3473,7 +5363,27 @@
           <w:color w:val="1A1A1A"/>
           <w:sz w:val="22"/>
         </w:rPr>
-        <w:t xml:space="preserve"> to a </w:t>
+        <w:t xml:space="preserve"> (</w:t>
+      </w:r>
+      <w:r>
+        <w:rPr>
+          <w:rFonts w:ascii="SBL Hebrew" w:hAnsi="SBL Hebrew" w:cs="SBL Hebrew" w:eastAsia="SBL Hebrew"/>
+          <w:b w:val="0"/>
+          <w:i w:val="0"/>
+          <w:color w:val="1A1A1A"/>
+          <w:sz w:val="22"/>
+        </w:rPr>
+        <w:t>אָמֵן</w:t>
+      </w:r>
+      <w:r>
+        <w:rPr>
+          <w:rFonts w:ascii="Georgia" w:hAnsi="Georgia" w:cs="SBL Hebrew" w:eastAsia="Georgia"/>
+          <w:b w:val="0"/>
+          <w:i w:val="0"/>
+          <w:color w:val="1A1A1A"/>
+          <w:sz w:val="22"/>
+        </w:rPr>
+        <w:t xml:space="preserve">) to a </w:t>
       </w:r>
       <w:r>
         <w:rPr>
@@ -3513,7 +5423,27 @@
           <w:color w:val="1A1A1A"/>
           <w:sz w:val="22"/>
         </w:rPr>
-        <w:t xml:space="preserve">, </w:t>
+        <w:t xml:space="preserve"> (</w:t>
+      </w:r>
+      <w:r>
+        <w:rPr>
+          <w:rFonts w:ascii="SBL Hebrew" w:hAnsi="SBL Hebrew" w:cs="SBL Hebrew" w:eastAsia="SBL Hebrew"/>
+          <w:b w:val="0"/>
+          <w:i w:val="0"/>
+          <w:color w:val="1A1A1A"/>
+          <w:sz w:val="22"/>
+        </w:rPr>
+        <w:t>קְדֻשָּׁה</w:t>
+      </w:r>
+      <w:r>
+        <w:rPr>
+          <w:rFonts w:ascii="Georgia" w:hAnsi="Georgia" w:cs="SBL Hebrew" w:eastAsia="Georgia"/>
+          <w:b w:val="0"/>
+          <w:i w:val="0"/>
+          <w:color w:val="1A1A1A"/>
+          <w:sz w:val="22"/>
+        </w:rPr>
+        <w:t xml:space="preserve">), </w:t>
       </w:r>
       <w:r>
         <w:rPr>
@@ -3533,7 +5463,27 @@
           <w:color w:val="1A1A1A"/>
           <w:sz w:val="22"/>
         </w:rPr>
-        <w:t xml:space="preserve">, and </w:t>
+        <w:t xml:space="preserve"> (</w:t>
+      </w:r>
+      <w:r>
+        <w:rPr>
+          <w:rFonts w:ascii="SBL Hebrew" w:hAnsi="SBL Hebrew" w:cs="SBL Hebrew" w:eastAsia="SBL Hebrew"/>
+          <w:b w:val="0"/>
+          <w:i w:val="0"/>
+          <w:color w:val="1A1A1A"/>
+          <w:sz w:val="22"/>
+        </w:rPr>
+        <w:t>בָּרְכוּ</w:t>
+      </w:r>
+      <w:r>
+        <w:rPr>
+          <w:rFonts w:ascii="Georgia" w:hAnsi="Georgia" w:cs="SBL Hebrew" w:eastAsia="Georgia"/>
+          <w:b w:val="0"/>
+          <w:i w:val="0"/>
+          <w:color w:val="1A1A1A"/>
+          <w:sz w:val="22"/>
+        </w:rPr>
+        <w:t xml:space="preserve">), and </w:t>
       </w:r>
       <w:r>
         <w:rPr>
@@ -3553,7 +5503,27 @@
           <w:color w:val="1A1A1A"/>
           <w:sz w:val="22"/>
         </w:rPr>
-        <w:t xml:space="preserve"> — all of these are permitted as </w:t>
+        <w:t xml:space="preserve"> (</w:t>
+      </w:r>
+      <w:r>
+        <w:rPr>
+          <w:rFonts w:ascii="SBL Hebrew" w:hAnsi="SBL Hebrew" w:cs="SBL Hebrew" w:eastAsia="SBL Hebrew"/>
+          <w:b w:val="0"/>
+          <w:i w:val="0"/>
+          <w:color w:val="1A1A1A"/>
+          <w:sz w:val="22"/>
+        </w:rPr>
+        <w:t>קַדִּישׁ</w:t>
+      </w:r>
+      <w:r>
+        <w:rPr>
+          <w:rFonts w:ascii="Georgia" w:hAnsi="Georgia" w:cs="SBL Hebrew" w:eastAsia="Georgia"/>
+          <w:b w:val="0"/>
+          <w:i w:val="0"/>
+          <w:color w:val="1A1A1A"/>
+          <w:sz w:val="22"/>
+        </w:rPr>
+        <w:t xml:space="preserve">) — all of these are permitted as </w:t>
       </w:r>
       <w:r>
         <w:rPr>
@@ -3573,7 +5543,27 @@
           <w:color w:val="1A1A1A"/>
           <w:sz w:val="22"/>
         </w:rPr>
-        <w:t xml:space="preserve">, needs of the </w:t>
+        <w:t xml:space="preserve"> (</w:t>
+      </w:r>
+      <w:r>
+        <w:rPr>
+          <w:rFonts w:ascii="SBL Hebrew" w:hAnsi="SBL Hebrew" w:cs="SBL Hebrew" w:eastAsia="SBL Hebrew"/>
+          <w:b w:val="0"/>
+          <w:i w:val="0"/>
+          <w:color w:val="1A1A1A"/>
+          <w:sz w:val="22"/>
+        </w:rPr>
+        <w:t>צֹרֶךְ הַתְּפִלָּה</w:t>
+      </w:r>
+      <w:r>
+        <w:rPr>
+          <w:rFonts w:ascii="Georgia" w:hAnsi="Georgia" w:cs="SBL Hebrew" w:eastAsia="Georgia"/>
+          <w:b w:val="0"/>
+          <w:i w:val="0"/>
+          <w:color w:val="1A1A1A"/>
+          <w:sz w:val="22"/>
+        </w:rPr>
+        <w:t xml:space="preserve">), needs of the </w:t>
       </w:r>
       <w:r>
         <w:rPr>
@@ -3653,7 +5643,27 @@
           <w:color w:val="1A1A1A"/>
           <w:sz w:val="22"/>
         </w:rPr>
-        <w:t xml:space="preserve">. The </w:t>
+        <w:t xml:space="preserve"> (</w:t>
+      </w:r>
+      <w:r>
+        <w:rPr>
+          <w:rFonts w:ascii="SBL Hebrew" w:hAnsi="SBL Hebrew" w:cs="SBL Hebrew" w:eastAsia="SBL Hebrew"/>
+          <w:b w:val="0"/>
+          <w:i w:val="0"/>
+          <w:color w:val="1A1A1A"/>
+          <w:sz w:val="22"/>
+        </w:rPr>
+        <w:t>צֹרֶךְ</w:t>
+      </w:r>
+      <w:r>
+        <w:rPr>
+          <w:rFonts w:ascii="Georgia" w:hAnsi="Georgia" w:cs="SBL Hebrew" w:eastAsia="Georgia"/>
+          <w:b w:val="0"/>
+          <w:i w:val="0"/>
+          <w:color w:val="1A1A1A"/>
+          <w:sz w:val="22"/>
+        </w:rPr>
+        <w:t xml:space="preserve">). The </w:t>
       </w:r>
       <w:r>
         <w:rPr>
@@ -3693,7 +5703,27 @@
           <w:color w:val="1A1A1A"/>
           <w:sz w:val="22"/>
         </w:rPr>
-        <w:t xml:space="preserve">, treats the handling as </w:t>
+        <w:t xml:space="preserve"> (</w:t>
+      </w:r>
+      <w:r>
+        <w:rPr>
+          <w:rFonts w:ascii="SBL Hebrew" w:hAnsi="SBL Hebrew" w:cs="SBL Hebrew" w:eastAsia="SBL Hebrew"/>
+          <w:b w:val="0"/>
+          <w:i w:val="0"/>
+          <w:color w:val="1A1A1A"/>
+          <w:sz w:val="22"/>
+        </w:rPr>
+        <w:t>אֲרִ״י זַ״ל</w:t>
+      </w:r>
+      <w:r>
+        <w:rPr>
+          <w:rFonts w:ascii="Georgia" w:hAnsi="Georgia" w:cs="SBL Hebrew" w:eastAsia="Georgia"/>
+          <w:b w:val="0"/>
+          <w:i w:val="0"/>
+          <w:color w:val="1A1A1A"/>
+          <w:sz w:val="22"/>
+        </w:rPr>
+        <w:t xml:space="preserve">), treats the handling as </w:t>
       </w:r>
       <w:r>
         <w:rPr>
@@ -3713,7 +5743,27 @@
           <w:color w:val="1A1A1A"/>
           <w:sz w:val="22"/>
         </w:rPr>
-        <w:t xml:space="preserve">: the very content of </w:t>
+        <w:t xml:space="preserve"> (</w:t>
+      </w:r>
+      <w:r>
+        <w:rPr>
+          <w:rFonts w:ascii="SBL Hebrew" w:hAnsi="SBL Hebrew" w:cs="SBL Hebrew" w:eastAsia="SBL Hebrew"/>
+          <w:b w:val="0"/>
+          <w:i w:val="0"/>
+          <w:color w:val="1A1A1A"/>
+          <w:sz w:val="22"/>
+        </w:rPr>
+        <w:t>צֹרֶךְ הַבְּרָכָה</w:t>
+      </w:r>
+      <w:r>
+        <w:rPr>
+          <w:rFonts w:ascii="Georgia" w:hAnsi="Georgia" w:cs="SBL Hebrew" w:eastAsia="Georgia"/>
+          <w:b w:val="0"/>
+          <w:i w:val="0"/>
+          <w:color w:val="1A1A1A"/>
+          <w:sz w:val="22"/>
+        </w:rPr>
+        <w:t xml:space="preserve">): the very content of </w:t>
       </w:r>
       <w:r>
         <w:rPr>
@@ -3773,7 +5823,27 @@
           <w:color w:val="1A1A1A"/>
           <w:sz w:val="22"/>
         </w:rPr>
-        <w:t xml:space="preserve">. The Gaon holds the opposite: the handling belongs to no essential </w:t>
+        <w:t xml:space="preserve"> (</w:t>
+      </w:r>
+      <w:r>
+        <w:rPr>
+          <w:rFonts w:ascii="SBL Hebrew" w:hAnsi="SBL Hebrew" w:cs="SBL Hebrew" w:eastAsia="SBL Hebrew"/>
+          <w:b w:val="0"/>
+          <w:i w:val="0"/>
+          <w:color w:val="1A1A1A"/>
+          <w:sz w:val="22"/>
+        </w:rPr>
+        <w:t>מִתְפַּלֵּל</w:t>
+      </w:r>
+      <w:r>
+        <w:rPr>
+          <w:rFonts w:ascii="Georgia" w:hAnsi="Georgia" w:cs="SBL Hebrew" w:eastAsia="Georgia"/>
+          <w:b w:val="0"/>
+          <w:i w:val="0"/>
+          <w:color w:val="1A1A1A"/>
+          <w:sz w:val="22"/>
+        </w:rPr>
+        <w:t xml:space="preserve">). The Gaon holds the opposite: the handling belongs to no essential </w:t>
       </w:r>
       <w:r>
         <w:rPr>
@@ -3883,7 +5953,27 @@
           <w:color w:val="1A1A1A"/>
           <w:sz w:val="22"/>
         </w:rPr>
-        <w:t xml:space="preserve"> owes more to a single </w:t>
+        <w:t xml:space="preserve"> (</w:t>
+      </w:r>
+      <w:r>
+        <w:rPr>
+          <w:rFonts w:ascii="SBL Hebrew" w:hAnsi="SBL Hebrew" w:cs="SBL Hebrew" w:eastAsia="SBL Hebrew"/>
+          <w:b w:val="0"/>
+          <w:i w:val="0"/>
+          <w:color w:val="1A1A1A"/>
+          <w:sz w:val="22"/>
+        </w:rPr>
+        <w:t>קְהִלּוֹת</w:t>
+      </w:r>
+      <w:r>
+        <w:rPr>
+          <w:rFonts w:ascii="Georgia" w:hAnsi="Georgia" w:cs="SBL Hebrew" w:eastAsia="Georgia"/>
+          <w:b w:val="0"/>
+          <w:i w:val="0"/>
+          <w:color w:val="1A1A1A"/>
+          <w:sz w:val="22"/>
+        </w:rPr>
+        <w:t xml:space="preserve">) owes more to a single </w:t>
       </w:r>
       <w:r>
         <w:rPr>
@@ -3903,7 +5993,27 @@
           <w:color w:val="1A1A1A"/>
           <w:sz w:val="22"/>
         </w:rPr>
-        <w:t xml:space="preserve"> than to any other cause. Rav Shlomo Ganzfried, Rav of Ungvar and author of the </w:t>
+        <w:t xml:space="preserve"> (</w:t>
+      </w:r>
+      <w:r>
+        <w:rPr>
+          <w:rFonts w:ascii="SBL Hebrew" w:hAnsi="SBL Hebrew" w:cs="SBL Hebrew" w:eastAsia="SBL Hebrew"/>
+          <w:b w:val="0"/>
+          <w:i w:val="0"/>
+          <w:color w:val="1A1A1A"/>
+          <w:sz w:val="22"/>
+        </w:rPr>
+        <w:t>סֵפֶר</w:t>
+      </w:r>
+      <w:r>
+        <w:rPr>
+          <w:rFonts w:ascii="Georgia" w:hAnsi="Georgia" w:cs="SBL Hebrew" w:eastAsia="Georgia"/>
+          <w:b w:val="0"/>
+          <w:i w:val="0"/>
+          <w:color w:val="1A1A1A"/>
+          <w:sz w:val="22"/>
+        </w:rPr>
+        <w:t xml:space="preserve">) than to any other cause. Rav Shlomo Ganzfried, Rav of Ungvar and author of the </w:t>
       </w:r>
       <w:r>
         <w:rPr>
@@ -3923,7 +6033,27 @@
           <w:color w:val="1A1A1A"/>
           <w:sz w:val="22"/>
         </w:rPr>
-        <w:t>,</w:t>
+        <w:t xml:space="preserve"> (</w:t>
+      </w:r>
+      <w:r>
+        <w:rPr>
+          <w:rFonts w:ascii="SBL Hebrew" w:hAnsi="SBL Hebrew" w:cs="SBL Hebrew" w:eastAsia="SBL Hebrew"/>
+          <w:b w:val="0"/>
+          <w:i w:val="0"/>
+          <w:color w:val="1A1A1A"/>
+          <w:sz w:val="22"/>
+        </w:rPr>
+        <w:t>קִצּוּר שֻׁלְחָן עָרוּךְ</w:t>
+      </w:r>
+      <w:r>
+        <w:rPr>
+          <w:rFonts w:ascii="Georgia" w:hAnsi="Georgia" w:cs="SBL Hebrew" w:eastAsia="Georgia"/>
+          <w:b w:val="0"/>
+          <w:i w:val="0"/>
+          <w:color w:val="1A1A1A"/>
+          <w:sz w:val="22"/>
+        </w:rPr>
+        <w:t>),</w:t>
       </w:r>
       <w:r>
         <w:rPr>
@@ -4042,7 +6172,27 @@
           <w:color w:val="1A1A1A"/>
           <w:sz w:val="22"/>
         </w:rPr>
-        <w:t xml:space="preserve">, and as the central halakhic text taught to children in </w:t>
+        <w:t xml:space="preserve"> (</w:t>
+      </w:r>
+      <w:r>
+        <w:rPr>
+          <w:rFonts w:ascii="SBL Hebrew" w:hAnsi="SBL Hebrew" w:cs="SBL Hebrew" w:eastAsia="SBL Hebrew"/>
+          <w:b w:val="0"/>
+          <w:i w:val="0"/>
+          <w:color w:val="1A1A1A"/>
+          <w:sz w:val="22"/>
+        </w:rPr>
+        <w:t>שׁוּלְן</w:t>
+      </w:r>
+      <w:r>
+        <w:rPr>
+          <w:rFonts w:ascii="Georgia" w:hAnsi="Georgia" w:cs="SBL Hebrew" w:eastAsia="Georgia"/>
+          <w:b w:val="0"/>
+          <w:i w:val="0"/>
+          <w:color w:val="1A1A1A"/>
+          <w:sz w:val="22"/>
+        </w:rPr>
+        <w:t xml:space="preserve">), and as the central halakhic text taught to children in </w:t>
       </w:r>
       <w:r>
         <w:rPr>
@@ -4062,7 +6212,27 @@
           <w:color w:val="1A1A1A"/>
           <w:sz w:val="22"/>
         </w:rPr>
-        <w:t xml:space="preserve">. Through its reach, the </w:t>
+        <w:t xml:space="preserve"> (</w:t>
+      </w:r>
+      <w:r>
+        <w:rPr>
+          <w:rFonts w:ascii="SBL Hebrew" w:hAnsi="SBL Hebrew" w:cs="SBL Hebrew" w:eastAsia="SBL Hebrew"/>
+          <w:b w:val="0"/>
+          <w:i w:val="0"/>
+          <w:color w:val="1A1A1A"/>
+          <w:sz w:val="22"/>
+        </w:rPr>
+        <w:t>חֵדֶר</w:t>
+      </w:r>
+      <w:r>
+        <w:rPr>
+          <w:rFonts w:ascii="Georgia" w:hAnsi="Georgia" w:cs="SBL Hebrew" w:eastAsia="Georgia"/>
+          <w:b w:val="0"/>
+          <w:i w:val="0"/>
+          <w:color w:val="1A1A1A"/>
+          <w:sz w:val="22"/>
+        </w:rPr>
+        <w:t xml:space="preserve">). Through its reach, the </w:t>
       </w:r>
       <w:r>
         <w:rPr>
@@ -4133,6 +6303,36 @@
           <w:sz w:val="22"/>
         </w:rPr>
         <w:t>Kesef HaSofer</w:t>
+      </w:r>
+      <w:r>
+        <w:rPr>
+          <w:rFonts w:ascii="Georgia" w:hAnsi="Georgia" w:cs="SBL Hebrew" w:eastAsia="Georgia"/>
+          <w:b w:val="0"/>
+          <w:i w:val="0"/>
+          <w:color w:val="1A1A1A"/>
+          <w:sz w:val="22"/>
+        </w:rPr>
+        <w:t xml:space="preserve"> (</w:t>
+      </w:r>
+      <w:r>
+        <w:rPr>
+          <w:rFonts w:ascii="SBL Hebrew" w:hAnsi="SBL Hebrew" w:cs="SBL Hebrew" w:eastAsia="SBL Hebrew"/>
+          <w:b w:val="0"/>
+          <w:i w:val="0"/>
+          <w:color w:val="1A1A1A"/>
+          <w:sz w:val="22"/>
+        </w:rPr>
+        <w:t>כֶּסֶף הַסּוֹפֵר</w:t>
+      </w:r>
+      <w:r>
+        <w:rPr>
+          <w:rFonts w:ascii="Georgia" w:hAnsi="Georgia" w:cs="SBL Hebrew" w:eastAsia="Georgia"/>
+          <w:b w:val="0"/>
+          <w:i w:val="0"/>
+          <w:color w:val="1A1A1A"/>
+          <w:sz w:val="22"/>
+        </w:rPr>
+        <w:t>)</w:t>
       </w:r>
       <w:r>
         <w:rPr>
@@ -4171,7 +6371,27 @@
           <w:color w:val="1A1A1A"/>
           <w:sz w:val="22"/>
         </w:rPr>
-        <w:t xml:space="preserve">, sealed by the </w:t>
+        <w:t xml:space="preserve"> (</w:t>
+      </w:r>
+      <w:r>
+        <w:rPr>
+          <w:rFonts w:ascii="SBL Hebrew" w:hAnsi="SBL Hebrew" w:cs="SBL Hebrew" w:eastAsia="SBL Hebrew"/>
+          <w:b w:val="0"/>
+          <w:i w:val="0"/>
+          <w:color w:val="1A1A1A"/>
+          <w:sz w:val="22"/>
+        </w:rPr>
+        <w:t>הִלְכוֹת סְתָ״ם</w:t>
+      </w:r>
+      <w:r>
+        <w:rPr>
+          <w:rFonts w:ascii="Georgia" w:hAnsi="Georgia" w:cs="SBL Hebrew" w:eastAsia="Georgia"/>
+          <w:b w:val="0"/>
+          <w:i w:val="0"/>
+          <w:color w:val="1A1A1A"/>
+          <w:sz w:val="22"/>
+        </w:rPr>
+        <w:t xml:space="preserve">), sealed by the </w:t>
       </w:r>
       <w:r>
         <w:rPr>
@@ -4191,7 +6411,27 @@
           <w:color w:val="1A1A1A"/>
           <w:sz w:val="22"/>
         </w:rPr>
-        <w:t xml:space="preserve">’s declaration that no </w:t>
+        <w:t xml:space="preserve"> (</w:t>
+      </w:r>
+      <w:r>
+        <w:rPr>
+          <w:rFonts w:ascii="SBL Hebrew" w:hAnsi="SBL Hebrew" w:cs="SBL Hebrew" w:eastAsia="SBL Hebrew"/>
+          <w:b w:val="0"/>
+          <w:i w:val="0"/>
+          <w:color w:val="1A1A1A"/>
+          <w:sz w:val="22"/>
+        </w:rPr>
+        <w:t>חֲתַם סוֹפֵר</w:t>
+      </w:r>
+      <w:r>
+        <w:rPr>
+          <w:rFonts w:ascii="Georgia" w:hAnsi="Georgia" w:cs="SBL Hebrew" w:eastAsia="Georgia"/>
+          <w:b w:val="0"/>
+          <w:i w:val="0"/>
+          <w:color w:val="1A1A1A"/>
+          <w:sz w:val="22"/>
+        </w:rPr>
+        <w:t xml:space="preserve">)’s declaration that no </w:t>
       </w:r>
       <w:r>
         <w:rPr>
@@ -4211,7 +6451,27 @@
           <w:color w:val="1A1A1A"/>
           <w:sz w:val="22"/>
         </w:rPr>
-        <w:t xml:space="preserve"> who had not learned that work would be relied upon for </w:t>
+        <w:t xml:space="preserve"> (</w:t>
+      </w:r>
+      <w:r>
+        <w:rPr>
+          <w:rFonts w:ascii="SBL Hebrew" w:hAnsi="SBL Hebrew" w:cs="SBL Hebrew" w:eastAsia="SBL Hebrew"/>
+          <w:b w:val="0"/>
+          <w:i w:val="0"/>
+          <w:color w:val="1A1A1A"/>
+          <w:sz w:val="22"/>
+        </w:rPr>
+        <w:t>סוֹפֵר</w:t>
+      </w:r>
+      <w:r>
+        <w:rPr>
+          <w:rFonts w:ascii="Georgia" w:hAnsi="Georgia" w:cs="SBL Hebrew" w:eastAsia="Georgia"/>
+          <w:b w:val="0"/>
+          <w:i w:val="0"/>
+          <w:color w:val="1A1A1A"/>
+          <w:sz w:val="22"/>
+        </w:rPr>
+        <w:t xml:space="preserve">) who had not learned that work would be relied upon for </w:t>
       </w:r>
       <w:r>
         <w:rPr>
@@ -4231,7 +6491,27 @@
           <w:color w:val="1A1A1A"/>
           <w:sz w:val="22"/>
         </w:rPr>
-        <w:t xml:space="preserve"> or </w:t>
+        <w:t xml:space="preserve"> (</w:t>
+      </w:r>
+      <w:r>
+        <w:rPr>
+          <w:rFonts w:ascii="SBL Hebrew" w:hAnsi="SBL Hebrew" w:cs="SBL Hebrew" w:eastAsia="SBL Hebrew"/>
+          <w:b w:val="0"/>
+          <w:i w:val="0"/>
+          <w:color w:val="1A1A1A"/>
+          <w:sz w:val="22"/>
+        </w:rPr>
+        <w:t>מְזוּזוֹת</w:t>
+      </w:r>
+      <w:r>
+        <w:rPr>
+          <w:rFonts w:ascii="Georgia" w:hAnsi="Georgia" w:cs="SBL Hebrew" w:eastAsia="Georgia"/>
+          <w:b w:val="0"/>
+          <w:i w:val="0"/>
+          <w:color w:val="1A1A1A"/>
+          <w:sz w:val="22"/>
+        </w:rPr>
+        <w:t xml:space="preserve">) or </w:t>
       </w:r>
       <w:r>
         <w:rPr>
@@ -4341,7 +6621,27 @@
           <w:color w:val="1A1A1A"/>
           <w:sz w:val="22"/>
         </w:rPr>
-        <w:t xml:space="preserve"> distinguish two forms of spiritual light around a person: </w:t>
+        <w:t xml:space="preserve"> (</w:t>
+      </w:r>
+      <w:r>
+        <w:rPr>
+          <w:rFonts w:ascii="SBL Hebrew" w:hAnsi="SBL Hebrew" w:cs="SBL Hebrew" w:eastAsia="SBL Hebrew"/>
+          <w:b w:val="0"/>
+          <w:i w:val="0"/>
+          <w:color w:val="1A1A1A"/>
+          <w:sz w:val="22"/>
+        </w:rPr>
+        <w:t>מְקֻבָּלִים</w:t>
+      </w:r>
+      <w:r>
+        <w:rPr>
+          <w:rFonts w:ascii="Georgia" w:hAnsi="Georgia" w:cs="SBL Hebrew" w:eastAsia="Georgia"/>
+          <w:b w:val="0"/>
+          <w:i w:val="0"/>
+          <w:color w:val="1A1A1A"/>
+          <w:sz w:val="22"/>
+        </w:rPr>
+        <w:t xml:space="preserve">) distinguish two forms of spiritual light around a person: </w:t>
       </w:r>
       <w:r>
         <w:rPr>
@@ -4361,7 +6661,27 @@
           <w:color w:val="1A1A1A"/>
           <w:sz w:val="22"/>
         </w:rPr>
-        <w:t xml:space="preserve">, the interior light that fills the vessels of the soul, and </w:t>
+        <w:t xml:space="preserve"> (</w:t>
+      </w:r>
+      <w:r>
+        <w:rPr>
+          <w:rFonts w:ascii="SBL Hebrew" w:hAnsi="SBL Hebrew" w:cs="SBL Hebrew" w:eastAsia="SBL Hebrew"/>
+          <w:b w:val="0"/>
+          <w:i w:val="0"/>
+          <w:color w:val="1A1A1A"/>
+          <w:sz w:val="22"/>
+        </w:rPr>
+        <w:t>אוֹר פְּנִימִי</w:t>
+      </w:r>
+      <w:r>
+        <w:rPr>
+          <w:rFonts w:ascii="Georgia" w:hAnsi="Georgia" w:cs="SBL Hebrew" w:eastAsia="Georgia"/>
+          <w:b w:val="0"/>
+          <w:i w:val="0"/>
+          <w:color w:val="1A1A1A"/>
+          <w:sz w:val="22"/>
+        </w:rPr>
+        <w:t xml:space="preserve">), the interior light that fills the vessels of the soul, and </w:t>
       </w:r>
       <w:r>
         <w:rPr>
@@ -4381,7 +6701,27 @@
           <w:color w:val="1A1A1A"/>
           <w:sz w:val="22"/>
         </w:rPr>
-        <w:t xml:space="preserve">, the encompassing light that surrounds them. Only a few </w:t>
+        <w:t xml:space="preserve"> (</w:t>
+      </w:r>
+      <w:r>
+        <w:rPr>
+          <w:rFonts w:ascii="SBL Hebrew" w:hAnsi="SBL Hebrew" w:cs="SBL Hebrew" w:eastAsia="SBL Hebrew"/>
+          <w:b w:val="0"/>
+          <w:i w:val="0"/>
+          <w:color w:val="1A1A1A"/>
+          <w:sz w:val="22"/>
+        </w:rPr>
+        <w:t>אוֹר מַקִּיף</w:t>
+      </w:r>
+      <w:r>
+        <w:rPr>
+          <w:rFonts w:ascii="Georgia" w:hAnsi="Georgia" w:cs="SBL Hebrew" w:eastAsia="Georgia"/>
+          <w:b w:val="0"/>
+          <w:i w:val="0"/>
+          <w:color w:val="1A1A1A"/>
+          <w:sz w:val="22"/>
+        </w:rPr>
+        <w:t xml:space="preserve">), the encompassing light that surrounds them. Only a few </w:t>
       </w:r>
       <w:r>
         <w:rPr>
@@ -4401,7 +6741,27 @@
           <w:color w:val="1A1A1A"/>
           <w:sz w:val="22"/>
         </w:rPr>
-        <w:t xml:space="preserve"> envelop the whole body — </w:t>
+        <w:t xml:space="preserve"> (</w:t>
+      </w:r>
+      <w:r>
+        <w:rPr>
+          <w:rFonts w:ascii="SBL Hebrew" w:hAnsi="SBL Hebrew" w:cs="SBL Hebrew" w:eastAsia="SBL Hebrew"/>
+          <w:b w:val="0"/>
+          <w:i w:val="0"/>
+          <w:color w:val="1A1A1A"/>
+          <w:sz w:val="22"/>
+        </w:rPr>
+        <w:t>מִצְווֹת</w:t>
+      </w:r>
+      <w:r>
+        <w:rPr>
+          <w:rFonts w:ascii="Georgia" w:hAnsi="Georgia" w:cs="SBL Hebrew" w:eastAsia="Georgia"/>
+          <w:b w:val="0"/>
+          <w:i w:val="0"/>
+          <w:color w:val="1A1A1A"/>
+          <w:sz w:val="22"/>
+        </w:rPr>
+        <w:t xml:space="preserve">) envelop the whole body — </w:t>
       </w:r>
       <w:r>
         <w:rPr>
@@ -4421,7 +6781,27 @@
           <w:color w:val="1A1A1A"/>
           <w:sz w:val="22"/>
         </w:rPr>
-        <w:t xml:space="preserve">, </w:t>
+        <w:t xml:space="preserve"> (</w:t>
+      </w:r>
+      <w:r>
+        <w:rPr>
+          <w:rFonts w:ascii="SBL Hebrew" w:hAnsi="SBL Hebrew" w:cs="SBL Hebrew" w:eastAsia="SBL Hebrew"/>
+          <w:b w:val="0"/>
+          <w:i w:val="0"/>
+          <w:color w:val="1A1A1A"/>
+          <w:sz w:val="22"/>
+        </w:rPr>
+        <w:t>סֻכָּה</w:t>
+      </w:r>
+      <w:r>
+        <w:rPr>
+          <w:rFonts w:ascii="Georgia" w:hAnsi="Georgia" w:cs="SBL Hebrew" w:eastAsia="Georgia"/>
+          <w:b w:val="0"/>
+          <w:i w:val="0"/>
+          <w:color w:val="1A1A1A"/>
+          <w:sz w:val="22"/>
+        </w:rPr>
+        <w:t xml:space="preserve">), </w:t>
       </w:r>
       <w:r>
         <w:rPr>
@@ -4441,7 +6821,27 @@
           <w:color w:val="1A1A1A"/>
           <w:sz w:val="22"/>
         </w:rPr>
-        <w:t xml:space="preserve">, the </w:t>
+        <w:t xml:space="preserve"> (</w:t>
+      </w:r>
+      <w:r>
+        <w:rPr>
+          <w:rFonts w:ascii="SBL Hebrew" w:hAnsi="SBL Hebrew" w:cs="SBL Hebrew" w:eastAsia="SBL Hebrew"/>
+          <w:b w:val="0"/>
+          <w:i w:val="0"/>
+          <w:color w:val="1A1A1A"/>
+          <w:sz w:val="22"/>
+        </w:rPr>
+        <w:t>מִקְוֶה</w:t>
+      </w:r>
+      <w:r>
+        <w:rPr>
+          <w:rFonts w:ascii="Georgia" w:hAnsi="Georgia" w:cs="SBL Hebrew" w:eastAsia="Georgia"/>
+          <w:b w:val="0"/>
+          <w:i w:val="0"/>
+          <w:color w:val="1A1A1A"/>
+          <w:sz w:val="22"/>
+        </w:rPr>
+        <w:t xml:space="preserve">), the </w:t>
       </w:r>
       <w:r>
         <w:rPr>
@@ -4481,7 +6881,27 @@
           <w:color w:val="1A1A1A"/>
           <w:sz w:val="22"/>
         </w:rPr>
-        <w:t xml:space="preserve">. The </w:t>
+        <w:t xml:space="preserve"> (</w:t>
+      </w:r>
+      <w:r>
+        <w:rPr>
+          <w:rFonts w:ascii="SBL Hebrew" w:hAnsi="SBL Hebrew" w:cs="SBL Hebrew" w:eastAsia="SBL Hebrew"/>
+          <w:b w:val="0"/>
+          <w:i w:val="0"/>
+          <w:color w:val="1A1A1A"/>
+          <w:sz w:val="22"/>
+        </w:rPr>
+        <w:t>יִשּׁוּב אֶרֶץ יִשְׂרָאֵל</w:t>
+      </w:r>
+      <w:r>
+        <w:rPr>
+          <w:rFonts w:ascii="Georgia" w:hAnsi="Georgia" w:cs="SBL Hebrew" w:eastAsia="Georgia"/>
+          <w:b w:val="0"/>
+          <w:i w:val="0"/>
+          <w:color w:val="1A1A1A"/>
+          <w:sz w:val="22"/>
+        </w:rPr>
+        <w:t xml:space="preserve">). The </w:t>
       </w:r>
       <w:r>
         <w:rPr>
@@ -4501,7 +6921,27 @@
           <w:color w:val="1A1A1A"/>
           <w:sz w:val="22"/>
         </w:rPr>
-        <w:t xml:space="preserve"> uniquely embodies the </w:t>
+        <w:t xml:space="preserve"> (</w:t>
+      </w:r>
+      <w:r>
+        <w:rPr>
+          <w:rFonts w:ascii="SBL Hebrew" w:hAnsi="SBL Hebrew" w:cs="SBL Hebrew" w:eastAsia="SBL Hebrew"/>
+          <w:b w:val="0"/>
+          <w:i w:val="0"/>
+          <w:color w:val="1A1A1A"/>
+          <w:sz w:val="22"/>
+        </w:rPr>
+        <w:t>טַלִּית</w:t>
+      </w:r>
+      <w:r>
+        <w:rPr>
+          <w:rFonts w:ascii="Georgia" w:hAnsi="Georgia" w:cs="SBL Hebrew" w:eastAsia="Georgia"/>
+          <w:b w:val="0"/>
+          <w:i w:val="0"/>
+          <w:color w:val="1A1A1A"/>
+          <w:sz w:val="22"/>
+        </w:rPr>
+        <w:t xml:space="preserve">) uniquely embodies the </w:t>
       </w:r>
       <w:r>
         <w:rPr>
@@ -4711,7 +7151,27 @@
           <w:color w:val="1A1A1A"/>
           <w:sz w:val="22"/>
         </w:rPr>
-        <w:t xml:space="preserve">-based origin that carries an intuitive force even for one not steeped in </w:t>
+        <w:t xml:space="preserve"> (</w:t>
+      </w:r>
+      <w:r>
+        <w:rPr>
+          <w:rFonts w:ascii="SBL Hebrew" w:hAnsi="SBL Hebrew" w:cs="SBL Hebrew" w:eastAsia="SBL Hebrew"/>
+          <w:b w:val="0"/>
+          <w:i w:val="0"/>
+          <w:color w:val="1A1A1A"/>
+          <w:sz w:val="22"/>
+        </w:rPr>
+        <w:t>פְּשָׁט</w:t>
+      </w:r>
+      <w:r>
+        <w:rPr>
+          <w:rFonts w:ascii="Georgia" w:hAnsi="Georgia" w:cs="SBL Hebrew" w:eastAsia="Georgia"/>
+          <w:b w:val="0"/>
+          <w:i w:val="0"/>
+          <w:color w:val="1A1A1A"/>
+          <w:sz w:val="22"/>
+        </w:rPr>
+        <w:t xml:space="preserve">)-based origin that carries an intuitive force even for one not steeped in </w:t>
       </w:r>
       <w:r>
         <w:rPr>
@@ -4731,7 +7191,27 @@
           <w:color w:val="1A1A1A"/>
           <w:sz w:val="22"/>
         </w:rPr>
-        <w:t>.</w:t>
+        <w:t xml:space="preserve"> (</w:t>
+      </w:r>
+      <w:r>
+        <w:rPr>
+          <w:rFonts w:ascii="SBL Hebrew" w:hAnsi="SBL Hebrew" w:cs="SBL Hebrew" w:eastAsia="SBL Hebrew"/>
+          <w:b w:val="0"/>
+          <w:i w:val="0"/>
+          <w:color w:val="1A1A1A"/>
+          <w:sz w:val="22"/>
+        </w:rPr>
+        <w:t>קַבָּלָה</w:t>
+      </w:r>
+      <w:r>
+        <w:rPr>
+          <w:rFonts w:ascii="Georgia" w:hAnsi="Georgia" w:cs="SBL Hebrew" w:eastAsia="Georgia"/>
+          <w:b w:val="0"/>
+          <w:i w:val="0"/>
+          <w:color w:val="1A1A1A"/>
+          <w:sz w:val="22"/>
+        </w:rPr>
+        <w:t>).</w:t>
       </w:r>
     </w:p>
     <w:p>
@@ -4766,7 +7246,27 @@
           <w:color w:val="1A1A1A"/>
           <w:sz w:val="22"/>
         </w:rPr>
-        <w:t xml:space="preserve">, the daily </w:t>
+        <w:t xml:space="preserve"> (</w:t>
+      </w:r>
+      <w:r>
+        <w:rPr>
+          <w:rFonts w:ascii="SBL Hebrew" w:hAnsi="SBL Hebrew" w:cs="SBL Hebrew" w:eastAsia="SBL Hebrew"/>
+          <w:b w:val="0"/>
+          <w:i w:val="0"/>
+          <w:color w:val="1A1A1A"/>
+          <w:sz w:val="22"/>
+        </w:rPr>
+        <w:t>תַּנָּאִים</w:t>
+      </w:r>
+      <w:r>
+        <w:rPr>
+          <w:rFonts w:ascii="Georgia" w:hAnsi="Georgia" w:cs="SBL Hebrew" w:eastAsia="Georgia"/>
+          <w:b w:val="0"/>
+          <w:i w:val="0"/>
+          <w:color w:val="1A1A1A"/>
+          <w:sz w:val="22"/>
+        </w:rPr>
+        <w:t xml:space="preserve">), the daily </w:t>
       </w:r>
       <w:r>
         <w:rPr>
@@ -4786,7 +7286,27 @@
           <w:color w:val="1A1A1A"/>
           <w:sz w:val="22"/>
         </w:rPr>
-        <w:t xml:space="preserve"> opened at </w:t>
+        <w:t xml:space="preserve"> (</w:t>
+      </w:r>
+      <w:r>
+        <w:rPr>
+          <w:rFonts w:ascii="SBL Hebrew" w:hAnsi="SBL Hebrew" w:cs="SBL Hebrew" w:eastAsia="SBL Hebrew"/>
+          <w:b w:val="0"/>
+          <w:i w:val="0"/>
+          <w:color w:val="1A1A1A"/>
+          <w:sz w:val="22"/>
+        </w:rPr>
+        <w:t>דַּאוונען</w:t>
+      </w:r>
+      <w:r>
+        <w:rPr>
+          <w:rFonts w:ascii="Georgia" w:hAnsi="Georgia" w:cs="SBL Hebrew" w:eastAsia="Georgia"/>
+          <w:b w:val="0"/>
+          <w:i w:val="0"/>
+          <w:color w:val="1A1A1A"/>
+          <w:sz w:val="22"/>
+        </w:rPr>
+        <w:t xml:space="preserve">) opened at </w:t>
       </w:r>
       <w:r>
         <w:rPr>
@@ -4826,7 +7346,27 @@
           <w:color w:val="1A1A1A"/>
           <w:sz w:val="22"/>
         </w:rPr>
-        <w:t xml:space="preserve">, of </w:t>
+        <w:t xml:space="preserve"> (</w:t>
+      </w:r>
+      <w:r>
+        <w:rPr>
+          <w:rFonts w:ascii="SBL Hebrew" w:hAnsi="SBL Hebrew" w:cs="SBL Hebrew" w:eastAsia="SBL Hebrew"/>
+          <w:b w:val="0"/>
+          <w:i w:val="0"/>
+          <w:color w:val="1A1A1A"/>
+          <w:sz w:val="22"/>
+        </w:rPr>
+        <w:t>קָרְבָּנוֹת</w:t>
+      </w:r>
+      <w:r>
+        <w:rPr>
+          <w:rFonts w:ascii="Georgia" w:hAnsi="Georgia" w:cs="SBL Hebrew" w:eastAsia="Georgia"/>
+          <w:b w:val="0"/>
+          <w:i w:val="0"/>
+          <w:color w:val="1A1A1A"/>
+          <w:sz w:val="22"/>
+        </w:rPr>
+        <w:t xml:space="preserve">), of </w:t>
       </w:r>
       <w:r>
         <w:rPr>
@@ -4846,7 +7386,27 @@
           <w:color w:val="1A1A1A"/>
           <w:sz w:val="22"/>
         </w:rPr>
-        <w:t xml:space="preserve">, of </w:t>
+        <w:t xml:space="preserve"> (</w:t>
+      </w:r>
+      <w:r>
+        <w:rPr>
+          <w:rFonts w:ascii="SBL Hebrew" w:hAnsi="SBL Hebrew" w:cs="SBL Hebrew" w:eastAsia="SBL Hebrew"/>
+          <w:b w:val="0"/>
+          <w:i w:val="0"/>
+          <w:color w:val="1A1A1A"/>
+          <w:sz w:val="22"/>
+        </w:rPr>
+        <w:t>הוֹדוּ</w:t>
+      </w:r>
+      <w:r>
+        <w:rPr>
+          <w:rFonts w:ascii="Georgia" w:hAnsi="Georgia" w:cs="SBL Hebrew" w:eastAsia="Georgia"/>
+          <w:b w:val="0"/>
+          <w:i w:val="0"/>
+          <w:color w:val="1A1A1A"/>
+          <w:sz w:val="22"/>
+        </w:rPr>
+        <w:t xml:space="preserve">), of </w:t>
       </w:r>
       <w:r>
         <w:rPr>
@@ -4866,7 +7426,27 @@
           <w:color w:val="1A1A1A"/>
           <w:sz w:val="22"/>
         </w:rPr>
-        <w:t xml:space="preserve">, of </w:t>
+        <w:t xml:space="preserve"> (</w:t>
+      </w:r>
+      <w:r>
+        <w:rPr>
+          <w:rFonts w:ascii="SBL Hebrew" w:hAnsi="SBL Hebrew" w:cs="SBL Hebrew" w:eastAsia="SBL Hebrew"/>
+          <w:b w:val="0"/>
+          <w:i w:val="0"/>
+          <w:color w:val="1A1A1A"/>
+          <w:sz w:val="22"/>
+        </w:rPr>
+        <w:t>מִזְמוֹר שִׁיר חֲנֻכַּת הַבַּיִת</w:t>
+      </w:r>
+      <w:r>
+        <w:rPr>
+          <w:rFonts w:ascii="Georgia" w:hAnsi="Georgia" w:cs="SBL Hebrew" w:eastAsia="Georgia"/>
+          <w:b w:val="0"/>
+          <w:i w:val="0"/>
+          <w:color w:val="1A1A1A"/>
+          <w:sz w:val="22"/>
+        </w:rPr>
+        <w:t xml:space="preserve">), of </w:t>
       </w:r>
       <w:r>
         <w:rPr>
@@ -4886,7 +7466,27 @@
           <w:color w:val="1A1A1A"/>
           <w:sz w:val="22"/>
         </w:rPr>
-        <w:t xml:space="preserve">, had not yet entered the liturgy. The </w:t>
+        <w:t xml:space="preserve"> (</w:t>
+      </w:r>
+      <w:r>
+        <w:rPr>
+          <w:rFonts w:ascii="SBL Hebrew" w:hAnsi="SBL Hebrew" w:cs="SBL Hebrew" w:eastAsia="SBL Hebrew"/>
+          <w:b w:val="0"/>
+          <w:i w:val="0"/>
+          <w:color w:val="1A1A1A"/>
+          <w:sz w:val="22"/>
+        </w:rPr>
+        <w:t>ה׳ מֶלֶךְ</w:t>
+      </w:r>
+      <w:r>
+        <w:rPr>
+          <w:rFonts w:ascii="Georgia" w:hAnsi="Georgia" w:cs="SBL Hebrew" w:eastAsia="Georgia"/>
+          <w:b w:val="0"/>
+          <w:i w:val="0"/>
+          <w:color w:val="1A1A1A"/>
+          <w:sz w:val="22"/>
+        </w:rPr>
+        <w:t xml:space="preserve">), had not yet entered the liturgy. The </w:t>
       </w:r>
       <w:r>
         <w:rPr>
@@ -4906,7 +7506,27 @@
           <w:color w:val="1A1A1A"/>
           <w:sz w:val="22"/>
         </w:rPr>
-        <w:t xml:space="preserve"> at the opening of </w:t>
+        <w:t xml:space="preserve"> (</w:t>
+      </w:r>
+      <w:r>
+        <w:rPr>
+          <w:rFonts w:ascii="SBL Hebrew" w:hAnsi="SBL Hebrew" w:cs="SBL Hebrew" w:eastAsia="SBL Hebrew"/>
+          <w:b w:val="0"/>
+          <w:i w:val="0"/>
+          <w:color w:val="1A1A1A"/>
+          <w:sz w:val="22"/>
+        </w:rPr>
+        <w:t>מִשְׁנָה</w:t>
+      </w:r>
+      <w:r>
+        <w:rPr>
+          <w:rFonts w:ascii="Georgia" w:hAnsi="Georgia" w:cs="SBL Hebrew" w:eastAsia="Georgia"/>
+          <w:b w:val="0"/>
+          <w:i w:val="0"/>
+          <w:color w:val="1A1A1A"/>
+          <w:sz w:val="22"/>
+        </w:rPr>
+        <w:t xml:space="preserve">) at the opening of </w:t>
       </w:r>
       <w:r>
         <w:rPr>
@@ -4926,7 +7546,27 @@
           <w:color w:val="1A1A1A"/>
           <w:sz w:val="22"/>
         </w:rPr>
-        <w:t xml:space="preserve"> defines the </w:t>
+        <w:t xml:space="preserve"> (</w:t>
+      </w:r>
+      <w:r>
+        <w:rPr>
+          <w:rFonts w:ascii="SBL Hebrew" w:hAnsi="SBL Hebrew" w:cs="SBL Hebrew" w:eastAsia="SBL Hebrew"/>
+          <w:b w:val="0"/>
+          <w:i w:val="0"/>
+          <w:color w:val="1A1A1A"/>
+          <w:sz w:val="22"/>
+        </w:rPr>
+        <w:t>בְּרָכוֹת</w:t>
+      </w:r>
+      <w:r>
+        <w:rPr>
+          <w:rFonts w:ascii="Georgia" w:hAnsi="Georgia" w:cs="SBL Hebrew" w:eastAsia="Georgia"/>
+          <w:b w:val="0"/>
+          <w:i w:val="0"/>
+          <w:color w:val="1A1A1A"/>
+          <w:sz w:val="22"/>
+        </w:rPr>
+        <w:t xml:space="preserve">) defines the </w:t>
       </w:r>
       <w:r>
         <w:rPr>
@@ -4946,7 +7586,27 @@
           <w:color w:val="1A1A1A"/>
           <w:sz w:val="22"/>
         </w:rPr>
-        <w:t xml:space="preserve"> for </w:t>
+        <w:t xml:space="preserve"> (</w:t>
+      </w:r>
+      <w:r>
+        <w:rPr>
+          <w:rFonts w:ascii="SBL Hebrew" w:hAnsi="SBL Hebrew" w:cs="SBL Hebrew" w:eastAsia="SBL Hebrew"/>
+          <w:b w:val="0"/>
+          <w:i w:val="0"/>
+          <w:color w:val="1A1A1A"/>
+          <w:sz w:val="22"/>
+        </w:rPr>
+        <w:t>זְמַן</w:t>
+      </w:r>
+      <w:r>
+        <w:rPr>
+          <w:rFonts w:ascii="Georgia" w:hAnsi="Georgia" w:cs="SBL Hebrew" w:eastAsia="Georgia"/>
+          <w:b w:val="0"/>
+          <w:i w:val="0"/>
+          <w:color w:val="1A1A1A"/>
+          <w:sz w:val="22"/>
+        </w:rPr>
+        <w:t xml:space="preserve">) for </w:t>
       </w:r>
       <w:r>
         <w:rPr>
@@ -4986,7 +7646,27 @@
           <w:color w:val="1A1A1A"/>
           <w:sz w:val="22"/>
         </w:rPr>
-        <w:t xml:space="preserve"> — the moment at which one can distinguish the blue thread of </w:t>
+        <w:t xml:space="preserve"> (</w:t>
+      </w:r>
+      <w:r>
+        <w:rPr>
+          <w:rFonts w:ascii="SBL Hebrew" w:hAnsi="SBL Hebrew" w:cs="SBL Hebrew" w:eastAsia="SBL Hebrew"/>
+          <w:b w:val="0"/>
+          <w:i w:val="0"/>
+          <w:color w:val="1A1A1A"/>
+          <w:sz w:val="22"/>
+        </w:rPr>
+        <w:t>מִשֶּׁיַּכִּיר בֵּין תְּכֵלֶת לְלָבָן</w:t>
+      </w:r>
+      <w:r>
+        <w:rPr>
+          <w:rFonts w:ascii="Georgia" w:hAnsi="Georgia" w:cs="SBL Hebrew" w:eastAsia="Georgia"/>
+          <w:b w:val="0"/>
+          <w:i w:val="0"/>
+          <w:color w:val="1A1A1A"/>
+          <w:sz w:val="22"/>
+        </w:rPr>
+        <w:t xml:space="preserve">) — the moment at which one can distinguish the blue thread of </w:t>
       </w:r>
       <w:r>
         <w:rPr>
@@ -5006,7 +7686,27 @@
           <w:color w:val="1A1A1A"/>
           <w:sz w:val="22"/>
         </w:rPr>
-        <w:t xml:space="preserve"> in the </w:t>
+        <w:t xml:space="preserve"> (</w:t>
+      </w:r>
+      <w:r>
+        <w:rPr>
+          <w:rFonts w:ascii="SBL Hebrew" w:hAnsi="SBL Hebrew" w:cs="SBL Hebrew" w:eastAsia="SBL Hebrew"/>
+          <w:b w:val="0"/>
+          <w:i w:val="0"/>
+          <w:color w:val="1A1A1A"/>
+          <w:sz w:val="22"/>
+        </w:rPr>
+        <w:t>תְּכֵלֶת</w:t>
+      </w:r>
+      <w:r>
+        <w:rPr>
+          <w:rFonts w:ascii="Georgia" w:hAnsi="Georgia" w:cs="SBL Hebrew" w:eastAsia="Georgia"/>
+          <w:b w:val="0"/>
+          <w:i w:val="0"/>
+          <w:color w:val="1A1A1A"/>
+          <w:sz w:val="22"/>
+        </w:rPr>
+        <w:t xml:space="preserve">) in the </w:t>
       </w:r>
       <w:r>
         <w:rPr>
@@ -5046,7 +7746,27 @@
           <w:color w:val="1A1A1A"/>
           <w:sz w:val="22"/>
         </w:rPr>
-        <w:t xml:space="preserve">, no </w:t>
+        <w:t xml:space="preserve"> (</w:t>
+      </w:r>
+      <w:r>
+        <w:rPr>
+          <w:rFonts w:ascii="SBL Hebrew" w:hAnsi="SBL Hebrew" w:cs="SBL Hebrew" w:eastAsia="SBL Hebrew"/>
+          <w:b w:val="0"/>
+          <w:i w:val="0"/>
+          <w:color w:val="1A1A1A"/>
+          <w:sz w:val="22"/>
+        </w:rPr>
+        <w:t>זְמַנִּים</w:t>
+      </w:r>
+      <w:r>
+        <w:rPr>
+          <w:rFonts w:ascii="Georgia" w:hAnsi="Georgia" w:cs="SBL Hebrew" w:eastAsia="Georgia"/>
+          <w:b w:val="0"/>
+          <w:i w:val="0"/>
+          <w:color w:val="1A1A1A"/>
+          <w:sz w:val="22"/>
+        </w:rPr>
+        <w:t xml:space="preserve">), no </w:t>
       </w:r>
       <w:r>
         <w:rPr>
@@ -5066,7 +7786,27 @@
           <w:color w:val="1A1A1A"/>
           <w:sz w:val="22"/>
         </w:rPr>
-        <w:t xml:space="preserve"> to announce the moment. As </w:t>
+        <w:t xml:space="preserve"> (</w:t>
+      </w:r>
+      <w:r>
+        <w:rPr>
+          <w:rFonts w:ascii="SBL Hebrew" w:hAnsi="SBL Hebrew" w:cs="SBL Hebrew" w:eastAsia="SBL Hebrew"/>
+          <w:b w:val="0"/>
+          <w:i w:val="0"/>
+          <w:color w:val="1A1A1A"/>
+          <w:sz w:val="22"/>
+        </w:rPr>
+        <w:t>גַּבַּאי</w:t>
+      </w:r>
+      <w:r>
+        <w:rPr>
+          <w:rFonts w:ascii="Georgia" w:hAnsi="Georgia" w:cs="SBL Hebrew" w:eastAsia="Georgia"/>
+          <w:b w:val="0"/>
+          <w:i w:val="0"/>
+          <w:color w:val="1A1A1A"/>
+          <w:sz w:val="22"/>
+        </w:rPr>
+        <w:t xml:space="preserve">) to announce the moment. As </w:t>
       </w:r>
       <w:r>
         <w:rPr>
@@ -5361,7 +8101,27 @@
           <w:color w:val="1A1A1A"/>
           <w:sz w:val="22"/>
         </w:rPr>
-        <w:t xml:space="preserve">, is more naturally rooted in the kabbalistic frame and in the general instinct to honor a </w:t>
+        <w:t xml:space="preserve"> (</w:t>
+      </w:r>
+      <w:r>
+        <w:rPr>
+          <w:rFonts w:ascii="SBL Hebrew" w:hAnsi="SBL Hebrew" w:cs="SBL Hebrew" w:eastAsia="SBL Hebrew"/>
+          <w:b w:val="0"/>
+          <w:i w:val="0"/>
+          <w:color w:val="1A1A1A"/>
+          <w:sz w:val="22"/>
+        </w:rPr>
+        <w:t>חִבַּת הַמִּצְוָה</w:t>
+      </w:r>
+      <w:r>
+        <w:rPr>
+          <w:rFonts w:ascii="Georgia" w:hAnsi="Georgia" w:cs="SBL Hebrew" w:eastAsia="Georgia"/>
+          <w:b w:val="0"/>
+          <w:i w:val="0"/>
+          <w:color w:val="1A1A1A"/>
+          <w:sz w:val="22"/>
+        </w:rPr>
+        <w:t xml:space="preserve">), is more naturally rooted in the kabbalistic frame and in the general instinct to honor a </w:t>
       </w:r>
       <w:r>
         <w:rPr>
@@ -5451,7 +8211,27 @@
           <w:color w:val="1A1A1A"/>
           <w:sz w:val="22"/>
         </w:rPr>
-        <w:t xml:space="preserve">. When one takes the two front </w:t>
+        <w:t xml:space="preserve"> (</w:t>
+      </w:r>
+      <w:r>
+        <w:rPr>
+          <w:rFonts w:ascii="SBL Hebrew" w:hAnsi="SBL Hebrew" w:cs="SBL Hebrew" w:eastAsia="SBL Hebrew"/>
+          <w:b w:val="0"/>
+          <w:i w:val="0"/>
+          <w:color w:val="1A1A1A"/>
+          <w:sz w:val="22"/>
+        </w:rPr>
+        <w:t>רֶמֶז</w:t>
+      </w:r>
+      <w:r>
+        <w:rPr>
+          <w:rFonts w:ascii="Georgia" w:hAnsi="Georgia" w:cs="SBL Hebrew" w:eastAsia="Georgia"/>
+          <w:b w:val="0"/>
+          <w:i w:val="0"/>
+          <w:color w:val="1A1A1A"/>
+          <w:sz w:val="22"/>
+        </w:rPr>
+        <w:t xml:space="preserve">). When one takes the two front </w:t>
       </w:r>
       <w:r>
         <w:rPr>
@@ -5491,7 +8271,27 @@
           <w:color w:val="1A1A1A"/>
           <w:sz w:val="22"/>
         </w:rPr>
-        <w:t xml:space="preserve"> that compose </w:t>
+        <w:t xml:space="preserve"> (</w:t>
+      </w:r>
+      <w:r>
+        <w:rPr>
+          <w:rFonts w:ascii="SBL Hebrew" w:hAnsi="SBL Hebrew" w:cs="SBL Hebrew" w:eastAsia="SBL Hebrew"/>
+          <w:b w:val="0"/>
+          <w:i w:val="0"/>
+          <w:color w:val="1A1A1A"/>
+          <w:sz w:val="22"/>
+        </w:rPr>
+        <w:t>בְּרָכוֹת</w:t>
+      </w:r>
+      <w:r>
+        <w:rPr>
+          <w:rFonts w:ascii="Georgia" w:hAnsi="Georgia" w:cs="SBL Hebrew" w:eastAsia="Georgia"/>
+          <w:b w:val="0"/>
+          <w:i w:val="0"/>
+          <w:color w:val="1A1A1A"/>
+          <w:sz w:val="22"/>
+        </w:rPr>
+        <w:t xml:space="preserve">) that compose </w:t>
       </w:r>
       <w:r>
         <w:rPr>
@@ -5531,7 +8331,27 @@
           <w:color w:val="1A1A1A"/>
           <w:sz w:val="22"/>
         </w:rPr>
-        <w:t xml:space="preserve"> by which </w:t>
+        <w:t xml:space="preserve"> (</w:t>
+      </w:r>
+      <w:r>
+        <w:rPr>
+          <w:rFonts w:ascii="SBL Hebrew" w:hAnsi="SBL Hebrew" w:cs="SBL Hebrew" w:eastAsia="SBL Hebrew"/>
+          <w:b w:val="0"/>
+          <w:i w:val="0"/>
+          <w:color w:val="1A1A1A"/>
+          <w:sz w:val="22"/>
+        </w:rPr>
+        <w:t>עֲשָׂרָה מַאֲמָרוֹת</w:t>
+      </w:r>
+      <w:r>
+        <w:rPr>
+          <w:rFonts w:ascii="Georgia" w:hAnsi="Georgia" w:cs="SBL Hebrew" w:eastAsia="Georgia"/>
+          <w:b w:val="0"/>
+          <w:i w:val="0"/>
+          <w:color w:val="1A1A1A"/>
+          <w:sz w:val="22"/>
+        </w:rPr>
+        <w:t xml:space="preserve">) by which </w:t>
       </w:r>
       <w:r>
         <w:rPr>
@@ -5551,7 +8371,27 @@
           <w:color w:val="1A1A1A"/>
           <w:sz w:val="22"/>
         </w:rPr>
-        <w:t xml:space="preserve"> called the world into being. The gesture at the opening of </w:t>
+        <w:t xml:space="preserve"> (</w:t>
+      </w:r>
+      <w:r>
+        <w:rPr>
+          <w:rFonts w:ascii="SBL Hebrew" w:hAnsi="SBL Hebrew" w:cs="SBL Hebrew" w:eastAsia="SBL Hebrew"/>
+          <w:b w:val="0"/>
+          <w:i w:val="0"/>
+          <w:color w:val="1A1A1A"/>
+          <w:sz w:val="22"/>
+        </w:rPr>
+        <w:t>הַקָּדוֹשׁ בָּרוּךְ הוּא</w:t>
+      </w:r>
+      <w:r>
+        <w:rPr>
+          <w:rFonts w:ascii="Georgia" w:hAnsi="Georgia" w:cs="SBL Hebrew" w:eastAsia="Georgia"/>
+          <w:b w:val="0"/>
+          <w:i w:val="0"/>
+          <w:color w:val="1A1A1A"/>
+          <w:sz w:val="22"/>
+        </w:rPr>
+        <w:t xml:space="preserve">) called the world into being. The gesture at the opening of </w:t>
       </w:r>
       <w:r>
         <w:rPr>
@@ -5701,7 +8541,27 @@
           <w:color w:val="1A1A1A"/>
           <w:sz w:val="22"/>
         </w:rPr>
-        <w:t xml:space="preserve"> — and individual </w:t>
+        <w:t xml:space="preserve"> (</w:t>
+      </w:r>
+      <w:r>
+        <w:rPr>
+          <w:rFonts w:ascii="SBL Hebrew" w:hAnsi="SBL Hebrew" w:cs="SBL Hebrew" w:eastAsia="SBL Hebrew"/>
+          <w:b w:val="0"/>
+          <w:i w:val="0"/>
+          <w:color w:val="1A1A1A"/>
+          <w:sz w:val="22"/>
+        </w:rPr>
+        <w:t>תַּלְמִידֵי הַגְּרָ״א</w:t>
+      </w:r>
+      <w:r>
+        <w:rPr>
+          <w:rFonts w:ascii="Georgia" w:hAnsi="Georgia" w:cs="SBL Hebrew" w:eastAsia="Georgia"/>
+          <w:b w:val="0"/>
+          <w:i w:val="0"/>
+          <w:color w:val="1A1A1A"/>
+          <w:sz w:val="22"/>
+        </w:rPr>
+        <w:t xml:space="preserve">) — and individual </w:t>
       </w:r>
       <w:r>
         <w:rPr>
@@ -5781,7 +8641,27 @@
           <w:color w:val="1A1A1A"/>
           <w:sz w:val="22"/>
         </w:rPr>
-        <w:t xml:space="preserve"> or a person inheriting an unclear family </w:t>
+        <w:t xml:space="preserve"> (</w:t>
+      </w:r>
+      <w:r>
+        <w:rPr>
+          <w:rFonts w:ascii="SBL Hebrew" w:hAnsi="SBL Hebrew" w:cs="SBL Hebrew" w:eastAsia="SBL Hebrew"/>
+          <w:b w:val="0"/>
+          <w:i w:val="0"/>
+          <w:color w:val="1A1A1A"/>
+          <w:sz w:val="22"/>
+        </w:rPr>
+        <w:t>בַּעַל תְּשׁוּבָה</w:t>
+      </w:r>
+      <w:r>
+        <w:rPr>
+          <w:rFonts w:ascii="Georgia" w:hAnsi="Georgia" w:cs="SBL Hebrew" w:eastAsia="Georgia"/>
+          <w:b w:val="0"/>
+          <w:i w:val="0"/>
+          <w:color w:val="1A1A1A"/>
+          <w:sz w:val="22"/>
+        </w:rPr>
+        <w:t xml:space="preserve">) or a person inheriting an unclear family </w:t>
       </w:r>
       <w:r>
         <w:rPr>
@@ -5821,7 +8701,27 @@
           <w:color w:val="1A1A1A"/>
           <w:sz w:val="22"/>
         </w:rPr>
-        <w:t xml:space="preserve">. What the </w:t>
+        <w:t xml:space="preserve"> (</w:t>
+      </w:r>
+      <w:r>
+        <w:rPr>
+          <w:rFonts w:ascii="SBL Hebrew" w:hAnsi="SBL Hebrew" w:cs="SBL Hebrew" w:eastAsia="SBL Hebrew"/>
+          <w:b w:val="0"/>
+          <w:i w:val="0"/>
+          <w:color w:val="1A1A1A"/>
+          <w:sz w:val="22"/>
+        </w:rPr>
+        <w:t>רַב</w:t>
+      </w:r>
+      <w:r>
+        <w:rPr>
+          <w:rFonts w:ascii="Georgia" w:hAnsi="Georgia" w:cs="SBL Hebrew" w:eastAsia="Georgia"/>
+          <w:b w:val="0"/>
+          <w:i w:val="0"/>
+          <w:color w:val="1A1A1A"/>
+          <w:sz w:val="22"/>
+        </w:rPr>
+        <w:t xml:space="preserve">). What the </w:t>
       </w:r>
       <w:r>
         <w:rPr>
@@ -5841,7 +8741,27 @@
           <w:color w:val="1A1A1A"/>
           <w:sz w:val="22"/>
         </w:rPr>
-        <w:t xml:space="preserve"> teaches at a deeper level is that a universally practiced </w:t>
+        <w:t xml:space="preserve"> (</w:t>
+      </w:r>
+      <w:r>
+        <w:rPr>
+          <w:rFonts w:ascii="SBL Hebrew" w:hAnsi="SBL Hebrew" w:cs="SBL Hebrew" w:eastAsia="SBL Hebrew"/>
+          <w:b w:val="0"/>
+          <w:i w:val="0"/>
+          <w:color w:val="1A1A1A"/>
+          <w:sz w:val="22"/>
+        </w:rPr>
+        <w:t>סוּגְיָא</w:t>
+      </w:r>
+      <w:r>
+        <w:rPr>
+          <w:rFonts w:ascii="Georgia" w:hAnsi="Georgia" w:cs="SBL Hebrew" w:eastAsia="Georgia"/>
+          <w:b w:val="0"/>
+          <w:i w:val="0"/>
+          <w:color w:val="1A1A1A"/>
+          <w:sz w:val="22"/>
+        </w:rPr>
+        <w:t xml:space="preserve">) teaches at a deeper level is that a universally practiced </w:t>
       </w:r>
       <w:r>
         <w:rPr>
@@ -5930,7 +8850,27 @@
           <w:color w:val="1A1A1A"/>
           <w:sz w:val="22"/>
         </w:rPr>
-        <w:t xml:space="preserve">, the </w:t>
+        <w:t xml:space="preserve"> (</w:t>
+      </w:r>
+      <w:r>
+        <w:rPr>
+          <w:rFonts w:ascii="SBL Hebrew" w:hAnsi="SBL Hebrew" w:cs="SBL Hebrew" w:eastAsia="SBL Hebrew"/>
+          <w:b w:val="0"/>
+          <w:i w:val="0"/>
+          <w:color w:val="1A1A1A"/>
+          <w:sz w:val="22"/>
+        </w:rPr>
+        <w:t>בָּרוּךְ שֶׁאָמַר</w:t>
+      </w:r>
+      <w:r>
+        <w:rPr>
+          <w:rFonts w:ascii="Georgia" w:hAnsi="Georgia" w:cs="SBL Hebrew" w:eastAsia="Georgia"/>
+          <w:b w:val="0"/>
+          <w:i w:val="0"/>
+          <w:color w:val="1A1A1A"/>
+          <w:sz w:val="22"/>
+        </w:rPr>
+        <w:t xml:space="preserve">), the </w:t>
       </w:r>
       <w:r>
         <w:rPr>
@@ -5950,7 +8890,27 @@
           <w:color w:val="1A1A1A"/>
           <w:sz w:val="22"/>
         </w:rPr>
-        <w:t xml:space="preserve"> presents the composition known by its opening words, </w:t>
+        <w:t xml:space="preserve"> (</w:t>
+      </w:r>
+      <w:r>
+        <w:rPr>
+          <w:rFonts w:ascii="SBL Hebrew" w:hAnsi="SBL Hebrew" w:cs="SBL Hebrew" w:eastAsia="SBL Hebrew"/>
+          <w:b w:val="0"/>
+          <w:i w:val="0"/>
+          <w:color w:val="1A1A1A"/>
+          <w:sz w:val="22"/>
+        </w:rPr>
+        <w:t>סִדּוּר</w:t>
+      </w:r>
+      <w:r>
+        <w:rPr>
+          <w:rFonts w:ascii="Georgia" w:hAnsi="Georgia" w:cs="SBL Hebrew" w:eastAsia="Georgia"/>
+          <w:b w:val="0"/>
+          <w:i w:val="0"/>
+          <w:color w:val="1A1A1A"/>
+          <w:sz w:val="22"/>
+        </w:rPr>
+        <w:t xml:space="preserve">) presents the composition known by its opening words, </w:t>
       </w:r>
       <w:r>
         <w:rPr>
@@ -5970,7 +8930,27 @@
           <w:color w:val="1A1A1A"/>
           <w:sz w:val="22"/>
         </w:rPr>
-        <w:t xml:space="preserve">. It is not a single </w:t>
+        <w:t xml:space="preserve"> (</w:t>
+      </w:r>
+      <w:r>
+        <w:rPr>
+          <w:rFonts w:ascii="SBL Hebrew" w:hAnsi="SBL Hebrew" w:cs="SBL Hebrew" w:eastAsia="SBL Hebrew"/>
+          <w:b w:val="0"/>
+          <w:i w:val="0"/>
+          <w:color w:val="1A1A1A"/>
+          <w:sz w:val="22"/>
+        </w:rPr>
+        <w:t>יְהִי כְבוֹד ה׳ לְעוֹלָם</w:t>
+      </w:r>
+      <w:r>
+        <w:rPr>
+          <w:rFonts w:ascii="Georgia" w:hAnsi="Georgia" w:cs="SBL Hebrew" w:eastAsia="Georgia"/>
+          <w:b w:val="0"/>
+          <w:i w:val="0"/>
+          <w:color w:val="1A1A1A"/>
+          <w:sz w:val="22"/>
+        </w:rPr>
+        <w:t xml:space="preserve">). It is not a single </w:t>
       </w:r>
       <w:r>
         <w:rPr>
@@ -5990,7 +8970,27 @@
           <w:color w:val="1A1A1A"/>
           <w:sz w:val="22"/>
         </w:rPr>
-        <w:t xml:space="preserve">; it is a deliberate arrangement of </w:t>
+        <w:t xml:space="preserve"> (</w:t>
+      </w:r>
+      <w:r>
+        <w:rPr>
+          <w:rFonts w:ascii="SBL Hebrew" w:hAnsi="SBL Hebrew" w:cs="SBL Hebrew" w:eastAsia="SBL Hebrew"/>
+          <w:b w:val="0"/>
+          <w:i w:val="0"/>
+          <w:color w:val="1A1A1A"/>
+          <w:sz w:val="22"/>
+        </w:rPr>
+        <w:t>קַאפִּיטְל</w:t>
+      </w:r>
+      <w:r>
+        <w:rPr>
+          <w:rFonts w:ascii="Georgia" w:hAnsi="Georgia" w:cs="SBL Hebrew" w:eastAsia="Georgia"/>
+          <w:b w:val="0"/>
+          <w:i w:val="0"/>
+          <w:color w:val="1A1A1A"/>
+          <w:sz w:val="22"/>
+        </w:rPr>
+        <w:t xml:space="preserve">); it is a deliberate arrangement of </w:t>
       </w:r>
       <w:r>
         <w:rPr>
@@ -6010,7 +9010,27 @@
           <w:color w:val="1A1A1A"/>
           <w:sz w:val="22"/>
         </w:rPr>
-        <w:t xml:space="preserve"> drawn from </w:t>
+        <w:t xml:space="preserve"> (</w:t>
+      </w:r>
+      <w:r>
+        <w:rPr>
+          <w:rFonts w:ascii="SBL Hebrew" w:hAnsi="SBL Hebrew" w:cs="SBL Hebrew" w:eastAsia="SBL Hebrew"/>
+          <w:b w:val="0"/>
+          <w:i w:val="0"/>
+          <w:color w:val="1A1A1A"/>
+          <w:sz w:val="22"/>
+        </w:rPr>
+        <w:t>פְּסוּקִים</w:t>
+      </w:r>
+      <w:r>
+        <w:rPr>
+          <w:rFonts w:ascii="Georgia" w:hAnsi="Georgia" w:cs="SBL Hebrew" w:eastAsia="Georgia"/>
+          <w:b w:val="0"/>
+          <w:i w:val="0"/>
+          <w:color w:val="1A1A1A"/>
+          <w:sz w:val="22"/>
+        </w:rPr>
+        <w:t xml:space="preserve">) drawn from </w:t>
       </w:r>
       <w:r>
         <w:rPr>
@@ -6030,7 +9050,27 @@
           <w:color w:val="1A1A1A"/>
           <w:sz w:val="22"/>
         </w:rPr>
-        <w:t xml:space="preserve">, </w:t>
+        <w:t xml:space="preserve"> (</w:t>
+      </w:r>
+      <w:r>
+        <w:rPr>
+          <w:rFonts w:ascii="SBL Hebrew" w:hAnsi="SBL Hebrew" w:cs="SBL Hebrew" w:eastAsia="SBL Hebrew"/>
+          <w:b w:val="0"/>
+          <w:i w:val="0"/>
+          <w:color w:val="1A1A1A"/>
+          <w:sz w:val="22"/>
+        </w:rPr>
+        <w:t>תְּהִלִּים</w:t>
+      </w:r>
+      <w:r>
+        <w:rPr>
+          <w:rFonts w:ascii="Georgia" w:hAnsi="Georgia" w:cs="SBL Hebrew" w:eastAsia="Georgia"/>
+          <w:b w:val="0"/>
+          <w:i w:val="0"/>
+          <w:color w:val="1A1A1A"/>
+          <w:sz w:val="22"/>
+        </w:rPr>
+        <w:t xml:space="preserve">), </w:t>
       </w:r>
       <w:r>
         <w:rPr>
@@ -6050,7 +9090,27 @@
           <w:color w:val="1A1A1A"/>
           <w:sz w:val="22"/>
         </w:rPr>
-        <w:t xml:space="preserve">, </w:t>
+        <w:t xml:space="preserve"> (</w:t>
+      </w:r>
+      <w:r>
+        <w:rPr>
+          <w:rFonts w:ascii="SBL Hebrew" w:hAnsi="SBL Hebrew" w:cs="SBL Hebrew" w:eastAsia="SBL Hebrew"/>
+          <w:b w:val="0"/>
+          <w:i w:val="0"/>
+          <w:color w:val="1A1A1A"/>
+          <w:sz w:val="22"/>
+        </w:rPr>
+        <w:t>מִשְׁלֵי</w:t>
+      </w:r>
+      <w:r>
+        <w:rPr>
+          <w:rFonts w:ascii="Georgia" w:hAnsi="Georgia" w:cs="SBL Hebrew" w:eastAsia="Georgia"/>
+          <w:b w:val="0"/>
+          <w:i w:val="0"/>
+          <w:color w:val="1A1A1A"/>
+          <w:sz w:val="22"/>
+        </w:rPr>
+        <w:t xml:space="preserve">), </w:t>
       </w:r>
       <w:r>
         <w:rPr>
@@ -6070,7 +9130,27 @@
           <w:color w:val="1A1A1A"/>
           <w:sz w:val="22"/>
         </w:rPr>
-        <w:t xml:space="preserve">, and possibly </w:t>
+        <w:t xml:space="preserve"> (</w:t>
+      </w:r>
+      <w:r>
+        <w:rPr>
+          <w:rFonts w:ascii="SBL Hebrew" w:hAnsi="SBL Hebrew" w:cs="SBL Hebrew" w:eastAsia="SBL Hebrew"/>
+          <w:b w:val="0"/>
+          <w:i w:val="0"/>
+          <w:color w:val="1A1A1A"/>
+          <w:sz w:val="22"/>
+        </w:rPr>
+        <w:t>דִּבְרֵי הַיָּמִים</w:t>
+      </w:r>
+      <w:r>
+        <w:rPr>
+          <w:rFonts w:ascii="Georgia" w:hAnsi="Georgia" w:cs="SBL Hebrew" w:eastAsia="Georgia"/>
+          <w:b w:val="0"/>
+          <w:i w:val="0"/>
+          <w:color w:val="1A1A1A"/>
+          <w:sz w:val="22"/>
+        </w:rPr>
+        <w:t xml:space="preserve">), and possibly </w:t>
       </w:r>
       <w:r>
         <w:rPr>
@@ -6090,7 +9170,27 @@
           <w:color w:val="1A1A1A"/>
           <w:sz w:val="22"/>
         </w:rPr>
-        <w:t xml:space="preserve"> — a collage assembled by the </w:t>
+        <w:t xml:space="preserve"> (</w:t>
+      </w:r>
+      <w:r>
+        <w:rPr>
+          <w:rFonts w:ascii="SBL Hebrew" w:hAnsi="SBL Hebrew" w:cs="SBL Hebrew" w:eastAsia="SBL Hebrew"/>
+          <w:b w:val="0"/>
+          <w:i w:val="0"/>
+          <w:color w:val="1A1A1A"/>
+          <w:sz w:val="22"/>
+        </w:rPr>
+        <w:t>אִיּוֹב</w:t>
+      </w:r>
+      <w:r>
+        <w:rPr>
+          <w:rFonts w:ascii="Georgia" w:hAnsi="Georgia" w:cs="SBL Hebrew" w:eastAsia="Georgia"/>
+          <w:b w:val="0"/>
+          <w:i w:val="0"/>
+          <w:color w:val="1A1A1A"/>
+          <w:sz w:val="22"/>
+        </w:rPr>
+        <w:t xml:space="preserve">) — a collage assembled by the </w:t>
       </w:r>
       <w:r>
         <w:rPr>
@@ -6110,7 +9210,27 @@
           <w:color w:val="1A1A1A"/>
           <w:sz w:val="22"/>
         </w:rPr>
-        <w:t xml:space="preserve"> or by early liturgists to introduce the </w:t>
+        <w:t xml:space="preserve"> (</w:t>
+      </w:r>
+      <w:r>
+        <w:rPr>
+          <w:rFonts w:ascii="SBL Hebrew" w:hAnsi="SBL Hebrew" w:cs="SBL Hebrew" w:eastAsia="SBL Hebrew"/>
+          <w:b w:val="0"/>
+          <w:i w:val="0"/>
+          <w:color w:val="1A1A1A"/>
+          <w:sz w:val="22"/>
+        </w:rPr>
+        <w:t>אַנְשֵׁי כְּנֶסֶת הַגְּדוֹלָה</w:t>
+      </w:r>
+      <w:r>
+        <w:rPr>
+          <w:rFonts w:ascii="Georgia" w:hAnsi="Georgia" w:cs="SBL Hebrew" w:eastAsia="Georgia"/>
+          <w:b w:val="0"/>
+          <w:i w:val="0"/>
+          <w:color w:val="1A1A1A"/>
+          <w:sz w:val="22"/>
+        </w:rPr>
+        <w:t xml:space="preserve">) or by early liturgists to introduce the </w:t>
       </w:r>
       <w:r>
         <w:rPr>
@@ -6130,7 +9250,27 @@
           <w:color w:val="1A1A1A"/>
           <w:sz w:val="22"/>
         </w:rPr>
-        <w:t xml:space="preserve"> that follows.</w:t>
+        <w:t xml:space="preserve"> (</w:t>
+      </w:r>
+      <w:r>
+        <w:rPr>
+          <w:rFonts w:ascii="SBL Hebrew" w:hAnsi="SBL Hebrew" w:cs="SBL Hebrew" w:eastAsia="SBL Hebrew"/>
+          <w:b w:val="0"/>
+          <w:i w:val="0"/>
+          <w:color w:val="1A1A1A"/>
+          <w:sz w:val="22"/>
+        </w:rPr>
+        <w:t>אַשְׁרֵי</w:t>
+      </w:r>
+      <w:r>
+        <w:rPr>
+          <w:rFonts w:ascii="Georgia" w:hAnsi="Georgia" w:cs="SBL Hebrew" w:eastAsia="Georgia"/>
+          <w:b w:val="0"/>
+          <w:i w:val="0"/>
+          <w:color w:val="1A1A1A"/>
+          <w:sz w:val="22"/>
+        </w:rPr>
+        <w:t>) that follows.</w:t>
       </w:r>
     </w:p>
     <w:p>
@@ -6165,7 +9305,27 @@
           <w:color w:val="1A1A1A"/>
           <w:sz w:val="22"/>
         </w:rPr>
-        <w:t xml:space="preserve"> is well attested. It appears in </w:t>
+        <w:t xml:space="preserve"> (</w:t>
+      </w:r>
+      <w:r>
+        <w:rPr>
+          <w:rFonts w:ascii="SBL Hebrew" w:hAnsi="SBL Hebrew" w:cs="SBL Hebrew" w:eastAsia="SBL Hebrew"/>
+          <w:b w:val="0"/>
+          <w:i w:val="0"/>
+          <w:color w:val="1A1A1A"/>
+          <w:sz w:val="22"/>
+        </w:rPr>
+        <w:t>תְּפִלָּה</w:t>
+      </w:r>
+      <w:r>
+        <w:rPr>
+          <w:rFonts w:ascii="Georgia" w:hAnsi="Georgia" w:cs="SBL Hebrew" w:eastAsia="Georgia"/>
+          <w:b w:val="0"/>
+          <w:i w:val="0"/>
+          <w:color w:val="1A1A1A"/>
+          <w:sz w:val="22"/>
+        </w:rPr>
+        <w:t xml:space="preserve">) is well attested. It appears in </w:t>
       </w:r>
       <w:r>
         <w:rPr>
@@ -6176,6 +9336,36 @@
           <w:sz w:val="22"/>
         </w:rPr>
         <w:t>Maseches Sofrim</w:t>
+      </w:r>
+      <w:r>
+        <w:rPr>
+          <w:rFonts w:ascii="Georgia" w:hAnsi="Georgia" w:cs="SBL Hebrew" w:eastAsia="Georgia"/>
+          <w:b w:val="0"/>
+          <w:i w:val="0"/>
+          <w:color w:val="1A1A1A"/>
+          <w:sz w:val="22"/>
+        </w:rPr>
+        <w:t xml:space="preserve"> (</w:t>
+      </w:r>
+      <w:r>
+        <w:rPr>
+          <w:rFonts w:ascii="SBL Hebrew" w:hAnsi="SBL Hebrew" w:cs="SBL Hebrew" w:eastAsia="SBL Hebrew"/>
+          <w:b w:val="0"/>
+          <w:i w:val="0"/>
+          <w:color w:val="1A1A1A"/>
+          <w:sz w:val="22"/>
+        </w:rPr>
+        <w:t>מַסֶּכֶת סוֹפְרִים</w:t>
+      </w:r>
+      <w:r>
+        <w:rPr>
+          <w:rFonts w:ascii="Georgia" w:hAnsi="Georgia" w:cs="SBL Hebrew" w:eastAsia="Georgia"/>
+          <w:b w:val="0"/>
+          <w:i w:val="0"/>
+          <w:color w:val="1A1A1A"/>
+          <w:sz w:val="22"/>
+        </w:rPr>
+        <w:t>)</w:t>
       </w:r>
       <w:r>
         <w:rPr>
@@ -6214,7 +9404,27 @@
           <w:color w:val="1A1A1A"/>
           <w:sz w:val="22"/>
         </w:rPr>
-        <w:t xml:space="preserve"> appended to the Talmud, in the </w:t>
+        <w:t xml:space="preserve"> (</w:t>
+      </w:r>
+      <w:r>
+        <w:rPr>
+          <w:rFonts w:ascii="SBL Hebrew" w:hAnsi="SBL Hebrew" w:cs="SBL Hebrew" w:eastAsia="SBL Hebrew"/>
+          <w:b w:val="0"/>
+          <w:i w:val="0"/>
+          <w:color w:val="1A1A1A"/>
+          <w:sz w:val="22"/>
+        </w:rPr>
+        <w:t>מַסֶּכְתּוֹת קְטַנּוֹת</w:t>
+      </w:r>
+      <w:r>
+        <w:rPr>
+          <w:rFonts w:ascii="Georgia" w:hAnsi="Georgia" w:cs="SBL Hebrew" w:eastAsia="Georgia"/>
+          <w:b w:val="0"/>
+          <w:i w:val="0"/>
+          <w:color w:val="1A1A1A"/>
+          <w:sz w:val="22"/>
+        </w:rPr>
+        <w:t xml:space="preserve">) appended to the Talmud, in the </w:t>
       </w:r>
       <w:r>
         <w:rPr>
@@ -6234,7 +9444,27 @@
           <w:color w:val="1A1A1A"/>
           <w:sz w:val="22"/>
         </w:rPr>
-        <w:t xml:space="preserve"> of Rav Amram Gaon, in the </w:t>
+        <w:t xml:space="preserve"> of Rav Amram Gaon (</w:t>
+      </w:r>
+      <w:r>
+        <w:rPr>
+          <w:rFonts w:ascii="SBL Hebrew" w:hAnsi="SBL Hebrew" w:cs="SBL Hebrew" w:eastAsia="SBL Hebrew"/>
+          <w:b w:val="0"/>
+          <w:i w:val="0"/>
+          <w:color w:val="1A1A1A"/>
+          <w:sz w:val="22"/>
+        </w:rPr>
+        <w:t>רַב עַמְרָם גָּאוֹן</w:t>
+      </w:r>
+      <w:r>
+        <w:rPr>
+          <w:rFonts w:ascii="Georgia" w:hAnsi="Georgia" w:cs="SBL Hebrew" w:eastAsia="Georgia"/>
+          <w:b w:val="0"/>
+          <w:i w:val="0"/>
+          <w:color w:val="1A1A1A"/>
+          <w:sz w:val="22"/>
+        </w:rPr>
+        <w:t xml:space="preserve">), in the </w:t>
       </w:r>
       <w:r>
         <w:rPr>
@@ -6254,7 +9484,27 @@
           <w:color w:val="1A1A1A"/>
           <w:sz w:val="22"/>
         </w:rPr>
-        <w:t xml:space="preserve"> of Rav Saadia Gaon, and in the </w:t>
+        <w:t xml:space="preserve"> of Rav Saadia Gaon (</w:t>
+      </w:r>
+      <w:r>
+        <w:rPr>
+          <w:rFonts w:ascii="SBL Hebrew" w:hAnsi="SBL Hebrew" w:cs="SBL Hebrew" w:eastAsia="SBL Hebrew"/>
+          <w:b w:val="0"/>
+          <w:i w:val="0"/>
+          <w:color w:val="1A1A1A"/>
+          <w:sz w:val="22"/>
+        </w:rPr>
+        <w:t>רַב סְעַדְיָה גָּאוֹן</w:t>
+      </w:r>
+      <w:r>
+        <w:rPr>
+          <w:rFonts w:ascii="Georgia" w:hAnsi="Georgia" w:cs="SBL Hebrew" w:eastAsia="Georgia"/>
+          <w:b w:val="0"/>
+          <w:i w:val="0"/>
+          <w:color w:val="1A1A1A"/>
+          <w:sz w:val="22"/>
+        </w:rPr>
+        <w:t xml:space="preserve">), and in the </w:t>
       </w:r>
       <w:r>
         <w:rPr>
@@ -6274,7 +9524,27 @@
           <w:color w:val="1A1A1A"/>
           <w:sz w:val="22"/>
         </w:rPr>
-        <w:t xml:space="preserve"> of the </w:t>
+        <w:t xml:space="preserve"> (</w:t>
+      </w:r>
+      <w:r>
+        <w:rPr>
+          <w:rFonts w:ascii="SBL Hebrew" w:hAnsi="SBL Hebrew" w:cs="SBL Hebrew" w:eastAsia="SBL Hebrew"/>
+          <w:b w:val="0"/>
+          <w:i w:val="0"/>
+          <w:color w:val="1A1A1A"/>
+          <w:sz w:val="22"/>
+        </w:rPr>
+        <w:t>סֵדֶר הַתְּפִלּוֹת</w:t>
+      </w:r>
+      <w:r>
+        <w:rPr>
+          <w:rFonts w:ascii="Georgia" w:hAnsi="Georgia" w:cs="SBL Hebrew" w:eastAsia="Georgia"/>
+          <w:b w:val="0"/>
+          <w:i w:val="0"/>
+          <w:color w:val="1A1A1A"/>
+          <w:sz w:val="22"/>
+        </w:rPr>
+        <w:t xml:space="preserve">) of the </w:t>
       </w:r>
       <w:r>
         <w:rPr>
@@ -6294,7 +9564,27 @@
           <w:color w:val="1A1A1A"/>
           <w:sz w:val="22"/>
         </w:rPr>
-        <w:t>. It is among the oldest fixtures of the daily liturgy.</w:t>
+        <w:t xml:space="preserve"> (</w:t>
+      </w:r>
+      <w:r>
+        <w:rPr>
+          <w:rFonts w:ascii="SBL Hebrew" w:hAnsi="SBL Hebrew" w:cs="SBL Hebrew" w:eastAsia="SBL Hebrew"/>
+          <w:b w:val="0"/>
+          <w:i w:val="0"/>
+          <w:color w:val="1A1A1A"/>
+          <w:sz w:val="22"/>
+        </w:rPr>
+        <w:t>רַמְבַּ״ם</w:t>
+      </w:r>
+      <w:r>
+        <w:rPr>
+          <w:rFonts w:ascii="Georgia" w:hAnsi="Georgia" w:cs="SBL Hebrew" w:eastAsia="Georgia"/>
+          <w:b w:val="0"/>
+          <w:i w:val="0"/>
+          <w:color w:val="1A1A1A"/>
+          <w:sz w:val="22"/>
+        </w:rPr>
+        <w:t>). It is among the oldest fixtures of the daily liturgy.</w:t>
       </w:r>
     </w:p>
     <w:p>
@@ -6344,7 +9634,27 @@
           <w:color w:val="1A1A1A"/>
           <w:sz w:val="22"/>
         </w:rPr>
-        <w:t xml:space="preserve"> observe that </w:t>
+        <w:t xml:space="preserve"> (</w:t>
+      </w:r>
+      <w:r>
+        <w:rPr>
+          <w:rFonts w:ascii="SBL Hebrew" w:hAnsi="SBL Hebrew" w:cs="SBL Hebrew" w:eastAsia="SBL Hebrew"/>
+          <w:b w:val="0"/>
+          <w:i w:val="0"/>
+          <w:color w:val="1A1A1A"/>
+          <w:sz w:val="22"/>
+        </w:rPr>
+        <w:t>רִאשׁוֹנִים</w:t>
+      </w:r>
+      <w:r>
+        <w:rPr>
+          <w:rFonts w:ascii="Georgia" w:hAnsi="Georgia" w:cs="SBL Hebrew" w:eastAsia="Georgia"/>
+          <w:b w:val="0"/>
+          <w:i w:val="0"/>
+          <w:color w:val="1A1A1A"/>
+          <w:sz w:val="22"/>
+        </w:rPr>
+        <w:t xml:space="preserve">) observe that </w:t>
       </w:r>
       <w:r>
         <w:rPr>
@@ -6364,7 +9674,27 @@
           <w:color w:val="1A1A1A"/>
           <w:sz w:val="22"/>
         </w:rPr>
-        <w:t xml:space="preserve"> contains twenty-one mentions of the Name of </w:t>
+        <w:t xml:space="preserve"> (</w:t>
+      </w:r>
+      <w:r>
+        <w:rPr>
+          <w:rFonts w:ascii="SBL Hebrew" w:hAnsi="SBL Hebrew" w:cs="SBL Hebrew" w:eastAsia="SBL Hebrew"/>
+          <w:b w:val="0"/>
+          <w:i w:val="0"/>
+          <w:color w:val="1A1A1A"/>
+          <w:sz w:val="22"/>
+        </w:rPr>
+        <w:t>יְהִי כְבוֹד</w:t>
+      </w:r>
+      <w:r>
+        <w:rPr>
+          <w:rFonts w:ascii="Georgia" w:hAnsi="Georgia" w:cs="SBL Hebrew" w:eastAsia="Georgia"/>
+          <w:b w:val="0"/>
+          <w:i w:val="0"/>
+          <w:color w:val="1A1A1A"/>
+          <w:sz w:val="22"/>
+        </w:rPr>
+        <w:t xml:space="preserve">) contains twenty-one mentions of the Name of </w:t>
       </w:r>
       <w:r>
         <w:rPr>
@@ -6384,7 +9714,27 @@
           <w:color w:val="1A1A1A"/>
           <w:sz w:val="22"/>
         </w:rPr>
-        <w:t xml:space="preserve">, corresponding precisely to the twenty-one </w:t>
+        <w:t xml:space="preserve"> (</w:t>
+      </w:r>
+      <w:r>
+        <w:rPr>
+          <w:rFonts w:ascii="SBL Hebrew" w:hAnsi="SBL Hebrew" w:cs="SBL Hebrew" w:eastAsia="SBL Hebrew"/>
+          <w:b w:val="0"/>
+          <w:i w:val="0"/>
+          <w:color w:val="1A1A1A"/>
+          <w:sz w:val="22"/>
+        </w:rPr>
+        <w:t>הַשֵּׁם</w:t>
+      </w:r>
+      <w:r>
+        <w:rPr>
+          <w:rFonts w:ascii="Georgia" w:hAnsi="Georgia" w:cs="SBL Hebrew" w:eastAsia="Georgia"/>
+          <w:b w:val="0"/>
+          <w:i w:val="0"/>
+          <w:color w:val="1A1A1A"/>
+          <w:sz w:val="22"/>
+        </w:rPr>
+        <w:t xml:space="preserve">), corresponding precisely to the twenty-one </w:t>
       </w:r>
       <w:r>
         <w:rPr>
@@ -6549,6 +9899,36 @@
       <w:r>
         <w:rPr>
           <w:rFonts w:ascii="Georgia" w:hAnsi="Georgia" w:cs="SBL Hebrew" w:eastAsia="Georgia"/>
+          <w:b w:val="0"/>
+          <w:i w:val="0"/>
+          <w:color w:val="1A1A1A"/>
+          <w:sz w:val="22"/>
+        </w:rPr>
+        <w:t xml:space="preserve"> (</w:t>
+      </w:r>
+      <w:r>
+        <w:rPr>
+          <w:rFonts w:ascii="SBL Hebrew" w:hAnsi="SBL Hebrew" w:cs="SBL Hebrew" w:eastAsia="SBL Hebrew"/>
+          <w:b w:val="0"/>
+          <w:i w:val="0"/>
+          <w:color w:val="1A1A1A"/>
+          <w:sz w:val="22"/>
+        </w:rPr>
+        <w:t>לְבוּשׁ</w:t>
+      </w:r>
+      <w:r>
+        <w:rPr>
+          <w:rFonts w:ascii="Georgia" w:hAnsi="Georgia" w:cs="SBL Hebrew" w:eastAsia="Georgia"/>
+          <w:b w:val="0"/>
+          <w:i w:val="0"/>
+          <w:color w:val="1A1A1A"/>
+          <w:sz w:val="22"/>
+        </w:rPr>
+        <w:t>)</w:t>
+      </w:r>
+      <w:r>
+        <w:rPr>
+          <w:rFonts w:ascii="Georgia" w:hAnsi="Georgia" w:cs="SBL Hebrew" w:eastAsia="Georgia"/>
           <w:color w:val="B8860B"/>
           <w:sz w:val="16"/>
           <w:vertAlign w:val="superscript"/>
@@ -6618,6 +9998,36 @@
       <w:r>
         <w:rPr>
           <w:rFonts w:ascii="Georgia" w:hAnsi="Georgia" w:cs="SBL Hebrew" w:eastAsia="Georgia"/>
+          <w:b w:val="0"/>
+          <w:i w:val="0"/>
+          <w:color w:val="1A1A1A"/>
+          <w:sz w:val="22"/>
+        </w:rPr>
+        <w:t xml:space="preserve"> (</w:t>
+      </w:r>
+      <w:r>
+        <w:rPr>
+          <w:rFonts w:ascii="SBL Hebrew" w:hAnsi="SBL Hebrew" w:cs="SBL Hebrew" w:eastAsia="SBL Hebrew"/>
+          <w:b w:val="0"/>
+          <w:i w:val="0"/>
+          <w:color w:val="1A1A1A"/>
+          <w:sz w:val="22"/>
+        </w:rPr>
+        <w:t>רְמָ״א</w:t>
+      </w:r>
+      <w:r>
+        <w:rPr>
+          <w:rFonts w:ascii="Georgia" w:hAnsi="Georgia" w:cs="SBL Hebrew" w:eastAsia="Georgia"/>
+          <w:b w:val="0"/>
+          <w:i w:val="0"/>
+          <w:color w:val="1A1A1A"/>
+          <w:sz w:val="22"/>
+        </w:rPr>
+        <w:t>)</w:t>
+      </w:r>
+      <w:r>
+        <w:rPr>
+          <w:rFonts w:ascii="Georgia" w:hAnsi="Georgia" w:cs="SBL Hebrew" w:eastAsia="Georgia"/>
           <w:color w:val="B8860B"/>
           <w:sz w:val="16"/>
           <w:vertAlign w:val="superscript"/>
@@ -6652,7 +10062,27 @@
           <w:color w:val="1A1A1A"/>
           <w:sz w:val="22"/>
         </w:rPr>
-        <w:t xml:space="preserve"> — possessed of the full sanctity that forbids its erasure. Counted as such, it constitutes the twentieth Name. The twenty-first is more remarkable still. In the </w:t>
+        <w:t xml:space="preserve"> (</w:t>
+      </w:r>
+      <w:r>
+        <w:rPr>
+          <w:rFonts w:ascii="SBL Hebrew" w:hAnsi="SBL Hebrew" w:cs="SBL Hebrew" w:eastAsia="SBL Hebrew"/>
+          <w:b w:val="0"/>
+          <w:i w:val="0"/>
+          <w:color w:val="1A1A1A"/>
+          <w:sz w:val="22"/>
+        </w:rPr>
+        <w:t>מִן הַתּוֹרָה</w:t>
+      </w:r>
+      <w:r>
+        <w:rPr>
+          <w:rFonts w:ascii="Georgia" w:hAnsi="Georgia" w:cs="SBL Hebrew" w:eastAsia="Georgia"/>
+          <w:b w:val="0"/>
+          <w:i w:val="0"/>
+          <w:color w:val="1A1A1A"/>
+          <w:sz w:val="22"/>
+        </w:rPr>
+        <w:t xml:space="preserve">) — possessed of the full sanctity that forbids its erasure. Counted as such, it constitutes the twentieth Name. The twenty-first is more remarkable still. In the </w:t>
       </w:r>
       <w:r>
         <w:rPr>
@@ -6672,7 +10102,27 @@
           <w:color w:val="1A1A1A"/>
           <w:sz w:val="22"/>
         </w:rPr>
-        <w:t xml:space="preserve"> </w:t>
+        <w:t xml:space="preserve"> (</w:t>
+      </w:r>
+      <w:r>
+        <w:rPr>
+          <w:rFonts w:ascii="SBL Hebrew" w:hAnsi="SBL Hebrew" w:cs="SBL Hebrew" w:eastAsia="SBL Hebrew"/>
+          <w:b w:val="0"/>
+          <w:i w:val="0"/>
+          <w:color w:val="1A1A1A"/>
+          <w:sz w:val="22"/>
+        </w:rPr>
+        <w:t>פָּסוּק</w:t>
+      </w:r>
+      <w:r>
+        <w:rPr>
+          <w:rFonts w:ascii="Georgia" w:hAnsi="Georgia" w:cs="SBL Hebrew" w:eastAsia="Georgia"/>
+          <w:b w:val="0"/>
+          <w:i w:val="0"/>
+          <w:color w:val="1A1A1A"/>
+          <w:sz w:val="22"/>
+        </w:rPr>
+        <w:t xml:space="preserve">) </w:t>
       </w:r>
       <w:r>
         <w:rPr>
@@ -6692,7 +10142,27 @@
           <w:color w:val="1A1A1A"/>
           <w:sz w:val="22"/>
         </w:rPr>
-        <w:t xml:space="preserve"> the closing letters of </w:t>
+        <w:t xml:space="preserve"> (</w:t>
+      </w:r>
+      <w:r>
+        <w:rPr>
+          <w:rFonts w:ascii="SBL Hebrew" w:hAnsi="SBL Hebrew" w:cs="SBL Hebrew" w:eastAsia="SBL Hebrew"/>
+          <w:b w:val="0"/>
+          <w:i w:val="0"/>
+          <w:color w:val="1A1A1A"/>
+          <w:sz w:val="22"/>
+        </w:rPr>
+        <w:t>יִשְׂמְחוּ הַשָּׁמַיִם וְתָגֵל הָאָרֶץ</w:t>
+      </w:r>
+      <w:r>
+        <w:rPr>
+          <w:rFonts w:ascii="Georgia" w:hAnsi="Georgia" w:cs="SBL Hebrew" w:eastAsia="Georgia"/>
+          <w:b w:val="0"/>
+          <w:i w:val="0"/>
+          <w:color w:val="1A1A1A"/>
+          <w:sz w:val="22"/>
+        </w:rPr>
+        <w:t xml:space="preserve">) the closing letters of </w:t>
       </w:r>
       <w:r>
         <w:rPr>
@@ -6712,7 +10182,27 @@
           <w:color w:val="1A1A1A"/>
           <w:sz w:val="22"/>
         </w:rPr>
-        <w:t xml:space="preserve"> and the opening letters of </w:t>
+        <w:t xml:space="preserve"> (</w:t>
+      </w:r>
+      <w:r>
+        <w:rPr>
+          <w:rFonts w:ascii="SBL Hebrew" w:hAnsi="SBL Hebrew" w:cs="SBL Hebrew" w:eastAsia="SBL Hebrew"/>
+          <w:b w:val="0"/>
+          <w:i w:val="0"/>
+          <w:color w:val="1A1A1A"/>
+          <w:sz w:val="22"/>
+        </w:rPr>
+        <w:t>שָׁמַיִם</w:t>
+      </w:r>
+      <w:r>
+        <w:rPr>
+          <w:rFonts w:ascii="Georgia" w:hAnsi="Georgia" w:cs="SBL Hebrew" w:eastAsia="Georgia"/>
+          <w:b w:val="0"/>
+          <w:i w:val="0"/>
+          <w:color w:val="1A1A1A"/>
+          <w:sz w:val="22"/>
+        </w:rPr>
+        <w:t xml:space="preserve">) and the opening letters of </w:t>
       </w:r>
       <w:r>
         <w:rPr>
@@ -6732,7 +10222,27 @@
           <w:color w:val="1A1A1A"/>
           <w:sz w:val="22"/>
         </w:rPr>
-        <w:t xml:space="preserve"> form, when read across the word break, the </w:t>
+        <w:t xml:space="preserve"> (</w:t>
+      </w:r>
+      <w:r>
+        <w:rPr>
+          <w:rFonts w:ascii="SBL Hebrew" w:hAnsi="SBL Hebrew" w:cs="SBL Hebrew" w:eastAsia="SBL Hebrew"/>
+          <w:b w:val="0"/>
+          <w:i w:val="0"/>
+          <w:color w:val="1A1A1A"/>
+          <w:sz w:val="22"/>
+        </w:rPr>
+        <w:t>וְתָגֵל</w:t>
+      </w:r>
+      <w:r>
+        <w:rPr>
+          <w:rFonts w:ascii="Georgia" w:hAnsi="Georgia" w:cs="SBL Hebrew" w:eastAsia="Georgia"/>
+          <w:b w:val="0"/>
+          <w:i w:val="0"/>
+          <w:color w:val="1A1A1A"/>
+          <w:sz w:val="22"/>
+        </w:rPr>
+        <w:t xml:space="preserve">) form, when read across the word break, the </w:t>
       </w:r>
       <w:r>
         <w:rPr>
@@ -6752,7 +10262,27 @@
           <w:color w:val="1A1A1A"/>
           <w:sz w:val="22"/>
         </w:rPr>
-        <w:t xml:space="preserve"> embedded between the words. The </w:t>
+        <w:t xml:space="preserve"> (</w:t>
+      </w:r>
+      <w:r>
+        <w:rPr>
+          <w:rFonts w:ascii="SBL Hebrew" w:hAnsi="SBL Hebrew" w:cs="SBL Hebrew" w:eastAsia="SBL Hebrew"/>
+          <w:b w:val="0"/>
+          <w:i w:val="0"/>
+          <w:color w:val="1A1A1A"/>
+          <w:sz w:val="22"/>
+        </w:rPr>
+        <w:t>שֵׁם הֲוָיָ״ה</w:t>
+      </w:r>
+      <w:r>
+        <w:rPr>
+          <w:rFonts w:ascii="Georgia" w:hAnsi="Georgia" w:cs="SBL Hebrew" w:eastAsia="Georgia"/>
+          <w:b w:val="0"/>
+          <w:i w:val="0"/>
+          <w:color w:val="1A1A1A"/>
+          <w:sz w:val="22"/>
+        </w:rPr>
+        <w:t xml:space="preserve">) embedded between the words. The </w:t>
       </w:r>
       <w:r>
         <w:rPr>
@@ -6827,7 +10357,27 @@
           <w:color w:val="1A1A1A"/>
           <w:sz w:val="22"/>
         </w:rPr>
-        <w:t xml:space="preserve"> can be present in a text without being visible on its surface — encoded in the seam between one word and the next. It is a formal warrant, within the daily </w:t>
+        <w:t xml:space="preserve"> (</w:t>
+      </w:r>
+      <w:r>
+        <w:rPr>
+          <w:rFonts w:ascii="SBL Hebrew" w:hAnsi="SBL Hebrew" w:cs="SBL Hebrew" w:eastAsia="SBL Hebrew"/>
+          <w:b w:val="0"/>
+          <w:i w:val="0"/>
+          <w:color w:val="1A1A1A"/>
+          <w:sz w:val="22"/>
+        </w:rPr>
+        <w:t>שֵׁם קָדוֹשׁ</w:t>
+      </w:r>
+      <w:r>
+        <w:rPr>
+          <w:rFonts w:ascii="Georgia" w:hAnsi="Georgia" w:cs="SBL Hebrew" w:eastAsia="Georgia"/>
+          <w:b w:val="0"/>
+          <w:i w:val="0"/>
+          <w:color w:val="1A1A1A"/>
+          <w:sz w:val="22"/>
+        </w:rPr>
+        <w:t xml:space="preserve">) can be present in a text without being visible on its surface — encoded in the seam between one word and the next. It is a formal warrant, within the daily </w:t>
       </w:r>
       <w:r>
         <w:rPr>
@@ -6867,7 +10417,27 @@
           <w:color w:val="1A1A1A"/>
           <w:sz w:val="22"/>
         </w:rPr>
-        <w:t xml:space="preserve"> upon which so much of the </w:t>
+        <w:t xml:space="preserve"> (</w:t>
+      </w:r>
+      <w:r>
+        <w:rPr>
+          <w:rFonts w:ascii="SBL Hebrew" w:hAnsi="SBL Hebrew" w:cs="SBL Hebrew" w:eastAsia="SBL Hebrew"/>
+          <w:b w:val="0"/>
+          <w:i w:val="0"/>
+          <w:color w:val="1A1A1A"/>
+          <w:sz w:val="22"/>
+        </w:rPr>
+        <w:t>צֵרוּפֵי שֵׁמוֹת</w:t>
+      </w:r>
+      <w:r>
+        <w:rPr>
+          <w:rFonts w:ascii="Georgia" w:hAnsi="Georgia" w:cs="SBL Hebrew" w:eastAsia="Georgia"/>
+          <w:b w:val="0"/>
+          <w:i w:val="0"/>
+          <w:color w:val="1A1A1A"/>
+          <w:sz w:val="22"/>
+        </w:rPr>
+        <w:t xml:space="preserve">) upon which so much of the </w:t>
       </w:r>
       <w:r>
         <w:rPr>
@@ -6887,7 +10457,27 @@
           <w:color w:val="1A1A1A"/>
           <w:sz w:val="22"/>
         </w:rPr>
-        <w:t xml:space="preserve">-layer of </w:t>
+        <w:t xml:space="preserve"> (</w:t>
+      </w:r>
+      <w:r>
+        <w:rPr>
+          <w:rFonts w:ascii="SBL Hebrew" w:hAnsi="SBL Hebrew" w:cs="SBL Hebrew" w:eastAsia="SBL Hebrew"/>
+          <w:b w:val="0"/>
+          <w:i w:val="0"/>
+          <w:color w:val="1A1A1A"/>
+          <w:sz w:val="22"/>
+        </w:rPr>
+        <w:t>סוֹד</w:t>
+      </w:r>
+      <w:r>
+        <w:rPr>
+          <w:rFonts w:ascii="Georgia" w:hAnsi="Georgia" w:cs="SBL Hebrew" w:eastAsia="Georgia"/>
+          <w:b w:val="0"/>
+          <w:i w:val="0"/>
+          <w:color w:val="1A1A1A"/>
+          <w:sz w:val="22"/>
+        </w:rPr>
+        <w:t xml:space="preserve">)-layer of </w:t>
       </w:r>
       <w:r>
         <w:rPr>
@@ -6976,7 +10566,27 @@
           <w:color w:val="1A1A1A"/>
           <w:sz w:val="22"/>
         </w:rPr>
-        <w:t xml:space="preserve"> in </w:t>
+        <w:t xml:space="preserve"> (</w:t>
+      </w:r>
+      <w:r>
+        <w:rPr>
+          <w:rFonts w:ascii="SBL Hebrew" w:hAnsi="SBL Hebrew" w:cs="SBL Hebrew" w:eastAsia="SBL Hebrew"/>
+          <w:b w:val="0"/>
+          <w:i w:val="0"/>
+          <w:color w:val="1A1A1A"/>
+          <w:sz w:val="22"/>
+        </w:rPr>
+        <w:t>גְּמָרָא</w:t>
+      </w:r>
+      <w:r>
+        <w:rPr>
+          <w:rFonts w:ascii="Georgia" w:hAnsi="Georgia" w:cs="SBL Hebrew" w:eastAsia="Georgia"/>
+          <w:b w:val="0"/>
+          <w:i w:val="0"/>
+          <w:color w:val="1A1A1A"/>
+          <w:sz w:val="22"/>
+        </w:rPr>
+        <w:t xml:space="preserve">) in </w:t>
       </w:r>
       <w:r>
         <w:rPr>
@@ -6987,6 +10597,36 @@
           <w:sz w:val="22"/>
         </w:rPr>
         <w:t>Berachos</w:t>
+      </w:r>
+      <w:r>
+        <w:rPr>
+          <w:rFonts w:ascii="Georgia" w:hAnsi="Georgia" w:cs="SBL Hebrew" w:eastAsia="Georgia"/>
+          <w:b w:val="0"/>
+          <w:i w:val="0"/>
+          <w:color w:val="1A1A1A"/>
+          <w:sz w:val="22"/>
+        </w:rPr>
+        <w:t xml:space="preserve"> (</w:t>
+      </w:r>
+      <w:r>
+        <w:rPr>
+          <w:rFonts w:ascii="SBL Hebrew" w:hAnsi="SBL Hebrew" w:cs="SBL Hebrew" w:eastAsia="SBL Hebrew"/>
+          <w:b w:val="0"/>
+          <w:i w:val="0"/>
+          <w:color w:val="1A1A1A"/>
+          <w:sz w:val="22"/>
+        </w:rPr>
+        <w:t>בְּרָכוֹת</w:t>
+      </w:r>
+      <w:r>
+        <w:rPr>
+          <w:rFonts w:ascii="Georgia" w:hAnsi="Georgia" w:cs="SBL Hebrew" w:eastAsia="Georgia"/>
+          <w:b w:val="0"/>
+          <w:i w:val="0"/>
+          <w:color w:val="1A1A1A"/>
+          <w:sz w:val="22"/>
+        </w:rPr>
+        <w:t>)</w:t>
       </w:r>
       <w:r>
         <w:rPr>
@@ -7025,7 +10665,27 @@
           <w:color w:val="1A1A1A"/>
           <w:sz w:val="22"/>
         </w:rPr>
-        <w:t xml:space="preserve"> Whoever recites </w:t>
+        <w:t xml:space="preserve"> (</w:t>
+      </w:r>
+      <w:r>
+        <w:rPr>
+          <w:rFonts w:ascii="SBL Hebrew" w:hAnsi="SBL Hebrew" w:cs="SBL Hebrew" w:eastAsia="SBL Hebrew"/>
+          <w:b w:val="0"/>
+          <w:i w:val="0"/>
+          <w:color w:val="1A1A1A"/>
+          <w:sz w:val="22"/>
+        </w:rPr>
+        <w:t>כָּל הָאוֹמֵר תְּהִלָּה לְדָוִד בְּכָל יוֹם שָׁלֹשׁ פְּעָמִים מֻבְטָח לוֹ שֶׁהוּא בֶּן הָעוֹלָם הַבָּא</w:t>
+      </w:r>
+      <w:r>
+        <w:rPr>
+          <w:rFonts w:ascii="Georgia" w:hAnsi="Georgia" w:cs="SBL Hebrew" w:eastAsia="Georgia"/>
+          <w:b w:val="0"/>
+          <w:i w:val="0"/>
+          <w:color w:val="1A1A1A"/>
+          <w:sz w:val="22"/>
+        </w:rPr>
+        <w:t xml:space="preserve">) Whoever recites </w:t>
       </w:r>
       <w:r>
         <w:rPr>
@@ -7045,7 +10705,27 @@
           <w:color w:val="1A1A1A"/>
           <w:sz w:val="22"/>
         </w:rPr>
-        <w:t xml:space="preserve"> three times daily is guaranteed a portion in the world to come. Such language is rare in the </w:t>
+        <w:t xml:space="preserve"> (</w:t>
+      </w:r>
+      <w:r>
+        <w:rPr>
+          <w:rFonts w:ascii="SBL Hebrew" w:hAnsi="SBL Hebrew" w:cs="SBL Hebrew" w:eastAsia="SBL Hebrew"/>
+          <w:b w:val="0"/>
+          <w:i w:val="0"/>
+          <w:color w:val="1A1A1A"/>
+          <w:sz w:val="22"/>
+        </w:rPr>
+        <w:t>אַשְׁרֵי</w:t>
+      </w:r>
+      <w:r>
+        <w:rPr>
+          <w:rFonts w:ascii="Georgia" w:hAnsi="Georgia" w:cs="SBL Hebrew" w:eastAsia="Georgia"/>
+          <w:b w:val="0"/>
+          <w:i w:val="0"/>
+          <w:color w:val="1A1A1A"/>
+          <w:sz w:val="22"/>
+        </w:rPr>
+        <w:t xml:space="preserve">) three times daily is guaranteed a portion in the world to come. Such language is rare in the </w:t>
       </w:r>
       <w:r>
         <w:rPr>
@@ -7160,7 +10840,27 @@
           <w:color w:val="1A1A1A"/>
           <w:sz w:val="22"/>
         </w:rPr>
-        <w:t xml:space="preserve"> combines. The first is its </w:t>
+        <w:t xml:space="preserve"> (</w:t>
+      </w:r>
+      <w:r>
+        <w:rPr>
+          <w:rFonts w:ascii="SBL Hebrew" w:hAnsi="SBL Hebrew" w:cs="SBL Hebrew" w:eastAsia="SBL Hebrew"/>
+          <w:b w:val="0"/>
+          <w:i w:val="0"/>
+          <w:color w:val="1A1A1A"/>
+          <w:sz w:val="22"/>
+        </w:rPr>
+        <w:t>קַאפִּיטְל</w:t>
+      </w:r>
+      <w:r>
+        <w:rPr>
+          <w:rFonts w:ascii="Georgia" w:hAnsi="Georgia" w:cs="SBL Hebrew" w:eastAsia="Georgia"/>
+          <w:b w:val="0"/>
+          <w:i w:val="0"/>
+          <w:color w:val="1A1A1A"/>
+          <w:sz w:val="22"/>
+        </w:rPr>
+        <w:t xml:space="preserve">) combines. The first is its </w:t>
       </w:r>
       <w:r>
         <w:rPr>
@@ -7180,7 +10880,27 @@
           <w:color w:val="1A1A1A"/>
           <w:sz w:val="22"/>
         </w:rPr>
-        <w:t xml:space="preserve"> acrostic form, with a </w:t>
+        <w:t xml:space="preserve"> (</w:t>
+      </w:r>
+      <w:r>
+        <w:rPr>
+          <w:rFonts w:ascii="SBL Hebrew" w:hAnsi="SBL Hebrew" w:cs="SBL Hebrew" w:eastAsia="SBL Hebrew"/>
+          <w:b w:val="0"/>
+          <w:i w:val="0"/>
+          <w:color w:val="1A1A1A"/>
+          <w:sz w:val="22"/>
+        </w:rPr>
+        <w:t>אָלֶף־בֵּית</w:t>
+      </w:r>
+      <w:r>
+        <w:rPr>
+          <w:rFonts w:ascii="Georgia" w:hAnsi="Georgia" w:cs="SBL Hebrew" w:eastAsia="Georgia"/>
+          <w:b w:val="0"/>
+          <w:i w:val="0"/>
+          <w:color w:val="1A1A1A"/>
+          <w:sz w:val="22"/>
+        </w:rPr>
+        <w:t xml:space="preserve">) acrostic form, with a </w:t>
       </w:r>
       <w:r>
         <w:rPr>
@@ -7200,7 +10920,27 @@
           <w:color w:val="1A1A1A"/>
           <w:sz w:val="22"/>
         </w:rPr>
-        <w:t xml:space="preserve"> for each letter (the </w:t>
+        <w:t xml:space="preserve"> (</w:t>
+      </w:r>
+      <w:r>
+        <w:rPr>
+          <w:rFonts w:ascii="SBL Hebrew" w:hAnsi="SBL Hebrew" w:cs="SBL Hebrew" w:eastAsia="SBL Hebrew"/>
+          <w:b w:val="0"/>
+          <w:i w:val="0"/>
+          <w:color w:val="1A1A1A"/>
+          <w:sz w:val="22"/>
+        </w:rPr>
+        <w:t>פָּסוּק</w:t>
+      </w:r>
+      <w:r>
+        <w:rPr>
+          <w:rFonts w:ascii="Georgia" w:hAnsi="Georgia" w:cs="SBL Hebrew" w:eastAsia="Georgia"/>
+          <w:b w:val="0"/>
+          <w:i w:val="0"/>
+          <w:color w:val="1A1A1A"/>
+          <w:sz w:val="22"/>
+        </w:rPr>
+        <w:t xml:space="preserve">) for each letter (the </w:t>
       </w:r>
       <w:r>
         <w:rPr>
@@ -7220,7 +10960,27 @@
           <w:color w:val="1A1A1A"/>
           <w:sz w:val="22"/>
         </w:rPr>
-        <w:t xml:space="preserve"> excepted, on which more below). The second is the </w:t>
+        <w:t xml:space="preserve"> (</w:t>
+      </w:r>
+      <w:r>
+        <w:rPr>
+          <w:rFonts w:ascii="SBL Hebrew" w:hAnsi="SBL Hebrew" w:cs="SBL Hebrew" w:eastAsia="SBL Hebrew"/>
+          <w:b w:val="0"/>
+          <w:i w:val="0"/>
+          <w:color w:val="1A1A1A"/>
+          <w:sz w:val="22"/>
+        </w:rPr>
+        <w:t>נוּ״ן</w:t>
+      </w:r>
+      <w:r>
+        <w:rPr>
+          <w:rFonts w:ascii="Georgia" w:hAnsi="Georgia" w:cs="SBL Hebrew" w:eastAsia="Georgia"/>
+          <w:b w:val="0"/>
+          <w:i w:val="0"/>
+          <w:color w:val="1A1A1A"/>
+          <w:sz w:val="22"/>
+        </w:rPr>
+        <w:t xml:space="preserve">) excepted, on which more below). The second is the </w:t>
       </w:r>
       <w:r>
         <w:rPr>
@@ -7260,7 +11020,27 @@
           <w:color w:val="1A1A1A"/>
           <w:sz w:val="22"/>
         </w:rPr>
-        <w:t xml:space="preserve"> — the declaration that </w:t>
+        <w:t xml:space="preserve"> (</w:t>
+      </w:r>
+      <w:r>
+        <w:rPr>
+          <w:rFonts w:ascii="SBL Hebrew" w:hAnsi="SBL Hebrew" w:cs="SBL Hebrew" w:eastAsia="SBL Hebrew"/>
+          <w:b w:val="0"/>
+          <w:i w:val="0"/>
+          <w:color w:val="1A1A1A"/>
+          <w:sz w:val="22"/>
+        </w:rPr>
+        <w:t>פּוֹתֵחַ אֶת יָדֶךָ וּמַשְׂבִּיעַ לְכָל חַי רָצוֹן</w:t>
+      </w:r>
+      <w:r>
+        <w:rPr>
+          <w:rFonts w:ascii="Georgia" w:hAnsi="Georgia" w:cs="SBL Hebrew" w:eastAsia="Georgia"/>
+          <w:b w:val="0"/>
+          <w:i w:val="0"/>
+          <w:color w:val="1A1A1A"/>
+          <w:sz w:val="22"/>
+        </w:rPr>
+        <w:t xml:space="preserve">) — the declaration that </w:t>
       </w:r>
       <w:r>
         <w:rPr>
@@ -7280,7 +11060,27 @@
           <w:color w:val="1A1A1A"/>
           <w:sz w:val="22"/>
         </w:rPr>
-        <w:t xml:space="preserve"> opens His hand and satisfies the desire of every living being. Other </w:t>
+        <w:t xml:space="preserve"> (</w:t>
+      </w:r>
+      <w:r>
+        <w:rPr>
+          <w:rFonts w:ascii="SBL Hebrew" w:hAnsi="SBL Hebrew" w:cs="SBL Hebrew" w:eastAsia="SBL Hebrew"/>
+          <w:b w:val="0"/>
+          <w:i w:val="0"/>
+          <w:color w:val="1A1A1A"/>
+          <w:sz w:val="22"/>
+        </w:rPr>
+        <w:t>הַקָּדוֹשׁ בָּרוּךְ הוּא</w:t>
+      </w:r>
+      <w:r>
+        <w:rPr>
+          <w:rFonts w:ascii="Georgia" w:hAnsi="Georgia" w:cs="SBL Hebrew" w:eastAsia="Georgia"/>
+          <w:b w:val="0"/>
+          <w:i w:val="0"/>
+          <w:color w:val="1A1A1A"/>
+          <w:sz w:val="22"/>
+        </w:rPr>
+        <w:t xml:space="preserve">) opens His hand and satisfies the desire of every living being. Other </w:t>
       </w:r>
       <w:r>
         <w:rPr>
@@ -7300,7 +11100,27 @@
           <w:color w:val="1A1A1A"/>
           <w:sz w:val="22"/>
         </w:rPr>
-        <w:t xml:space="preserve"> have one or the other; </w:t>
+        <w:t xml:space="preserve"> (</w:t>
+      </w:r>
+      <w:r>
+        <w:rPr>
+          <w:rFonts w:ascii="SBL Hebrew" w:hAnsi="SBL Hebrew" w:cs="SBL Hebrew" w:eastAsia="SBL Hebrew"/>
+          <w:b w:val="0"/>
+          <w:i w:val="0"/>
+          <w:color w:val="1A1A1A"/>
+          <w:sz w:val="22"/>
+        </w:rPr>
+        <w:t>קַאפִּיטְלַךְ</w:t>
+      </w:r>
+      <w:r>
+        <w:rPr>
+          <w:rFonts w:ascii="Georgia" w:hAnsi="Georgia" w:cs="SBL Hebrew" w:eastAsia="Georgia"/>
+          <w:b w:val="0"/>
+          <w:i w:val="0"/>
+          <w:color w:val="1A1A1A"/>
+          <w:sz w:val="22"/>
+        </w:rPr>
+        <w:t xml:space="preserve">) have one or the other; </w:t>
       </w:r>
       <w:r>
         <w:rPr>
@@ -7360,7 +11180,27 @@
           <w:color w:val="1A1A1A"/>
           <w:sz w:val="22"/>
         </w:rPr>
-        <w:t xml:space="preserve"> — is what earns the </w:t>
+        <w:t xml:space="preserve"> (</w:t>
+      </w:r>
+      <w:r>
+        <w:rPr>
+          <w:rFonts w:ascii="SBL Hebrew" w:hAnsi="SBL Hebrew" w:cs="SBL Hebrew" w:eastAsia="SBL Hebrew"/>
+          <w:b w:val="0"/>
+          <w:i w:val="0"/>
+          <w:color w:val="1A1A1A"/>
+          <w:sz w:val="22"/>
+        </w:rPr>
+        <w:t>הַשְׁגָּחָה</w:t>
+      </w:r>
+      <w:r>
+        <w:rPr>
+          <w:rFonts w:ascii="Georgia" w:hAnsi="Georgia" w:cs="SBL Hebrew" w:eastAsia="Georgia"/>
+          <w:b w:val="0"/>
+          <w:i w:val="0"/>
+          <w:color w:val="1A1A1A"/>
+          <w:sz w:val="22"/>
+        </w:rPr>
+        <w:t xml:space="preserve">) — is what earns the </w:t>
       </w:r>
       <w:r>
         <w:rPr>
@@ -7380,7 +11220,27 @@
           <w:color w:val="1A1A1A"/>
           <w:sz w:val="22"/>
         </w:rPr>
-        <w:t xml:space="preserve"> promise.</w:t>
+        <w:t xml:space="preserve"> (</w:t>
+      </w:r>
+      <w:r>
+        <w:rPr>
+          <w:rFonts w:ascii="SBL Hebrew" w:hAnsi="SBL Hebrew" w:cs="SBL Hebrew" w:eastAsia="SBL Hebrew"/>
+          <w:b w:val="0"/>
+          <w:i w:val="0"/>
+          <w:color w:val="1A1A1A"/>
+          <w:sz w:val="22"/>
+        </w:rPr>
+        <w:t>עוֹלָם הַבָּא</w:t>
+      </w:r>
+      <w:r>
+        <w:rPr>
+          <w:rFonts w:ascii="Georgia" w:hAnsi="Georgia" w:cs="SBL Hebrew" w:eastAsia="Georgia"/>
+          <w:b w:val="0"/>
+          <w:i w:val="0"/>
+          <w:color w:val="1A1A1A"/>
+          <w:sz w:val="22"/>
+        </w:rPr>
+        <w:t>) promise.</w:t>
       </w:r>
     </w:p>
     <w:p>
@@ -7589,7 +11449,27 @@
           <w:color w:val="1A1A1A"/>
           <w:sz w:val="22"/>
         </w:rPr>
-        <w:t xml:space="preserve">: </w:t>
+        <w:t xml:space="preserve"> (</w:t>
+      </w:r>
+      <w:r>
+        <w:rPr>
+          <w:rFonts w:ascii="SBL Hebrew" w:hAnsi="SBL Hebrew" w:cs="SBL Hebrew" w:eastAsia="SBL Hebrew"/>
+          <w:b w:val="0"/>
+          <w:i w:val="0"/>
+          <w:color w:val="1A1A1A"/>
+          <w:sz w:val="22"/>
+        </w:rPr>
+        <w:t>עָמוֹס</w:t>
+      </w:r>
+      <w:r>
+        <w:rPr>
+          <w:rFonts w:ascii="Georgia" w:hAnsi="Georgia" w:cs="SBL Hebrew" w:eastAsia="Georgia"/>
+          <w:b w:val="0"/>
+          <w:i w:val="0"/>
+          <w:color w:val="1A1A1A"/>
+          <w:sz w:val="22"/>
+        </w:rPr>
+        <w:t xml:space="preserve">): </w:t>
       </w:r>
       <w:r>
         <w:rPr>
@@ -7609,7 +11489,27 @@
           <w:color w:val="1A1A1A"/>
           <w:sz w:val="22"/>
         </w:rPr>
-        <w:t xml:space="preserve"> — </w:t>
+        <w:t xml:space="preserve"> (</w:t>
+      </w:r>
+      <w:r>
+        <w:rPr>
+          <w:rFonts w:ascii="SBL Hebrew" w:hAnsi="SBL Hebrew" w:cs="SBL Hebrew" w:eastAsia="SBL Hebrew"/>
+          <w:b w:val="0"/>
+          <w:i w:val="0"/>
+          <w:color w:val="1A1A1A"/>
+          <w:sz w:val="22"/>
+        </w:rPr>
+        <w:t>נָפְלָה לֹא תוֹסִיף קוּם בְּתוּלַת יִשְׂרָאֵל</w:t>
+      </w:r>
+      <w:r>
+        <w:rPr>
+          <w:rFonts w:ascii="Georgia" w:hAnsi="Georgia" w:cs="SBL Hebrew" w:eastAsia="Georgia"/>
+          <w:b w:val="0"/>
+          <w:i w:val="0"/>
+          <w:color w:val="1A1A1A"/>
+          <w:sz w:val="22"/>
+        </w:rPr>
+        <w:t xml:space="preserve">) — </w:t>
       </w:r>
       <w:r>
         <w:rPr>
@@ -7629,7 +11529,27 @@
           <w:color w:val="1A1A1A"/>
           <w:sz w:val="22"/>
         </w:rPr>
-        <w:t xml:space="preserve">. David HaMelech, whose </w:t>
+        <w:t>. David HaMelech (</w:t>
+      </w:r>
+      <w:r>
+        <w:rPr>
+          <w:rFonts w:ascii="SBL Hebrew" w:hAnsi="SBL Hebrew" w:cs="SBL Hebrew" w:eastAsia="SBL Hebrew"/>
+          <w:b w:val="0"/>
+          <w:i w:val="0"/>
+          <w:color w:val="1A1A1A"/>
+          <w:sz w:val="22"/>
+        </w:rPr>
+        <w:t>דָּוִד הַמֶּלֶךְ</w:t>
+      </w:r>
+      <w:r>
+        <w:rPr>
+          <w:rFonts w:ascii="Georgia" w:hAnsi="Georgia" w:cs="SBL Hebrew" w:eastAsia="Georgia"/>
+          <w:b w:val="0"/>
+          <w:i w:val="0"/>
+          <w:color w:val="1A1A1A"/>
+          <w:sz w:val="22"/>
+        </w:rPr>
+        <w:t xml:space="preserve">), whose </w:t>
       </w:r>
       <w:r>
         <w:rPr>
@@ -7649,7 +11569,27 @@
           <w:color w:val="1A1A1A"/>
           <w:sz w:val="22"/>
         </w:rPr>
-        <w:t xml:space="preserve"> foresaw the </w:t>
+        <w:t xml:space="preserve"> (</w:t>
+      </w:r>
+      <w:r>
+        <w:rPr>
+          <w:rFonts w:ascii="SBL Hebrew" w:hAnsi="SBL Hebrew" w:cs="SBL Hebrew" w:eastAsia="SBL Hebrew"/>
+          <w:b w:val="0"/>
+          <w:i w:val="0"/>
+          <w:color w:val="1A1A1A"/>
+          <w:sz w:val="22"/>
+        </w:rPr>
+        <w:t>רוּחַ הַקֹּדֶשׁ</w:t>
+      </w:r>
+      <w:r>
+        <w:rPr>
+          <w:rFonts w:ascii="Georgia" w:hAnsi="Georgia" w:cs="SBL Hebrew" w:eastAsia="Georgia"/>
+          <w:b w:val="0"/>
+          <w:i w:val="0"/>
+          <w:color w:val="1A1A1A"/>
+          <w:sz w:val="22"/>
+        </w:rPr>
+        <w:t xml:space="preserve">) foresaw the </w:t>
       </w:r>
       <w:r>
         <w:rPr>
@@ -7669,7 +11609,27 @@
           <w:color w:val="1A1A1A"/>
           <w:sz w:val="22"/>
         </w:rPr>
-        <w:t xml:space="preserve"> and the </w:t>
+        <w:t xml:space="preserve"> (</w:t>
+      </w:r>
+      <w:r>
+        <w:rPr>
+          <w:rFonts w:ascii="SBL Hebrew" w:hAnsi="SBL Hebrew" w:cs="SBL Hebrew" w:eastAsia="SBL Hebrew"/>
+          <w:b w:val="0"/>
+          <w:i w:val="0"/>
+          <w:color w:val="1A1A1A"/>
+          <w:sz w:val="22"/>
+        </w:rPr>
+        <w:t>חֻרְבָּן</w:t>
+      </w:r>
+      <w:r>
+        <w:rPr>
+          <w:rFonts w:ascii="Georgia" w:hAnsi="Georgia" w:cs="SBL Hebrew" w:eastAsia="Georgia"/>
+          <w:b w:val="0"/>
+          <w:i w:val="0"/>
+          <w:color w:val="1A1A1A"/>
+          <w:sz w:val="22"/>
+        </w:rPr>
+        <w:t xml:space="preserve">) and the </w:t>
       </w:r>
       <w:r>
         <w:rPr>
@@ -7689,7 +11649,27 @@
           <w:color w:val="1A1A1A"/>
           <w:sz w:val="22"/>
         </w:rPr>
-        <w:t xml:space="preserve">, refused to write into his </w:t>
+        <w:t xml:space="preserve"> (</w:t>
+      </w:r>
+      <w:r>
+        <w:rPr>
+          <w:rFonts w:ascii="SBL Hebrew" w:hAnsi="SBL Hebrew" w:cs="SBL Hebrew" w:eastAsia="SBL Hebrew"/>
+          <w:b w:val="0"/>
+          <w:i w:val="0"/>
+          <w:color w:val="1A1A1A"/>
+          <w:sz w:val="22"/>
+        </w:rPr>
+        <w:t>גָּלוּת</w:t>
+      </w:r>
+      <w:r>
+        <w:rPr>
+          <w:rFonts w:ascii="Georgia" w:hAnsi="Georgia" w:cs="SBL Hebrew" w:eastAsia="Georgia"/>
+          <w:b w:val="0"/>
+          <w:i w:val="0"/>
+          <w:color w:val="1A1A1A"/>
+          <w:sz w:val="22"/>
+        </w:rPr>
+        <w:t xml:space="preserve">), refused to write into his </w:t>
       </w:r>
       <w:r>
         <w:rPr>
@@ -7749,7 +11729,27 @@
           <w:color w:val="1A1A1A"/>
           <w:sz w:val="22"/>
         </w:rPr>
-        <w:t xml:space="preserve">. In its place, the very next </w:t>
+        <w:t xml:space="preserve"> (</w:t>
+      </w:r>
+      <w:r>
+        <w:rPr>
+          <w:rFonts w:ascii="SBL Hebrew" w:hAnsi="SBL Hebrew" w:cs="SBL Hebrew" w:eastAsia="SBL Hebrew"/>
+          <w:b w:val="0"/>
+          <w:i w:val="0"/>
+          <w:color w:val="1A1A1A"/>
+          <w:sz w:val="22"/>
+        </w:rPr>
+        <w:t>כְּלַל יִשְׂרָאֵל</w:t>
+      </w:r>
+      <w:r>
+        <w:rPr>
+          <w:rFonts w:ascii="Georgia" w:hAnsi="Georgia" w:cs="SBL Hebrew" w:eastAsia="Georgia"/>
+          <w:b w:val="0"/>
+          <w:i w:val="0"/>
+          <w:color w:val="1A1A1A"/>
+          <w:sz w:val="22"/>
+        </w:rPr>
+        <w:t xml:space="preserve">). In its place, the very next </w:t>
       </w:r>
       <w:r>
         <w:rPr>
@@ -7809,7 +11809,27 @@
           <w:color w:val="1A1A1A"/>
           <w:sz w:val="22"/>
         </w:rPr>
-        <w:t>-</w:t>
+        <w:t xml:space="preserve"> (</w:t>
+      </w:r>
+      <w:r>
+        <w:rPr>
+          <w:rFonts w:ascii="SBL Hebrew" w:hAnsi="SBL Hebrew" w:cs="SBL Hebrew" w:eastAsia="SBL Hebrew"/>
+          <w:b w:val="0"/>
+          <w:i w:val="0"/>
+          <w:color w:val="1A1A1A"/>
+          <w:sz w:val="22"/>
+        </w:rPr>
+        <w:t>סָמֶ״ךְ</w:t>
+      </w:r>
+      <w:r>
+        <w:rPr>
+          <w:rFonts w:ascii="Georgia" w:hAnsi="Georgia" w:cs="SBL Hebrew" w:eastAsia="Georgia"/>
+          <w:b w:val="0"/>
+          <w:i w:val="0"/>
+          <w:color w:val="1A1A1A"/>
+          <w:sz w:val="22"/>
+        </w:rPr>
+        <w:t>)-</w:t>
       </w:r>
       <w:r>
         <w:rPr>
@@ -7849,7 +11869,27 @@
           <w:color w:val="1A1A1A"/>
           <w:sz w:val="22"/>
         </w:rPr>
-        <w:t xml:space="preserve"> </w:t>
+        <w:t xml:space="preserve"> (</w:t>
+      </w:r>
+      <w:r>
+        <w:rPr>
+          <w:rFonts w:ascii="SBL Hebrew" w:hAnsi="SBL Hebrew" w:cs="SBL Hebrew" w:eastAsia="SBL Hebrew"/>
+          <w:b w:val="0"/>
+          <w:i w:val="0"/>
+          <w:color w:val="1A1A1A"/>
+          <w:sz w:val="22"/>
+        </w:rPr>
+        <w:t>סוֹמֵךְ ה׳ לְכָל הַנֹּפְלִים וְזוֹקֵף לְכָל הַכְּפוּפִים</w:t>
+      </w:r>
+      <w:r>
+        <w:rPr>
+          <w:rFonts w:ascii="Georgia" w:hAnsi="Georgia" w:cs="SBL Hebrew" w:eastAsia="Georgia"/>
+          <w:b w:val="0"/>
+          <w:i w:val="0"/>
+          <w:color w:val="1A1A1A"/>
+          <w:sz w:val="22"/>
+        </w:rPr>
+        <w:t xml:space="preserve">) </w:t>
       </w:r>
       <w:r>
         <w:rPr>
@@ -7959,7 +11999,47 @@
           <w:color w:val="1A1A1A"/>
           <w:sz w:val="22"/>
         </w:rPr>
-        <w:t xml:space="preserve">, of Rav Avraham ben Yitzchak Av Beis Din of Provence — the second of three </w:t>
+        <w:t xml:space="preserve"> (</w:t>
+      </w:r>
+      <w:r>
+        <w:rPr>
+          <w:rFonts w:ascii="SBL Hebrew" w:hAnsi="SBL Hebrew" w:cs="SBL Hebrew" w:eastAsia="SBL Hebrew"/>
+          <w:b w:val="0"/>
+          <w:i w:val="0"/>
+          <w:color w:val="1A1A1A"/>
+          <w:sz w:val="22"/>
+        </w:rPr>
+        <w:t>סֵפֶר הָאֶשְׁכּוֹל</w:t>
+      </w:r>
+      <w:r>
+        <w:rPr>
+          <w:rFonts w:ascii="Georgia" w:hAnsi="Georgia" w:cs="SBL Hebrew" w:eastAsia="Georgia"/>
+          <w:b w:val="0"/>
+          <w:i w:val="0"/>
+          <w:color w:val="1A1A1A"/>
+          <w:sz w:val="22"/>
+        </w:rPr>
+        <w:t>), of Rav Avraham ben Yitzchak Av Beis Din (</w:t>
+      </w:r>
+      <w:r>
+        <w:rPr>
+          <w:rFonts w:ascii="SBL Hebrew" w:hAnsi="SBL Hebrew" w:cs="SBL Hebrew" w:eastAsia="SBL Hebrew"/>
+          <w:b w:val="0"/>
+          <w:i w:val="0"/>
+          <w:color w:val="1A1A1A"/>
+          <w:sz w:val="22"/>
+        </w:rPr>
+        <w:t>אַב בֵּית דִּין</w:t>
+      </w:r>
+      <w:r>
+        <w:rPr>
+          <w:rFonts w:ascii="Georgia" w:hAnsi="Georgia" w:cs="SBL Hebrew" w:eastAsia="Georgia"/>
+          <w:b w:val="0"/>
+          <w:i w:val="0"/>
+          <w:color w:val="1A1A1A"/>
+          <w:sz w:val="22"/>
+        </w:rPr>
+        <w:t xml:space="preserve">) of Provence — the second of three </w:t>
       </w:r>
       <w:r>
         <w:rPr>
@@ -7979,7 +12059,27 @@
           <w:color w:val="1A1A1A"/>
           <w:sz w:val="22"/>
         </w:rPr>
-        <w:t xml:space="preserve"> called </w:t>
+        <w:t xml:space="preserve"> (</w:t>
+      </w:r>
+      <w:r>
+        <w:rPr>
+          <w:rFonts w:ascii="SBL Hebrew" w:hAnsi="SBL Hebrew" w:cs="SBL Hebrew" w:eastAsia="SBL Hebrew"/>
+          <w:b w:val="0"/>
+          <w:i w:val="0"/>
+          <w:color w:val="1A1A1A"/>
+          <w:sz w:val="22"/>
+        </w:rPr>
+        <w:t>רִאשׁוֹנִים</w:t>
+      </w:r>
+      <w:r>
+        <w:rPr>
+          <w:rFonts w:ascii="Georgia" w:hAnsi="Georgia" w:cs="SBL Hebrew" w:eastAsia="Georgia"/>
+          <w:b w:val="0"/>
+          <w:i w:val="0"/>
+          <w:color w:val="1A1A1A"/>
+          <w:sz w:val="22"/>
+        </w:rPr>
+        <w:t xml:space="preserve">) called </w:t>
       </w:r>
       <w:r>
         <w:rPr>
@@ -7999,7 +12099,27 @@
           <w:color w:val="1A1A1A"/>
           <w:sz w:val="22"/>
         </w:rPr>
-        <w:t xml:space="preserve">, not to be confused with the </w:t>
+        <w:t xml:space="preserve"> (</w:t>
+      </w:r>
+      <w:r>
+        <w:rPr>
+          <w:rFonts w:ascii="SBL Hebrew" w:hAnsi="SBL Hebrew" w:cs="SBL Hebrew" w:eastAsia="SBL Hebrew"/>
+          <w:b w:val="0"/>
+          <w:i w:val="0"/>
+          <w:color w:val="1A1A1A"/>
+          <w:sz w:val="22"/>
+        </w:rPr>
+        <w:t>רָאבַ״ד</w:t>
+      </w:r>
+      <w:r>
+        <w:rPr>
+          <w:rFonts w:ascii="Georgia" w:hAnsi="Georgia" w:cs="SBL Hebrew" w:eastAsia="Georgia"/>
+          <w:b w:val="0"/>
+          <w:i w:val="0"/>
+          <w:color w:val="1A1A1A"/>
+          <w:sz w:val="22"/>
+        </w:rPr>
+        <w:t xml:space="preserve">), not to be confused with the </w:t>
       </w:r>
       <w:r>
         <w:rPr>
@@ -8039,7 +12159,27 @@
           <w:color w:val="1A1A1A"/>
           <w:sz w:val="22"/>
         </w:rPr>
-        <w:t xml:space="preserve"> on the </w:t>
+        <w:t xml:space="preserve"> (</w:t>
+      </w:r>
+      <w:r>
+        <w:rPr>
+          <w:rFonts w:ascii="SBL Hebrew" w:hAnsi="SBL Hebrew" w:cs="SBL Hebrew" w:eastAsia="SBL Hebrew"/>
+          <w:b w:val="0"/>
+          <w:i w:val="0"/>
+          <w:color w:val="1A1A1A"/>
+          <w:sz w:val="22"/>
+        </w:rPr>
+        <w:t>בַּעַל הַשָּׂגוֹת</w:t>
+      </w:r>
+      <w:r>
+        <w:rPr>
+          <w:rFonts w:ascii="Georgia" w:hAnsi="Georgia" w:cs="SBL Hebrew" w:eastAsia="Georgia"/>
+          <w:b w:val="0"/>
+          <w:i w:val="0"/>
+          <w:color w:val="1A1A1A"/>
+          <w:sz w:val="22"/>
+        </w:rPr>
+        <w:t xml:space="preserve">) on the </w:t>
       </w:r>
       <w:r>
         <w:rPr>
@@ -8050,6 +12190,36 @@
           <w:sz w:val="22"/>
         </w:rPr>
         <w:t>Rambam</w:t>
+      </w:r>
+      <w:r>
+        <w:rPr>
+          <w:rFonts w:ascii="Georgia" w:hAnsi="Georgia" w:cs="SBL Hebrew" w:eastAsia="Georgia"/>
+          <w:b w:val="0"/>
+          <w:i w:val="0"/>
+          <w:color w:val="1A1A1A"/>
+          <w:sz w:val="22"/>
+        </w:rPr>
+        <w:t xml:space="preserve"> (</w:t>
+      </w:r>
+      <w:r>
+        <w:rPr>
+          <w:rFonts w:ascii="SBL Hebrew" w:hAnsi="SBL Hebrew" w:cs="SBL Hebrew" w:eastAsia="SBL Hebrew"/>
+          <w:b w:val="0"/>
+          <w:i w:val="0"/>
+          <w:color w:val="1A1A1A"/>
+          <w:sz w:val="22"/>
+        </w:rPr>
+        <w:t>רַמְבַּ״ם</w:t>
+      </w:r>
+      <w:r>
+        <w:rPr>
+          <w:rFonts w:ascii="Georgia" w:hAnsi="Georgia" w:cs="SBL Hebrew" w:eastAsia="Georgia"/>
+          <w:b w:val="0"/>
+          <w:i w:val="0"/>
+          <w:color w:val="1A1A1A"/>
+          <w:sz w:val="22"/>
+        </w:rPr>
+        <w:t>)</w:t>
       </w:r>
       <w:r>
         <w:rPr>
@@ -8088,7 +12258,27 @@
           <w:color w:val="1A1A1A"/>
           <w:sz w:val="22"/>
         </w:rPr>
-        <w:t xml:space="preserve"> on the acrostic structure. On this reading, David HaMelech chose the </w:t>
+        <w:t xml:space="preserve"> (</w:t>
+      </w:r>
+      <w:r>
+        <w:rPr>
+          <w:rFonts w:ascii="SBL Hebrew" w:hAnsi="SBL Hebrew" w:cs="SBL Hebrew" w:eastAsia="SBL Hebrew"/>
+          <w:b w:val="0"/>
+          <w:i w:val="0"/>
+          <w:color w:val="1A1A1A"/>
+          <w:sz w:val="22"/>
+        </w:rPr>
+        <w:t>חִדּוּשׁ</w:t>
+      </w:r>
+      <w:r>
+        <w:rPr>
+          <w:rFonts w:ascii="Georgia" w:hAnsi="Georgia" w:cs="SBL Hebrew" w:eastAsia="Georgia"/>
+          <w:b w:val="0"/>
+          <w:i w:val="0"/>
+          <w:color w:val="1A1A1A"/>
+          <w:sz w:val="22"/>
+        </w:rPr>
+        <w:t xml:space="preserve">) on the acrostic structure. On this reading, David HaMelech chose the </w:t>
       </w:r>
       <w:r>
         <w:rPr>
@@ -8168,7 +12358,27 @@
           <w:color w:val="1A1A1A"/>
           <w:sz w:val="22"/>
         </w:rPr>
-        <w:t xml:space="preserve">, when every </w:t>
+        <w:t xml:space="preserve"> (</w:t>
+      </w:r>
+      <w:r>
+        <w:rPr>
+          <w:rFonts w:ascii="SBL Hebrew" w:hAnsi="SBL Hebrew" w:cs="SBL Hebrew" w:eastAsia="SBL Hebrew"/>
+          <w:b w:val="0"/>
+          <w:i w:val="0"/>
+          <w:color w:val="1A1A1A"/>
+          <w:sz w:val="22"/>
+        </w:rPr>
+        <w:t>סְפָרִים</w:t>
+      </w:r>
+      <w:r>
+        <w:rPr>
+          <w:rFonts w:ascii="Georgia" w:hAnsi="Georgia" w:cs="SBL Hebrew" w:eastAsia="Georgia"/>
+          <w:b w:val="0"/>
+          <w:i w:val="0"/>
+          <w:color w:val="1A1A1A"/>
+          <w:sz w:val="22"/>
+        </w:rPr>
+        <w:t xml:space="preserve">), when every </w:t>
       </w:r>
       <w:r>
         <w:rPr>
@@ -8188,7 +12398,27 @@
           <w:color w:val="1A1A1A"/>
           <w:sz w:val="22"/>
         </w:rPr>
-        <w:t xml:space="preserve"> needed to know </w:t>
+        <w:t xml:space="preserve"> (</w:t>
+      </w:r>
+      <w:r>
+        <w:rPr>
+          <w:rFonts w:ascii="SBL Hebrew" w:hAnsi="SBL Hebrew" w:cs="SBL Hebrew" w:eastAsia="SBL Hebrew"/>
+          <w:b w:val="0"/>
+          <w:i w:val="0"/>
+          <w:color w:val="1A1A1A"/>
+          <w:sz w:val="22"/>
+        </w:rPr>
+        <w:t>יִיד</w:t>
+      </w:r>
+      <w:r>
+        <w:rPr>
+          <w:rFonts w:ascii="Georgia" w:hAnsi="Georgia" w:cs="SBL Hebrew" w:eastAsia="Georgia"/>
+          <w:b w:val="0"/>
+          <w:i w:val="0"/>
+          <w:color w:val="1A1A1A"/>
+          <w:sz w:val="22"/>
+        </w:rPr>
+        <w:t xml:space="preserve">) needed to know </w:t>
       </w:r>
       <w:r>
         <w:rPr>
@@ -8243,7 +12473,27 @@
           <w:color w:val="1A1A1A"/>
           <w:sz w:val="22"/>
         </w:rPr>
-        <w:t xml:space="preserve"> extends the principle to </w:t>
+        <w:t xml:space="preserve"> (</w:t>
+      </w:r>
+      <w:r>
+        <w:rPr>
+          <w:rFonts w:ascii="SBL Hebrew" w:hAnsi="SBL Hebrew" w:cs="SBL Hebrew" w:eastAsia="SBL Hebrew"/>
+          <w:b w:val="0"/>
+          <w:i w:val="0"/>
+          <w:color w:val="1A1A1A"/>
+          <w:sz w:val="22"/>
+        </w:rPr>
+        <w:t>אֶשְׁכּוֹל</w:t>
+      </w:r>
+      <w:r>
+        <w:rPr>
+          <w:rFonts w:ascii="Georgia" w:hAnsi="Georgia" w:cs="SBL Hebrew" w:eastAsia="Georgia"/>
+          <w:b w:val="0"/>
+          <w:i w:val="0"/>
+          <w:color w:val="1A1A1A"/>
+          <w:sz w:val="22"/>
+        </w:rPr>
+        <w:t xml:space="preserve">) extends the principle to </w:t>
       </w:r>
       <w:r>
         <w:rPr>
@@ -8263,7 +12513,27 @@
           <w:color w:val="1A1A1A"/>
           <w:sz w:val="22"/>
         </w:rPr>
-        <w:t xml:space="preserve">. </w:t>
+        <w:t xml:space="preserve"> (</w:t>
+      </w:r>
+      <w:r>
+        <w:rPr>
+          <w:rFonts w:ascii="SBL Hebrew" w:hAnsi="SBL Hebrew" w:cs="SBL Hebrew" w:eastAsia="SBL Hebrew"/>
+          <w:b w:val="0"/>
+          <w:i w:val="0"/>
+          <w:color w:val="1A1A1A"/>
+          <w:sz w:val="22"/>
+        </w:rPr>
+        <w:t>מְגִלַּת אֵיכָה</w:t>
+      </w:r>
+      <w:r>
+        <w:rPr>
+          <w:rFonts w:ascii="Georgia" w:hAnsi="Georgia" w:cs="SBL Hebrew" w:eastAsia="Georgia"/>
+          <w:b w:val="0"/>
+          <w:i w:val="0"/>
+          <w:color w:val="1A1A1A"/>
+          <w:sz w:val="22"/>
+        </w:rPr>
+        <w:t xml:space="preserve">). </w:t>
       </w:r>
       <w:r>
         <w:rPr>
@@ -8283,7 +12553,27 @@
           <w:color w:val="1A1A1A"/>
           <w:sz w:val="22"/>
         </w:rPr>
-        <w:t xml:space="preserve">, composing his lament for the </w:t>
+        <w:t xml:space="preserve"> (</w:t>
+      </w:r>
+      <w:r>
+        <w:rPr>
+          <w:rFonts w:ascii="SBL Hebrew" w:hAnsi="SBL Hebrew" w:cs="SBL Hebrew" w:eastAsia="SBL Hebrew"/>
+          <w:b w:val="0"/>
+          <w:i w:val="0"/>
+          <w:color w:val="1A1A1A"/>
+          <w:sz w:val="22"/>
+        </w:rPr>
+        <w:t>יִרְמְיָהוּ הַנָּבִיא</w:t>
+      </w:r>
+      <w:r>
+        <w:rPr>
+          <w:rFonts w:ascii="Georgia" w:hAnsi="Georgia" w:cs="SBL Hebrew" w:eastAsia="Georgia"/>
+          <w:b w:val="0"/>
+          <w:i w:val="0"/>
+          <w:color w:val="1A1A1A"/>
+          <w:sz w:val="22"/>
+        </w:rPr>
+        <w:t xml:space="preserve">), composing his lament for the </w:t>
       </w:r>
       <w:r>
         <w:rPr>
@@ -8383,7 +12673,27 @@
           <w:color w:val="1A1A1A"/>
           <w:sz w:val="22"/>
         </w:rPr>
-        <w:t xml:space="preserve"> by heart. As </w:t>
+        <w:t xml:space="preserve"> (</w:t>
+      </w:r>
+      <w:r>
+        <w:rPr>
+          <w:rFonts w:ascii="SBL Hebrew" w:hAnsi="SBL Hebrew" w:cs="SBL Hebrew" w:eastAsia="SBL Hebrew"/>
+          <w:b w:val="0"/>
+          <w:i w:val="0"/>
+          <w:color w:val="1A1A1A"/>
+          <w:sz w:val="22"/>
+        </w:rPr>
+        <w:t>אֵיכָה</w:t>
+      </w:r>
+      <w:r>
+        <w:rPr>
+          <w:rFonts w:ascii="Georgia" w:hAnsi="Georgia" w:cs="SBL Hebrew" w:eastAsia="Georgia"/>
+          <w:b w:val="0"/>
+          <w:i w:val="0"/>
+          <w:color w:val="1A1A1A"/>
+          <w:sz w:val="22"/>
+        </w:rPr>
+        <w:t xml:space="preserve">) by heart. As </w:t>
       </w:r>
       <w:r>
         <w:rPr>
@@ -8423,7 +12733,27 @@
           <w:color w:val="1A1A1A"/>
           <w:sz w:val="22"/>
         </w:rPr>
-        <w:t xml:space="preserve"> could be performed, </w:t>
+        <w:t xml:space="preserve"> (</w:t>
+      </w:r>
+      <w:r>
+        <w:rPr>
+          <w:rFonts w:ascii="SBL Hebrew" w:hAnsi="SBL Hebrew" w:cs="SBL Hebrew" w:eastAsia="SBL Hebrew"/>
+          <w:b w:val="0"/>
+          <w:i w:val="0"/>
+          <w:color w:val="1A1A1A"/>
+          <w:sz w:val="22"/>
+        </w:rPr>
+        <w:t>תְּפִלָּה</w:t>
+      </w:r>
+      <w:r>
+        <w:rPr>
+          <w:rFonts w:ascii="Georgia" w:hAnsi="Georgia" w:cs="SBL Hebrew" w:eastAsia="Georgia"/>
+          <w:b w:val="0"/>
+          <w:i w:val="0"/>
+          <w:color w:val="1A1A1A"/>
+          <w:sz w:val="22"/>
+        </w:rPr>
+        <w:t xml:space="preserve">) could be performed, </w:t>
       </w:r>
       <w:r>
         <w:rPr>
@@ -8483,7 +12813,27 @@
           <w:color w:val="1A1A1A"/>
           <w:sz w:val="22"/>
         </w:rPr>
-        <w:t xml:space="preserve"> it contained — would never be lost. The four chapters of </w:t>
+        <w:t xml:space="preserve"> (</w:t>
+      </w:r>
+      <w:r>
+        <w:rPr>
+          <w:rFonts w:ascii="SBL Hebrew" w:hAnsi="SBL Hebrew" w:cs="SBL Hebrew" w:eastAsia="SBL Hebrew"/>
+          <w:b w:val="0"/>
+          <w:i w:val="0"/>
+          <w:color w:val="1A1A1A"/>
+          <w:sz w:val="22"/>
+        </w:rPr>
+        <w:t>תְּשׁוּבָה</w:t>
+      </w:r>
+      <w:r>
+        <w:rPr>
+          <w:rFonts w:ascii="Georgia" w:hAnsi="Georgia" w:cs="SBL Hebrew" w:eastAsia="Georgia"/>
+          <w:b w:val="0"/>
+          <w:i w:val="0"/>
+          <w:color w:val="1A1A1A"/>
+          <w:sz w:val="22"/>
+        </w:rPr>
+        <w:t xml:space="preserve">) it contained — would never be lost. The four chapters of </w:t>
       </w:r>
       <w:r>
         <w:rPr>
@@ -8648,7 +12998,47 @@
           <w:color w:val="1A1A1A"/>
           <w:sz w:val="22"/>
         </w:rPr>
-        <w:t xml:space="preserve"> can be measured by a single testimony. Rav Zalman of Volozhin, </w:t>
+        <w:t xml:space="preserve"> (</w:t>
+      </w:r>
+      <w:r>
+        <w:rPr>
+          <w:rFonts w:ascii="SBL Hebrew" w:hAnsi="SBL Hebrew" w:cs="SBL Hebrew" w:eastAsia="SBL Hebrew"/>
+          <w:b w:val="0"/>
+          <w:i w:val="0"/>
+          <w:color w:val="1A1A1A"/>
+          <w:sz w:val="22"/>
+        </w:rPr>
+        <w:t>עֲבוֹדַת ה׳</w:t>
+      </w:r>
+      <w:r>
+        <w:rPr>
+          <w:rFonts w:ascii="Georgia" w:hAnsi="Georgia" w:cs="SBL Hebrew" w:eastAsia="Georgia"/>
+          <w:b w:val="0"/>
+          <w:i w:val="0"/>
+          <w:color w:val="1A1A1A"/>
+          <w:sz w:val="22"/>
+        </w:rPr>
+        <w:t>) can be measured by a single testimony. Rav Zalman of Volozhin (</w:t>
+      </w:r>
+      <w:r>
+        <w:rPr>
+          <w:rFonts w:ascii="SBL Hebrew" w:hAnsi="SBL Hebrew" w:cs="SBL Hebrew" w:eastAsia="SBL Hebrew"/>
+          <w:b w:val="0"/>
+          <w:i w:val="0"/>
+          <w:color w:val="1A1A1A"/>
+          <w:sz w:val="22"/>
+        </w:rPr>
+        <w:t>רַב זַלְמַן מִוָּאלוֹזִ׳ין</w:t>
+      </w:r>
+      <w:r>
+        <w:rPr>
+          <w:rFonts w:ascii="Georgia" w:hAnsi="Georgia" w:cs="SBL Hebrew" w:eastAsia="Georgia"/>
+          <w:b w:val="0"/>
+          <w:i w:val="0"/>
+          <w:color w:val="1A1A1A"/>
+          <w:sz w:val="22"/>
+        </w:rPr>
+        <w:t xml:space="preserve">), </w:t>
       </w:r>
       <w:r>
         <w:rPr>
@@ -8668,7 +13058,27 @@
           <w:color w:val="1A1A1A"/>
           <w:sz w:val="22"/>
         </w:rPr>
-        <w:t xml:space="preserve"> of the </w:t>
+        <w:t xml:space="preserve"> (</w:t>
+      </w:r>
+      <w:r>
+        <w:rPr>
+          <w:rFonts w:ascii="SBL Hebrew" w:hAnsi="SBL Hebrew" w:cs="SBL Hebrew" w:eastAsia="SBL Hebrew"/>
+          <w:b w:val="0"/>
+          <w:i w:val="0"/>
+          <w:color w:val="1A1A1A"/>
+          <w:sz w:val="22"/>
+        </w:rPr>
+        <w:t>תַּלְמִיד</w:t>
+      </w:r>
+      <w:r>
+        <w:rPr>
+          <w:rFonts w:ascii="Georgia" w:hAnsi="Georgia" w:cs="SBL Hebrew" w:eastAsia="Georgia"/>
+          <w:b w:val="0"/>
+          <w:i w:val="0"/>
+          <w:color w:val="1A1A1A"/>
+          <w:sz w:val="22"/>
+        </w:rPr>
+        <w:t xml:space="preserve">) of the </w:t>
       </w:r>
       <w:r>
         <w:rPr>
@@ -8688,7 +13098,27 @@
           <w:color w:val="1A1A1A"/>
           <w:sz w:val="22"/>
         </w:rPr>
-        <w:t>,</w:t>
+        <w:t xml:space="preserve"> (</w:t>
+      </w:r>
+      <w:r>
+        <w:rPr>
+          <w:rFonts w:ascii="SBL Hebrew" w:hAnsi="SBL Hebrew" w:cs="SBL Hebrew" w:eastAsia="SBL Hebrew"/>
+          <w:b w:val="0"/>
+          <w:i w:val="0"/>
+          <w:color w:val="1A1A1A"/>
+          <w:sz w:val="22"/>
+        </w:rPr>
+        <w:t>הַגְּרָ״א מִוִּילְנָא</w:t>
+      </w:r>
+      <w:r>
+        <w:rPr>
+          <w:rFonts w:ascii="Georgia" w:hAnsi="Georgia" w:cs="SBL Hebrew" w:eastAsia="Georgia"/>
+          <w:b w:val="0"/>
+          <w:i w:val="0"/>
+          <w:color w:val="1A1A1A"/>
+          <w:sz w:val="22"/>
+        </w:rPr>
+        <w:t>),</w:t>
       </w:r>
       <w:r>
         <w:rPr>
@@ -8727,7 +13157,27 @@
           <w:color w:val="1A1A1A"/>
           <w:sz w:val="22"/>
         </w:rPr>
-        <w:t xml:space="preserve">: </w:t>
+        <w:t xml:space="preserve"> (</w:t>
+      </w:r>
+      <w:r>
+        <w:rPr>
+          <w:rFonts w:ascii="SBL Hebrew" w:hAnsi="SBL Hebrew" w:cs="SBL Hebrew" w:eastAsia="SBL Hebrew"/>
+          <w:b w:val="0"/>
+          <w:i w:val="0"/>
+          <w:color w:val="1A1A1A"/>
+          <w:sz w:val="22"/>
+        </w:rPr>
+        <w:t>רֶבִּי</w:t>
+      </w:r>
+      <w:r>
+        <w:rPr>
+          <w:rFonts w:ascii="Georgia" w:hAnsi="Georgia" w:cs="SBL Hebrew" w:eastAsia="Georgia"/>
+          <w:b w:val="0"/>
+          <w:i w:val="0"/>
+          <w:color w:val="1A1A1A"/>
+          <w:sz w:val="22"/>
+        </w:rPr>
+        <w:t xml:space="preserve">): </w:t>
       </w:r>
       <w:r>
         <w:rPr>
@@ -8876,7 +13326,27 @@
           <w:color w:val="1A1A1A"/>
           <w:sz w:val="22"/>
         </w:rPr>
-        <w:t xml:space="preserve">’s </w:t>
+        <w:t xml:space="preserve"> (</w:t>
+      </w:r>
+      <w:r>
+        <w:rPr>
+          <w:rFonts w:ascii="SBL Hebrew" w:hAnsi="SBL Hebrew" w:cs="SBL Hebrew" w:eastAsia="SBL Hebrew"/>
+          <w:b w:val="0"/>
+          <w:i w:val="0"/>
+          <w:color w:val="1A1A1A"/>
+          <w:sz w:val="22"/>
+        </w:rPr>
+        <w:t>אֶשְׁכּוֹל</w:t>
+      </w:r>
+      <w:r>
+        <w:rPr>
+          <w:rFonts w:ascii="Georgia" w:hAnsi="Georgia" w:cs="SBL Hebrew" w:eastAsia="Georgia"/>
+          <w:b w:val="0"/>
+          <w:i w:val="0"/>
+          <w:color w:val="1A1A1A"/>
+          <w:sz w:val="22"/>
+        </w:rPr>
+        <w:t xml:space="preserve">)’s </w:t>
       </w:r>
       <w:r>
         <w:rPr>
@@ -8896,7 +13366,27 @@
           <w:color w:val="1A1A1A"/>
           <w:sz w:val="22"/>
         </w:rPr>
-        <w:t xml:space="preserve"> on memorization is precious — and the </w:t>
+        <w:t xml:space="preserve"> (</w:t>
+      </w:r>
+      <w:r>
+        <w:rPr>
+          <w:rFonts w:ascii="SBL Hebrew" w:hAnsi="SBL Hebrew" w:cs="SBL Hebrew" w:eastAsia="SBL Hebrew"/>
+          <w:b w:val="0"/>
+          <w:i w:val="0"/>
+          <w:color w:val="1A1A1A"/>
+          <w:sz w:val="22"/>
+        </w:rPr>
+        <w:t>חִדּוּשׁ</w:t>
+      </w:r>
+      <w:r>
+        <w:rPr>
+          <w:rFonts w:ascii="Georgia" w:hAnsi="Georgia" w:cs="SBL Hebrew" w:eastAsia="Georgia"/>
+          <w:b w:val="0"/>
+          <w:i w:val="0"/>
+          <w:color w:val="1A1A1A"/>
+          <w:sz w:val="22"/>
+        </w:rPr>
+        <w:t xml:space="preserve">) on memorization is precious — and the </w:t>
       </w:r>
       <w:r>
         <w:rPr>
@@ -8916,7 +13406,27 @@
           <w:color w:val="1A1A1A"/>
           <w:sz w:val="22"/>
         </w:rPr>
-        <w:t xml:space="preserve"> that carries it is at the center of one of the most consequential authenticity controversies in the halakhic literature of the last two centuries.</w:t>
+        <w:t xml:space="preserve"> (</w:t>
+      </w:r>
+      <w:r>
+        <w:rPr>
+          <w:rFonts w:ascii="SBL Hebrew" w:hAnsi="SBL Hebrew" w:cs="SBL Hebrew" w:eastAsia="SBL Hebrew"/>
+          <w:b w:val="0"/>
+          <w:i w:val="0"/>
+          <w:color w:val="1A1A1A"/>
+          <w:sz w:val="22"/>
+        </w:rPr>
+        <w:t>סֵפֶר</w:t>
+      </w:r>
+      <w:r>
+        <w:rPr>
+          <w:rFonts w:ascii="Georgia" w:hAnsi="Georgia" w:cs="SBL Hebrew" w:eastAsia="Georgia"/>
+          <w:b w:val="0"/>
+          <w:i w:val="0"/>
+          <w:color w:val="1A1A1A"/>
+          <w:sz w:val="22"/>
+        </w:rPr>
+        <w:t>) that carries it is at the center of one of the most consequential authenticity controversies in the halakhic literature of the last two centuries.</w:t>
       </w:r>
     </w:p>
     <w:p>
@@ -8951,7 +13461,27 @@
           <w:color w:val="1A1A1A"/>
           <w:sz w:val="22"/>
         </w:rPr>
-        <w:t xml:space="preserve"> of Halberstadt, in Germany, named Rav Tzvi Binyamin Auerbach, announced that he had located a long-lost manuscript of the original </w:t>
+        <w:t xml:space="preserve"> (</w:t>
+      </w:r>
+      <w:r>
+        <w:rPr>
+          <w:rFonts w:ascii="SBL Hebrew" w:hAnsi="SBL Hebrew" w:cs="SBL Hebrew" w:eastAsia="SBL Hebrew"/>
+          <w:b w:val="0"/>
+          <w:i w:val="0"/>
+          <w:color w:val="1A1A1A"/>
+          <w:sz w:val="22"/>
+        </w:rPr>
+        <w:t>רַב</w:t>
+      </w:r>
+      <w:r>
+        <w:rPr>
+          <w:rFonts w:ascii="Georgia" w:hAnsi="Georgia" w:cs="SBL Hebrew" w:eastAsia="Georgia"/>
+          <w:b w:val="0"/>
+          <w:i w:val="0"/>
+          <w:color w:val="1A1A1A"/>
+          <w:sz w:val="22"/>
+        </w:rPr>
+        <w:t xml:space="preserve">) of Halberstadt, in Germany, named Rav Tzvi Binyamin Auerbach, announced that he had located a long-lost manuscript of the original </w:t>
       </w:r>
       <w:r>
         <w:rPr>
@@ -8971,7 +13501,27 @@
           <w:color w:val="1A1A1A"/>
           <w:sz w:val="22"/>
         </w:rPr>
-        <w:t xml:space="preserve">. He published the manuscript in three volumes, adding to the previously known core roughly three-quarters more material that had never appeared in any prior edition. When pressed for the manuscript’s provenance, Rav Auerbach explained that he had copied it from the personal papers of a Jew in his town. Asked to produce the original, he replied that the owner had since been </w:t>
+        <w:t xml:space="preserve"> (</w:t>
+      </w:r>
+      <w:r>
+        <w:rPr>
+          <w:rFonts w:ascii="SBL Hebrew" w:hAnsi="SBL Hebrew" w:cs="SBL Hebrew" w:eastAsia="SBL Hebrew"/>
+          <w:b w:val="0"/>
+          <w:i w:val="0"/>
+          <w:color w:val="1A1A1A"/>
+          <w:sz w:val="22"/>
+        </w:rPr>
+        <w:t>סֵפֶר הָאֶשְׁכּוֹל</w:t>
+      </w:r>
+      <w:r>
+        <w:rPr>
+          <w:rFonts w:ascii="Georgia" w:hAnsi="Georgia" w:cs="SBL Hebrew" w:eastAsia="Georgia"/>
+          <w:b w:val="0"/>
+          <w:i w:val="0"/>
+          <w:color w:val="1A1A1A"/>
+          <w:sz w:val="22"/>
+        </w:rPr>
+        <w:t xml:space="preserve">). He published the manuscript in three volumes, adding to the previously known core roughly three-quarters more material that had never appeared in any prior edition. When pressed for the manuscript’s provenance, Rav Auerbach explained that he had copied it from the personal papers of a Jew in his town. Asked to produce the original, he replied that the owner had since been </w:t>
       </w:r>
       <w:r>
         <w:rPr>
@@ -8991,7 +13541,27 @@
           <w:color w:val="1A1A1A"/>
           <w:sz w:val="22"/>
         </w:rPr>
-        <w:t>; the man’s will had directed that his writings be buried with him, and the family had, by a tragic error, buried this manuscript with the rest. There was no surviving original to consult.</w:t>
+        <w:t xml:space="preserve"> (</w:t>
+      </w:r>
+      <w:r>
+        <w:rPr>
+          <w:rFonts w:ascii="SBL Hebrew" w:hAnsi="SBL Hebrew" w:cs="SBL Hebrew" w:eastAsia="SBL Hebrew"/>
+          <w:b w:val="0"/>
+          <w:i w:val="0"/>
+          <w:color w:val="1A1A1A"/>
+          <w:sz w:val="22"/>
+        </w:rPr>
+        <w:t>נִפְטָר</w:t>
+      </w:r>
+      <w:r>
+        <w:rPr>
+          <w:rFonts w:ascii="Georgia" w:hAnsi="Georgia" w:cs="SBL Hebrew" w:eastAsia="Georgia"/>
+          <w:b w:val="0"/>
+          <w:i w:val="0"/>
+          <w:color w:val="1A1A1A"/>
+          <w:sz w:val="22"/>
+        </w:rPr>
+        <w:t>); the man’s will had directed that his writings be buried with him, and the family had, by a tragic error, buried this manuscript with the rest. There was no surviving original to consult.</w:t>
       </w:r>
     </w:p>
     <w:p>
@@ -9036,6 +13606,36 @@
       <w:r>
         <w:rPr>
           <w:rFonts w:ascii="Georgia" w:hAnsi="Georgia" w:cs="SBL Hebrew" w:eastAsia="Georgia"/>
+          <w:b w:val="0"/>
+          <w:i w:val="0"/>
+          <w:color w:val="1A1A1A"/>
+          <w:sz w:val="22"/>
+        </w:rPr>
+        <w:t xml:space="preserve"> (</w:t>
+      </w:r>
+      <w:r>
+        <w:rPr>
+          <w:rFonts w:ascii="SBL Hebrew" w:hAnsi="SBL Hebrew" w:cs="SBL Hebrew" w:eastAsia="SBL Hebrew"/>
+          <w:b w:val="0"/>
+          <w:i w:val="0"/>
+          <w:color w:val="1A1A1A"/>
+          <w:sz w:val="22"/>
+        </w:rPr>
+        <w:t>מִשְׁנָה</w:t>
+      </w:r>
+      <w:r>
+        <w:rPr>
+          <w:rFonts w:ascii="Georgia" w:hAnsi="Georgia" w:cs="SBL Hebrew" w:eastAsia="Georgia"/>
+          <w:b w:val="0"/>
+          <w:i w:val="0"/>
+          <w:color w:val="1A1A1A"/>
+          <w:sz w:val="22"/>
+        </w:rPr>
+        <w:t>)</w:t>
+      </w:r>
+      <w:r>
+        <w:rPr>
+          <w:rFonts w:ascii="Georgia" w:hAnsi="Georgia" w:cs="SBL Hebrew" w:eastAsia="Georgia"/>
           <w:color w:val="B8860B"/>
           <w:sz w:val="16"/>
           <w:vertAlign w:val="superscript"/>
@@ -9050,7 +13650,27 @@
           <w:color w:val="1A1A1A"/>
           <w:sz w:val="22"/>
         </w:rPr>
-        <w:t xml:space="preserve"> — undertook a systematic examination of the Halberstadt edition on textual grounds and demonstrated that large portions of the expanded text could not be authentic to Rav Avraham ben Yitzchak of Provence. The method paralleled the Yaavetz’s earlier linguistic critiques of portions of the </w:t>
+        <w:t xml:space="preserve"> — undertook a systematic examination of the Halberstadt edition on textual grounds and demonstrated that large portions of the expanded text could not be authentic to Rav Avraham ben Yitzchak of Provence. The method paralleled the Yaavetz (</w:t>
+      </w:r>
+      <w:r>
+        <w:rPr>
+          <w:rFonts w:ascii="SBL Hebrew" w:hAnsi="SBL Hebrew" w:cs="SBL Hebrew" w:eastAsia="SBL Hebrew"/>
+          <w:b w:val="0"/>
+          <w:i w:val="0"/>
+          <w:color w:val="1A1A1A"/>
+          <w:sz w:val="22"/>
+        </w:rPr>
+        <w:t>יַעֲבֵ״ץ</w:t>
+      </w:r>
+      <w:r>
+        <w:rPr>
+          <w:rFonts w:ascii="Georgia" w:hAnsi="Georgia" w:cs="SBL Hebrew" w:eastAsia="Georgia"/>
+          <w:b w:val="0"/>
+          <w:i w:val="0"/>
+          <w:color w:val="1A1A1A"/>
+          <w:sz w:val="22"/>
+        </w:rPr>
+        <w:t xml:space="preserve">)’s earlier linguistic critiques of portions of the </w:t>
       </w:r>
       <w:r>
         <w:rPr>
@@ -9070,7 +13690,27 @@
           <w:color w:val="1A1A1A"/>
           <w:sz w:val="22"/>
         </w:rPr>
-        <w:t xml:space="preserve">: anachronistic terminology, Hebrew registers inconsistent with twelfth-century Provence, references to authorities post-dating the </w:t>
+        <w:t xml:space="preserve"> (</w:t>
+      </w:r>
+      <w:r>
+        <w:rPr>
+          <w:rFonts w:ascii="SBL Hebrew" w:hAnsi="SBL Hebrew" w:cs="SBL Hebrew" w:eastAsia="SBL Hebrew"/>
+          <w:b w:val="0"/>
+          <w:i w:val="0"/>
+          <w:color w:val="1A1A1A"/>
+          <w:sz w:val="22"/>
+        </w:rPr>
+        <w:t>זֹהַר</w:t>
+      </w:r>
+      <w:r>
+        <w:rPr>
+          <w:rFonts w:ascii="Georgia" w:hAnsi="Georgia" w:cs="SBL Hebrew" w:eastAsia="Georgia"/>
+          <w:b w:val="0"/>
+          <w:i w:val="0"/>
+          <w:color w:val="1A1A1A"/>
+          <w:sz w:val="22"/>
+        </w:rPr>
+        <w:t xml:space="preserve">): anachronistic terminology, Hebrew registers inconsistent with twelfth-century Provence, references to authorities post-dating the </w:t>
       </w:r>
       <w:r>
         <w:rPr>
@@ -9090,7 +13730,27 @@
           <w:color w:val="1A1A1A"/>
           <w:sz w:val="22"/>
         </w:rPr>
-        <w:t>’s lifetime.</w:t>
+        <w:t xml:space="preserve"> (</w:t>
+      </w:r>
+      <w:r>
+        <w:rPr>
+          <w:rFonts w:ascii="SBL Hebrew" w:hAnsi="SBL Hebrew" w:cs="SBL Hebrew" w:eastAsia="SBL Hebrew"/>
+          <w:b w:val="0"/>
+          <w:i w:val="0"/>
+          <w:color w:val="1A1A1A"/>
+          <w:sz w:val="22"/>
+        </w:rPr>
+        <w:t>רָאבַ״ד</w:t>
+      </w:r>
+      <w:r>
+        <w:rPr>
+          <w:rFonts w:ascii="Georgia" w:hAnsi="Georgia" w:cs="SBL Hebrew" w:eastAsia="Georgia"/>
+          <w:b w:val="0"/>
+          <w:i w:val="0"/>
+          <w:color w:val="1A1A1A"/>
+          <w:sz w:val="22"/>
+        </w:rPr>
+        <w:t>)’s lifetime.</w:t>
       </w:r>
     </w:p>
     <w:p>
@@ -9145,7 +13805,27 @@
           <w:color w:val="1A1A1A"/>
           <w:sz w:val="22"/>
         </w:rPr>
-        <w:t xml:space="preserve"> and the </w:t>
+        <w:t xml:space="preserve"> (</w:t>
+      </w:r>
+      <w:r>
+        <w:rPr>
+          <w:rFonts w:ascii="SBL Hebrew" w:hAnsi="SBL Hebrew" w:cs="SBL Hebrew" w:eastAsia="SBL Hebrew"/>
+          <w:b w:val="0"/>
+          <w:i w:val="0"/>
+          <w:color w:val="1A1A1A"/>
+          <w:sz w:val="22"/>
+        </w:rPr>
+        <w:t>בֵּית יוֹסֵף</w:t>
+      </w:r>
+      <w:r>
+        <w:rPr>
+          <w:rFonts w:ascii="Georgia" w:hAnsi="Georgia" w:cs="SBL Hebrew" w:eastAsia="Georgia"/>
+          <w:b w:val="0"/>
+          <w:i w:val="0"/>
+          <w:color w:val="1A1A1A"/>
+          <w:sz w:val="22"/>
+        </w:rPr>
+        <w:t xml:space="preserve">) and the </w:t>
       </w:r>
       <w:r>
         <w:rPr>
@@ -9165,7 +13845,27 @@
           <w:color w:val="1A1A1A"/>
           <w:sz w:val="22"/>
         </w:rPr>
-        <w:t xml:space="preserve"> and passed down through the standard chain of </w:t>
+        <w:t xml:space="preserve"> (</w:t>
+      </w:r>
+      <w:r>
+        <w:rPr>
+          <w:rFonts w:ascii="SBL Hebrew" w:hAnsi="SBL Hebrew" w:cs="SBL Hebrew" w:eastAsia="SBL Hebrew"/>
+          <w:b w:val="0"/>
+          <w:i w:val="0"/>
+          <w:color w:val="1A1A1A"/>
+          <w:sz w:val="22"/>
+        </w:rPr>
+        <w:t>טוּר</w:t>
+      </w:r>
+      <w:r>
+        <w:rPr>
+          <w:rFonts w:ascii="Georgia" w:hAnsi="Georgia" w:cs="SBL Hebrew" w:eastAsia="Georgia"/>
+          <w:b w:val="0"/>
+          <w:i w:val="0"/>
+          <w:color w:val="1A1A1A"/>
+          <w:sz w:val="22"/>
+        </w:rPr>
+        <w:t xml:space="preserve">) and passed down through the standard chain of </w:t>
       </w:r>
       <w:r>
         <w:rPr>
@@ -9185,7 +13885,27 @@
           <w:color w:val="1A1A1A"/>
           <w:sz w:val="22"/>
         </w:rPr>
-        <w:t xml:space="preserve">; and there is the expanded Halberstadt material, substantial portions of which are almost certainly later composition. The </w:t>
+        <w:t xml:space="preserve"> (</w:t>
+      </w:r>
+      <w:r>
+        <w:rPr>
+          <w:rFonts w:ascii="SBL Hebrew" w:hAnsi="SBL Hebrew" w:cs="SBL Hebrew" w:eastAsia="SBL Hebrew"/>
+          <w:b w:val="0"/>
+          <w:i w:val="0"/>
+          <w:color w:val="1A1A1A"/>
+          <w:sz w:val="22"/>
+        </w:rPr>
+        <w:t>רִאשׁוֹנִים</w:t>
+      </w:r>
+      <w:r>
+        <w:rPr>
+          <w:rFonts w:ascii="Georgia" w:hAnsi="Georgia" w:cs="SBL Hebrew" w:eastAsia="Georgia"/>
+          <w:b w:val="0"/>
+          <w:i w:val="0"/>
+          <w:color w:val="1A1A1A"/>
+          <w:sz w:val="22"/>
+        </w:rPr>
+        <w:t xml:space="preserve">); and there is the expanded Halberstadt material, substantial portions of which are almost certainly later composition. The </w:t>
       </w:r>
       <w:r>
         <w:rPr>
@@ -9205,7 +13925,27 @@
           <w:color w:val="1A1A1A"/>
           <w:sz w:val="22"/>
         </w:rPr>
-        <w:t xml:space="preserve"> quotes from the fuller edition, and any student of the </w:t>
+        <w:t xml:space="preserve"> (</w:t>
+      </w:r>
+      <w:r>
+        <w:rPr>
+          <w:rFonts w:ascii="SBL Hebrew" w:hAnsi="SBL Hebrew" w:cs="SBL Hebrew" w:eastAsia="SBL Hebrew"/>
+          <w:b w:val="0"/>
+          <w:i w:val="0"/>
+          <w:color w:val="1A1A1A"/>
+          <w:sz w:val="22"/>
+        </w:rPr>
+        <w:t>מִשְׁנָה בְּרוּרָה</w:t>
+      </w:r>
+      <w:r>
+        <w:rPr>
+          <w:rFonts w:ascii="Georgia" w:hAnsi="Georgia" w:cs="SBL Hebrew" w:eastAsia="Georgia"/>
+          <w:b w:val="0"/>
+          <w:i w:val="0"/>
+          <w:color w:val="1A1A1A"/>
+          <w:sz w:val="22"/>
+        </w:rPr>
+        <w:t xml:space="preserve">) quotes from the fuller edition, and any student of the </w:t>
       </w:r>
       <w:r>
         <w:rPr>
@@ -9295,7 +14035,27 @@
           <w:color w:val="1A1A1A"/>
           <w:sz w:val="22"/>
         </w:rPr>
-        <w:t xml:space="preserve"> in </w:t>
+        <w:t xml:space="preserve"> (</w:t>
+      </w:r>
+      <w:r>
+        <w:rPr>
+          <w:rFonts w:ascii="SBL Hebrew" w:hAnsi="SBL Hebrew" w:cs="SBL Hebrew" w:eastAsia="SBL Hebrew"/>
+          <w:b w:val="0"/>
+          <w:i w:val="0"/>
+          <w:color w:val="1A1A1A"/>
+          <w:sz w:val="22"/>
+        </w:rPr>
+        <w:t>אָלֶף־בֵּית</w:t>
+      </w:r>
+      <w:r>
+        <w:rPr>
+          <w:rFonts w:ascii="Georgia" w:hAnsi="Georgia" w:cs="SBL Hebrew" w:eastAsia="Georgia"/>
+          <w:b w:val="0"/>
+          <w:i w:val="0"/>
+          <w:color w:val="1A1A1A"/>
+          <w:sz w:val="22"/>
+        </w:rPr>
+        <w:t xml:space="preserve">) in </w:t>
       </w:r>
       <w:r>
         <w:rPr>
@@ -9315,7 +14075,27 @@
           <w:color w:val="1A1A1A"/>
           <w:sz w:val="22"/>
         </w:rPr>
-        <w:t xml:space="preserve"> and in </w:t>
+        <w:t xml:space="preserve"> (</w:t>
+      </w:r>
+      <w:r>
+        <w:rPr>
+          <w:rFonts w:ascii="SBL Hebrew" w:hAnsi="SBL Hebrew" w:cs="SBL Hebrew" w:eastAsia="SBL Hebrew"/>
+          <w:b w:val="0"/>
+          <w:i w:val="0"/>
+          <w:color w:val="1A1A1A"/>
+          <w:sz w:val="22"/>
+        </w:rPr>
+        <w:t>אַשְׁרֵי</w:t>
+      </w:r>
+      <w:r>
+        <w:rPr>
+          <w:rFonts w:ascii="Georgia" w:hAnsi="Georgia" w:cs="SBL Hebrew" w:eastAsia="Georgia"/>
+          <w:b w:val="0"/>
+          <w:i w:val="0"/>
+          <w:color w:val="1A1A1A"/>
+          <w:sz w:val="22"/>
+        </w:rPr>
+        <w:t xml:space="preserve">) and in </w:t>
       </w:r>
       <w:r>
         <w:rPr>
@@ -9335,7 +14115,27 @@
           <w:color w:val="1A1A1A"/>
           <w:sz w:val="22"/>
         </w:rPr>
-        <w:t xml:space="preserve"> deserves, in candor, the same scrutiny. Whether it appears in the authentic core cited by the </w:t>
+        <w:t xml:space="preserve"> (</w:t>
+      </w:r>
+      <w:r>
+        <w:rPr>
+          <w:rFonts w:ascii="SBL Hebrew" w:hAnsi="SBL Hebrew" w:cs="SBL Hebrew" w:eastAsia="SBL Hebrew"/>
+          <w:b w:val="0"/>
+          <w:i w:val="0"/>
+          <w:color w:val="1A1A1A"/>
+          <w:sz w:val="22"/>
+        </w:rPr>
+        <w:t>אֵיכָה</w:t>
+      </w:r>
+      <w:r>
+        <w:rPr>
+          <w:rFonts w:ascii="Georgia" w:hAnsi="Georgia" w:cs="SBL Hebrew" w:eastAsia="Georgia"/>
+          <w:b w:val="0"/>
+          <w:i w:val="0"/>
+          <w:color w:val="1A1A1A"/>
+          <w:sz w:val="22"/>
+        </w:rPr>
+        <w:t xml:space="preserve">) deserves, in candor, the same scrutiny. Whether it appears in the authentic core cited by the </w:t>
       </w:r>
       <w:r>
         <w:rPr>
@@ -9460,6 +14260,36 @@
       <w:r>
         <w:rPr>
           <w:rFonts w:ascii="Georgia" w:hAnsi="Georgia" w:cs="SBL Hebrew" w:eastAsia="Georgia"/>
+          <w:b w:val="0"/>
+          <w:i w:val="0"/>
+          <w:color w:val="1A1A1A"/>
+          <w:sz w:val="22"/>
+        </w:rPr>
+        <w:t xml:space="preserve"> (</w:t>
+      </w:r>
+      <w:r>
+        <w:rPr>
+          <w:rFonts w:ascii="SBL Hebrew" w:hAnsi="SBL Hebrew" w:cs="SBL Hebrew" w:eastAsia="SBL Hebrew"/>
+          <w:b w:val="0"/>
+          <w:i w:val="0"/>
+          <w:color w:val="1A1A1A"/>
+          <w:sz w:val="22"/>
+        </w:rPr>
+        <w:t>יְרוּשַׁלְמִי עַל קָדָשִׁים</w:t>
+      </w:r>
+      <w:r>
+        <w:rPr>
+          <w:rFonts w:ascii="Georgia" w:hAnsi="Georgia" w:cs="SBL Hebrew" w:eastAsia="Georgia"/>
+          <w:b w:val="0"/>
+          <w:i w:val="0"/>
+          <w:color w:val="1A1A1A"/>
+          <w:sz w:val="22"/>
+        </w:rPr>
+        <w:t>)</w:t>
+      </w:r>
+      <w:r>
+        <w:rPr>
+          <w:rFonts w:ascii="Georgia" w:hAnsi="Georgia" w:cs="SBL Hebrew" w:eastAsia="Georgia"/>
           <w:color w:val="B8860B"/>
           <w:sz w:val="16"/>
           <w:vertAlign w:val="superscript"/>
@@ -9494,7 +14324,27 @@
           <w:color w:val="1A1A1A"/>
           <w:sz w:val="22"/>
         </w:rPr>
-        <w:t xml:space="preserve"> composed in </w:t>
+        <w:t xml:space="preserve"> (</w:t>
+      </w:r>
+      <w:r>
+        <w:rPr>
+          <w:rFonts w:ascii="SBL Hebrew" w:hAnsi="SBL Hebrew" w:cs="SBL Hebrew" w:eastAsia="SBL Hebrew"/>
+          <w:b w:val="0"/>
+          <w:i w:val="0"/>
+          <w:color w:val="1A1A1A"/>
+          <w:sz w:val="22"/>
+        </w:rPr>
+        <w:t>מַסֶּכְתָּא</w:t>
+      </w:r>
+      <w:r>
+        <w:rPr>
+          <w:rFonts w:ascii="Georgia" w:hAnsi="Georgia" w:cs="SBL Hebrew" w:eastAsia="Georgia"/>
+          <w:b w:val="0"/>
+          <w:i w:val="0"/>
+          <w:color w:val="1A1A1A"/>
+          <w:sz w:val="22"/>
+        </w:rPr>
+        <w:t xml:space="preserve">) composed in </w:t>
       </w:r>
       <w:r>
         <w:rPr>
@@ -9514,7 +14364,27 @@
           <w:color w:val="1A1A1A"/>
           <w:sz w:val="22"/>
         </w:rPr>
-        <w:t xml:space="preserve"> style on a </w:t>
+        <w:t xml:space="preserve"> (</w:t>
+      </w:r>
+      <w:r>
+        <w:rPr>
+          <w:rFonts w:ascii="SBL Hebrew" w:hAnsi="SBL Hebrew" w:cs="SBL Hebrew" w:eastAsia="SBL Hebrew"/>
+          <w:b w:val="0"/>
+          <w:i w:val="0"/>
+          <w:color w:val="1A1A1A"/>
+          <w:sz w:val="22"/>
+        </w:rPr>
+        <w:t>יְרוּשַׁלְמִי</w:t>
+      </w:r>
+      <w:r>
+        <w:rPr>
+          <w:rFonts w:ascii="Georgia" w:hAnsi="Georgia" w:cs="SBL Hebrew" w:eastAsia="Georgia"/>
+          <w:b w:val="0"/>
+          <w:i w:val="0"/>
+          <w:color w:val="1A1A1A"/>
+          <w:sz w:val="22"/>
+        </w:rPr>
+        <w:t xml:space="preserve">) style on a </w:t>
       </w:r>
       <w:r>
         <w:rPr>
@@ -9534,7 +14404,27 @@
           <w:color w:val="1A1A1A"/>
           <w:sz w:val="22"/>
         </w:rPr>
-        <w:t xml:space="preserve"> for which no </w:t>
+        <w:t xml:space="preserve"> (</w:t>
+      </w:r>
+      <w:r>
+        <w:rPr>
+          <w:rFonts w:ascii="SBL Hebrew" w:hAnsi="SBL Hebrew" w:cs="SBL Hebrew" w:eastAsia="SBL Hebrew"/>
+          <w:b w:val="0"/>
+          <w:i w:val="0"/>
+          <w:color w:val="1A1A1A"/>
+          <w:sz w:val="22"/>
+        </w:rPr>
+        <w:t>סֵדֶר</w:t>
+      </w:r>
+      <w:r>
+        <w:rPr>
+          <w:rFonts w:ascii="Georgia" w:hAnsi="Georgia" w:cs="SBL Hebrew" w:eastAsia="Georgia"/>
+          <w:b w:val="0"/>
+          <w:i w:val="0"/>
+          <w:color w:val="1A1A1A"/>
+          <w:sz w:val="22"/>
+        </w:rPr>
+        <w:t xml:space="preserve">) for which no </w:t>
       </w:r>
       <w:r>
         <w:rPr>
@@ -9574,7 +14464,27 @@
           <w:color w:val="1A1A1A"/>
           <w:sz w:val="22"/>
         </w:rPr>
-        <w:t xml:space="preserve"> presenting his “manuscript” and convinced much of the </w:t>
+        <w:t xml:space="preserve"> (</w:t>
+      </w:r>
+      <w:r>
+        <w:rPr>
+          <w:rFonts w:ascii="SBL Hebrew" w:hAnsi="SBL Hebrew" w:cs="SBL Hebrew" w:eastAsia="SBL Hebrew"/>
+          <w:b w:val="0"/>
+          <w:i w:val="0"/>
+          <w:color w:val="1A1A1A"/>
+          <w:sz w:val="22"/>
+        </w:rPr>
+        <w:t>בָּתֵּי מִדְרָשׁ</w:t>
+      </w:r>
+      <w:r>
+        <w:rPr>
+          <w:rFonts w:ascii="Georgia" w:hAnsi="Georgia" w:cs="SBL Hebrew" w:eastAsia="Georgia"/>
+          <w:b w:val="0"/>
+          <w:i w:val="0"/>
+          <w:color w:val="1A1A1A"/>
+          <w:sz w:val="22"/>
+        </w:rPr>
+        <w:t xml:space="preserve">) presenting his “manuscript” and convinced much of the </w:t>
       </w:r>
       <w:r>
         <w:rPr>
@@ -9594,7 +14504,27 @@
           <w:color w:val="1A1A1A"/>
           <w:sz w:val="22"/>
         </w:rPr>
-        <w:t xml:space="preserve">. Among the few </w:t>
+        <w:t xml:space="preserve"> (</w:t>
+      </w:r>
+      <w:r>
+        <w:rPr>
+          <w:rFonts w:ascii="SBL Hebrew" w:hAnsi="SBL Hebrew" w:cs="SBL Hebrew" w:eastAsia="SBL Hebrew"/>
+          <w:b w:val="0"/>
+          <w:i w:val="0"/>
+          <w:color w:val="1A1A1A"/>
+          <w:sz w:val="22"/>
+        </w:rPr>
+        <w:t>עוֹלָם</w:t>
+      </w:r>
+      <w:r>
+        <w:rPr>
+          <w:rFonts w:ascii="Georgia" w:hAnsi="Georgia" w:cs="SBL Hebrew" w:eastAsia="Georgia"/>
+          <w:b w:val="0"/>
+          <w:i w:val="0"/>
+          <w:color w:val="1A1A1A"/>
+          <w:sz w:val="22"/>
+        </w:rPr>
+        <w:t xml:space="preserve">). Among the few </w:t>
       </w:r>
       <w:r>
         <w:rPr>
@@ -9614,7 +14544,27 @@
           <w:color w:val="1A1A1A"/>
           <w:sz w:val="22"/>
         </w:rPr>
-        <w:t xml:space="preserve"> who saw through the forgery on stylistic and internal-logical grounds were the </w:t>
+        <w:t xml:space="preserve"> (</w:t>
+      </w:r>
+      <w:r>
+        <w:rPr>
+          <w:rFonts w:ascii="SBL Hebrew" w:hAnsi="SBL Hebrew" w:cs="SBL Hebrew" w:eastAsia="SBL Hebrew"/>
+          <w:b w:val="0"/>
+          <w:i w:val="0"/>
+          <w:color w:val="1A1A1A"/>
+          <w:sz w:val="22"/>
+        </w:rPr>
+        <w:t>גְּדוֹלִים</w:t>
+      </w:r>
+      <w:r>
+        <w:rPr>
+          <w:rFonts w:ascii="Georgia" w:hAnsi="Georgia" w:cs="SBL Hebrew" w:eastAsia="Georgia"/>
+          <w:b w:val="0"/>
+          <w:i w:val="0"/>
+          <w:color w:val="1A1A1A"/>
+          <w:sz w:val="22"/>
+        </w:rPr>
+        <w:t xml:space="preserve">) who saw through the forgery on stylistic and internal-logical grounds were the </w:t>
       </w:r>
       <w:r>
         <w:rPr>
@@ -9634,7 +14584,27 @@
           <w:color w:val="1A1A1A"/>
           <w:sz w:val="22"/>
         </w:rPr>
-        <w:t xml:space="preserve"> and the </w:t>
+        <w:t xml:space="preserve"> (</w:t>
+      </w:r>
+      <w:r>
+        <w:rPr>
+          <w:rFonts w:ascii="SBL Hebrew" w:hAnsi="SBL Hebrew" w:cs="SBL Hebrew" w:eastAsia="SBL Hebrew"/>
+          <w:b w:val="0"/>
+          <w:i w:val="0"/>
+          <w:color w:val="1A1A1A"/>
+          <w:sz w:val="22"/>
+        </w:rPr>
+        <w:t>מַהַרְשַׁ״ם</w:t>
+      </w:r>
+      <w:r>
+        <w:rPr>
+          <w:rFonts w:ascii="Georgia" w:hAnsi="Georgia" w:cs="SBL Hebrew" w:eastAsia="Georgia"/>
+          <w:b w:val="0"/>
+          <w:i w:val="0"/>
+          <w:color w:val="1A1A1A"/>
+          <w:sz w:val="22"/>
+        </w:rPr>
+        <w:t xml:space="preserve">) and the </w:t>
       </w:r>
       <w:r>
         <w:rPr>
@@ -9654,7 +14624,27 @@
           <w:color w:val="1A1A1A"/>
           <w:sz w:val="22"/>
         </w:rPr>
-        <w:t>, whose extraordinary sensitivity to Talmudic register and structural logic allowed them to detect what more diffuse readers missed.</w:t>
+        <w:t xml:space="preserve"> (</w:t>
+      </w:r>
+      <w:r>
+        <w:rPr>
+          <w:rFonts w:ascii="SBL Hebrew" w:hAnsi="SBL Hebrew" w:cs="SBL Hebrew" w:eastAsia="SBL Hebrew"/>
+          <w:b w:val="0"/>
+          <w:i w:val="0"/>
+          <w:color w:val="1A1A1A"/>
+          <w:sz w:val="22"/>
+        </w:rPr>
+        <w:t>רוֹגַאטְשׁוֹבֶר גָּאוֹן</w:t>
+      </w:r>
+      <w:r>
+        <w:rPr>
+          <w:rFonts w:ascii="Georgia" w:hAnsi="Georgia" w:cs="SBL Hebrew" w:eastAsia="Georgia"/>
+          <w:b w:val="0"/>
+          <w:i w:val="0"/>
+          <w:color w:val="1A1A1A"/>
+          <w:sz w:val="22"/>
+        </w:rPr>
+        <w:t>), whose extraordinary sensitivity to Talmudic register and structural logic allowed them to detect what more diffuse readers missed.</w:t>
       </w:r>
     </w:p>
     <w:p>
@@ -9689,7 +14679,27 @@
           <w:color w:val="1A1A1A"/>
           <w:sz w:val="22"/>
         </w:rPr>
-        <w:t xml:space="preserve"> capacity to persuade other </w:t>
+        <w:t xml:space="preserve"> (</w:t>
+      </w:r>
+      <w:r>
+        <w:rPr>
+          <w:rFonts w:ascii="SBL Hebrew" w:hAnsi="SBL Hebrew" w:cs="SBL Hebrew" w:eastAsia="SBL Hebrew"/>
+          <w:b w:val="0"/>
+          <w:i w:val="0"/>
+          <w:color w:val="1A1A1A"/>
+          <w:sz w:val="22"/>
+        </w:rPr>
+        <w:t>תַּלְמִיד חָכָם</w:t>
+      </w:r>
+      <w:r>
+        <w:rPr>
+          <w:rFonts w:ascii="Georgia" w:hAnsi="Georgia" w:cs="SBL Hebrew" w:eastAsia="Georgia"/>
+          <w:b w:val="0"/>
+          <w:i w:val="0"/>
+          <w:color w:val="1A1A1A"/>
+          <w:sz w:val="22"/>
+        </w:rPr>
+        <w:t xml:space="preserve">) capacity to persuade other </w:t>
       </w:r>
       <w:r>
         <w:rPr>
@@ -9709,7 +14719,27 @@
           <w:color w:val="1A1A1A"/>
           <w:sz w:val="22"/>
         </w:rPr>
-        <w:t xml:space="preserve">; the fact that a “new” text convinces trained readers is not itself proof of its authenticity. Conversely, the response of the tradition is not to reject old texts because they might be forged, but to test them — against the citation record of the earlier </w:t>
+        <w:t xml:space="preserve"> (</w:t>
+      </w:r>
+      <w:r>
+        <w:rPr>
+          <w:rFonts w:ascii="SBL Hebrew" w:hAnsi="SBL Hebrew" w:cs="SBL Hebrew" w:eastAsia="SBL Hebrew"/>
+          <w:b w:val="0"/>
+          <w:i w:val="0"/>
+          <w:color w:val="1A1A1A"/>
+          <w:sz w:val="22"/>
+        </w:rPr>
+        <w:t>תַּלְמִידֵי חֲכָמִים</w:t>
+      </w:r>
+      <w:r>
+        <w:rPr>
+          <w:rFonts w:ascii="Georgia" w:hAnsi="Georgia" w:cs="SBL Hebrew" w:eastAsia="Georgia"/>
+          <w:b w:val="0"/>
+          <w:i w:val="0"/>
+          <w:color w:val="1A1A1A"/>
+          <w:sz w:val="22"/>
+        </w:rPr>
+        <w:t xml:space="preserve">); the fact that a “new” text convinces trained readers is not itself proof of its authenticity. Conversely, the response of the tradition is not to reject old texts because they might be forged, but to test them — against the citation record of the earlier </w:t>
       </w:r>
       <w:r>
         <w:rPr>
@@ -9749,7 +14779,27 @@
           <w:color w:val="1A1A1A"/>
           <w:sz w:val="22"/>
         </w:rPr>
-        <w:t>. What emerges from the vetting is not credulity and not skepticism, but a disciplined trust: the trust of a community that knows how to distinguish what it has received from what it has been offered.</w:t>
+        <w:t xml:space="preserve"> (</w:t>
+      </w:r>
+      <w:r>
+        <w:rPr>
+          <w:rFonts w:ascii="SBL Hebrew" w:hAnsi="SBL Hebrew" w:cs="SBL Hebrew" w:eastAsia="SBL Hebrew"/>
+          <w:b w:val="0"/>
+          <w:i w:val="0"/>
+          <w:color w:val="1A1A1A"/>
+          <w:sz w:val="22"/>
+        </w:rPr>
+        <w:t>מָסוֹרָה</w:t>
+      </w:r>
+      <w:r>
+        <w:rPr>
+          <w:rFonts w:ascii="Georgia" w:hAnsi="Georgia" w:cs="SBL Hebrew" w:eastAsia="Georgia"/>
+          <w:b w:val="0"/>
+          <w:i w:val="0"/>
+          <w:color w:val="1A1A1A"/>
+          <w:sz w:val="22"/>
+        </w:rPr>
+        <w:t>). What emerges from the vetting is not credulity and not skepticism, but a disciplined trust: the trust of a community that knows how to distinguish what it has received from what it has been offered.</w:t>
       </w:r>
     </w:p>
     <w:p>
@@ -9803,7 +14853,27 @@
           <w:color w:val="1A1A1A"/>
           <w:sz w:val="22"/>
         </w:rPr>
-        <w:t xml:space="preserve"> relevant to the entire </w:t>
+        <w:t xml:space="preserve"> (</w:t>
+      </w:r>
+      <w:r>
+        <w:rPr>
+          <w:rFonts w:ascii="SBL Hebrew" w:hAnsi="SBL Hebrew" w:cs="SBL Hebrew" w:eastAsia="SBL Hebrew"/>
+          <w:b w:val="0"/>
+          <w:i w:val="0"/>
+          <w:color w:val="1A1A1A"/>
+          <w:sz w:val="22"/>
+        </w:rPr>
+        <w:t>הֲלָכָה</w:t>
+      </w:r>
+      <w:r>
+        <w:rPr>
+          <w:rFonts w:ascii="Georgia" w:hAnsi="Georgia" w:cs="SBL Hebrew" w:eastAsia="Georgia"/>
+          <w:b w:val="0"/>
+          <w:i w:val="0"/>
+          <w:color w:val="1A1A1A"/>
+          <w:sz w:val="22"/>
+        </w:rPr>
+        <w:t xml:space="preserve">) relevant to the entire </w:t>
       </w:r>
       <w:r>
         <w:rPr>
@@ -9823,7 +14893,27 @@
           <w:color w:val="1A1A1A"/>
           <w:sz w:val="22"/>
         </w:rPr>
-        <w:t>–</w:t>
+        <w:t xml:space="preserve"> (</w:t>
+      </w:r>
+      <w:r>
+        <w:rPr>
+          <w:rFonts w:ascii="SBL Hebrew" w:hAnsi="SBL Hebrew" w:cs="SBL Hebrew" w:eastAsia="SBL Hebrew"/>
+          <w:b w:val="0"/>
+          <w:i w:val="0"/>
+          <w:color w:val="1A1A1A"/>
+          <w:sz w:val="22"/>
+        </w:rPr>
+        <w:t>בָּרוּךְ שֶׁאָמַר</w:t>
+      </w:r>
+      <w:r>
+        <w:rPr>
+          <w:rFonts w:ascii="Georgia" w:hAnsi="Georgia" w:cs="SBL Hebrew" w:eastAsia="Georgia"/>
+          <w:b w:val="0"/>
+          <w:i w:val="0"/>
+          <w:color w:val="1A1A1A"/>
+          <w:sz w:val="22"/>
+        </w:rPr>
+        <w:t>)–</w:t>
       </w:r>
       <w:r>
         <w:rPr>
@@ -9843,7 +14933,27 @@
           <w:color w:val="1A1A1A"/>
           <w:sz w:val="22"/>
         </w:rPr>
-        <w:t xml:space="preserve"> frame deserves its own place. Where possible, one should arrive on time and recite </w:t>
+        <w:t xml:space="preserve"> (</w:t>
+      </w:r>
+      <w:r>
+        <w:rPr>
+          <w:rFonts w:ascii="SBL Hebrew" w:hAnsi="SBL Hebrew" w:cs="SBL Hebrew" w:eastAsia="SBL Hebrew"/>
+          <w:b w:val="0"/>
+          <w:i w:val="0"/>
+          <w:color w:val="1A1A1A"/>
+          <w:sz w:val="22"/>
+        </w:rPr>
+        <w:t>יִשְׁתַּבַּח</w:t>
+      </w:r>
+      <w:r>
+        <w:rPr>
+          <w:rFonts w:ascii="Georgia" w:hAnsi="Georgia" w:cs="SBL Hebrew" w:eastAsia="Georgia"/>
+          <w:b w:val="0"/>
+          <w:i w:val="0"/>
+          <w:color w:val="1A1A1A"/>
+          <w:sz w:val="22"/>
+        </w:rPr>
+        <w:t xml:space="preserve">) frame deserves its own place. Where possible, one should arrive on time and recite </w:t>
       </w:r>
       <w:r>
         <w:rPr>
@@ -9863,7 +14973,27 @@
           <w:color w:val="1A1A1A"/>
           <w:sz w:val="22"/>
         </w:rPr>
-        <w:t xml:space="preserve"> in full. Where one has arrived late and must align with the </w:t>
+        <w:t xml:space="preserve"> (</w:t>
+      </w:r>
+      <w:r>
+        <w:rPr>
+          <w:rFonts w:ascii="SBL Hebrew" w:hAnsi="SBL Hebrew" w:cs="SBL Hebrew" w:eastAsia="SBL Hebrew"/>
+          <w:b w:val="0"/>
+          <w:i w:val="0"/>
+          <w:color w:val="1A1A1A"/>
+          <w:sz w:val="22"/>
+        </w:rPr>
+        <w:t>פְּסוּקֵי דְּזִמְרָא</w:t>
+      </w:r>
+      <w:r>
+        <w:rPr>
+          <w:rFonts w:ascii="Georgia" w:hAnsi="Georgia" w:cs="SBL Hebrew" w:eastAsia="Georgia"/>
+          <w:b w:val="0"/>
+          <w:i w:val="0"/>
+          <w:color w:val="1A1A1A"/>
+          <w:sz w:val="22"/>
+        </w:rPr>
+        <w:t xml:space="preserve">) in full. Where one has arrived late and must align with the </w:t>
       </w:r>
       <w:r>
         <w:rPr>
@@ -9883,7 +15013,27 @@
           <w:color w:val="1A1A1A"/>
           <w:sz w:val="22"/>
         </w:rPr>
-        <w:t xml:space="preserve"> for </w:t>
+        <w:t xml:space="preserve"> (</w:t>
+      </w:r>
+      <w:r>
+        <w:rPr>
+          <w:rFonts w:ascii="SBL Hebrew" w:hAnsi="SBL Hebrew" w:cs="SBL Hebrew" w:eastAsia="SBL Hebrew"/>
+          <w:b w:val="0"/>
+          <w:i w:val="0"/>
+          <w:color w:val="1A1A1A"/>
+          <w:sz w:val="22"/>
+        </w:rPr>
+        <w:t>צִבּוּר</w:t>
+      </w:r>
+      <w:r>
+        <w:rPr>
+          <w:rFonts w:ascii="Georgia" w:hAnsi="Georgia" w:cs="SBL Hebrew" w:eastAsia="Georgia"/>
+          <w:b w:val="0"/>
+          <w:i w:val="0"/>
+          <w:color w:val="1A1A1A"/>
+          <w:sz w:val="22"/>
+        </w:rPr>
+        <w:t xml:space="preserve">) for </w:t>
       </w:r>
       <w:r>
         <w:rPr>
@@ -9903,7 +15053,27 @@
           <w:color w:val="1A1A1A"/>
           <w:sz w:val="22"/>
         </w:rPr>
-        <w:t xml:space="preserve"> and </w:t>
+        <w:t xml:space="preserve"> (</w:t>
+      </w:r>
+      <w:r>
+        <w:rPr>
+          <w:rFonts w:ascii="SBL Hebrew" w:hAnsi="SBL Hebrew" w:cs="SBL Hebrew" w:eastAsia="SBL Hebrew"/>
+          <w:b w:val="0"/>
+          <w:i w:val="0"/>
+          <w:color w:val="1A1A1A"/>
+          <w:sz w:val="22"/>
+        </w:rPr>
+        <w:t>קְרִיאַת שְׁמַע</w:t>
+      </w:r>
+      <w:r>
+        <w:rPr>
+          <w:rFonts w:ascii="Georgia" w:hAnsi="Georgia" w:cs="SBL Hebrew" w:eastAsia="Georgia"/>
+          <w:b w:val="0"/>
+          <w:i w:val="0"/>
+          <w:color w:val="1A1A1A"/>
+          <w:sz w:val="22"/>
+        </w:rPr>
+        <w:t xml:space="preserve">) and </w:t>
       </w:r>
       <w:r>
         <w:rPr>
@@ -9923,7 +15093,27 @@
           <w:color w:val="1A1A1A"/>
           <w:sz w:val="22"/>
         </w:rPr>
-        <w:t xml:space="preserve">, a </w:t>
+        <w:t xml:space="preserve"> (</w:t>
+      </w:r>
+      <w:r>
+        <w:rPr>
+          <w:rFonts w:ascii="SBL Hebrew" w:hAnsi="SBL Hebrew" w:cs="SBL Hebrew" w:eastAsia="SBL Hebrew"/>
+          <w:b w:val="0"/>
+          <w:i w:val="0"/>
+          <w:color w:val="1A1A1A"/>
+          <w:sz w:val="22"/>
+        </w:rPr>
+        <w:t>שְׁמוֹנֶה עֶשְׂרֵה</w:t>
+      </w:r>
+      <w:r>
+        <w:rPr>
+          <w:rFonts w:ascii="Georgia" w:hAnsi="Georgia" w:cs="SBL Hebrew" w:eastAsia="Georgia"/>
+          <w:b w:val="0"/>
+          <w:i w:val="0"/>
+          <w:color w:val="1A1A1A"/>
+          <w:sz w:val="22"/>
+        </w:rPr>
+        <w:t xml:space="preserve">), a </w:t>
       </w:r>
       <w:r>
         <w:rPr>
@@ -9943,7 +15133,27 @@
           <w:color w:val="1A1A1A"/>
           <w:sz w:val="22"/>
         </w:rPr>
-        <w:t xml:space="preserve"> among the </w:t>
+        <w:t xml:space="preserve"> (</w:t>
+      </w:r>
+      <w:r>
+        <w:rPr>
+          <w:rFonts w:ascii="SBL Hebrew" w:hAnsi="SBL Hebrew" w:cs="SBL Hebrew" w:eastAsia="SBL Hebrew"/>
+          <w:b w:val="0"/>
+          <w:i w:val="0"/>
+          <w:color w:val="1A1A1A"/>
+          <w:sz w:val="22"/>
+        </w:rPr>
+        <w:t>מַחֲלוֹקֶת</w:t>
+      </w:r>
+      <w:r>
+        <w:rPr>
+          <w:rFonts w:ascii="Georgia" w:hAnsi="Georgia" w:cs="SBL Hebrew" w:eastAsia="Georgia"/>
+          <w:b w:val="0"/>
+          <w:i w:val="0"/>
+          <w:color w:val="1A1A1A"/>
+          <w:sz w:val="22"/>
+        </w:rPr>
+        <w:t xml:space="preserve">) among the </w:t>
       </w:r>
       <w:r>
         <w:rPr>
@@ -9963,7 +15173,27 @@
           <w:color w:val="1A1A1A"/>
           <w:sz w:val="22"/>
         </w:rPr>
-        <w:t xml:space="preserve"> governs which portions of </w:t>
+        <w:t xml:space="preserve"> (</w:t>
+      </w:r>
+      <w:r>
+        <w:rPr>
+          <w:rFonts w:ascii="SBL Hebrew" w:hAnsi="SBL Hebrew" w:cs="SBL Hebrew" w:eastAsia="SBL Hebrew"/>
+          <w:b w:val="0"/>
+          <w:i w:val="0"/>
+          <w:color w:val="1A1A1A"/>
+          <w:sz w:val="22"/>
+        </w:rPr>
+        <w:t>רִאשׁוֹנִים</w:t>
+      </w:r>
+      <w:r>
+        <w:rPr>
+          <w:rFonts w:ascii="Georgia" w:hAnsi="Georgia" w:cs="SBL Hebrew" w:eastAsia="Georgia"/>
+          <w:b w:val="0"/>
+          <w:i w:val="0"/>
+          <w:color w:val="1A1A1A"/>
+          <w:sz w:val="22"/>
+        </w:rPr>
+        <w:t xml:space="preserve">) governs which portions of </w:t>
       </w:r>
       <w:r>
         <w:rPr>
@@ -10003,7 +15233,27 @@
           <w:color w:val="1A1A1A"/>
           <w:sz w:val="22"/>
         </w:rPr>
-        <w:t xml:space="preserve"> holds that the core of </w:t>
+        <w:t xml:space="preserve"> (</w:t>
+      </w:r>
+      <w:r>
+        <w:rPr>
+          <w:rFonts w:ascii="SBL Hebrew" w:hAnsi="SBL Hebrew" w:cs="SBL Hebrew" w:eastAsia="SBL Hebrew"/>
+          <w:b w:val="0"/>
+          <w:i w:val="0"/>
+          <w:color w:val="1A1A1A"/>
+          <w:sz w:val="22"/>
+        </w:rPr>
+        <w:t>רַשִׁ״י</w:t>
+      </w:r>
+      <w:r>
+        <w:rPr>
+          <w:rFonts w:ascii="Georgia" w:hAnsi="Georgia" w:cs="SBL Hebrew" w:eastAsia="Georgia"/>
+          <w:b w:val="0"/>
+          <w:i w:val="0"/>
+          <w:color w:val="1A1A1A"/>
+          <w:sz w:val="22"/>
+        </w:rPr>
+        <w:t xml:space="preserve">) holds that the core of </w:t>
       </w:r>
       <w:r>
         <w:rPr>
@@ -10043,7 +15293,27 @@
           <w:color w:val="1A1A1A"/>
           <w:sz w:val="22"/>
         </w:rPr>
-        <w:t xml:space="preserve"> that closes the section. The </w:t>
+        <w:t xml:space="preserve"> (</w:t>
+      </w:r>
+      <w:r>
+        <w:rPr>
+          <w:rFonts w:ascii="SBL Hebrew" w:hAnsi="SBL Hebrew" w:cs="SBL Hebrew" w:eastAsia="SBL Hebrew"/>
+          <w:b w:val="0"/>
+          <w:i w:val="0"/>
+          <w:color w:val="1A1A1A"/>
+          <w:sz w:val="22"/>
+        </w:rPr>
+        <w:t>הַלְלוּיָה</w:t>
+      </w:r>
+      <w:r>
+        <w:rPr>
+          <w:rFonts w:ascii="Georgia" w:hAnsi="Georgia" w:cs="SBL Hebrew" w:eastAsia="Georgia"/>
+          <w:b w:val="0"/>
+          <w:i w:val="0"/>
+          <w:color w:val="1A1A1A"/>
+          <w:sz w:val="22"/>
+        </w:rPr>
+        <w:t xml:space="preserve">) that closes the section. The </w:t>
       </w:r>
       <w:r>
         <w:rPr>
@@ -10063,7 +15333,27 @@
           <w:color w:val="1A1A1A"/>
           <w:sz w:val="22"/>
         </w:rPr>
-        <w:t xml:space="preserve"> hold that the core is the three fixed points: </w:t>
+        <w:t xml:space="preserve"> (</w:t>
+      </w:r>
+      <w:r>
+        <w:rPr>
+          <w:rFonts w:ascii="SBL Hebrew" w:hAnsi="SBL Hebrew" w:cs="SBL Hebrew" w:eastAsia="SBL Hebrew"/>
+          <w:b w:val="0"/>
+          <w:i w:val="0"/>
+          <w:color w:val="1A1A1A"/>
+          <w:sz w:val="22"/>
+        </w:rPr>
+        <w:t>גְּאוֹנִים</w:t>
+      </w:r>
+      <w:r>
+        <w:rPr>
+          <w:rFonts w:ascii="Georgia" w:hAnsi="Georgia" w:cs="SBL Hebrew" w:eastAsia="Georgia"/>
+          <w:b w:val="0"/>
+          <w:i w:val="0"/>
+          <w:color w:val="1A1A1A"/>
+          <w:sz w:val="22"/>
+        </w:rPr>
+        <w:t xml:space="preserve">) hold that the core is the three fixed points: </w:t>
       </w:r>
       <w:r>
         <w:rPr>
@@ -10103,7 +15393,27 @@
           <w:color w:val="1A1A1A"/>
           <w:sz w:val="22"/>
         </w:rPr>
-        <w:t xml:space="preserve">, and </w:t>
+        <w:t xml:space="preserve"> (</w:t>
+      </w:r>
+      <w:r>
+        <w:rPr>
+          <w:rFonts w:ascii="SBL Hebrew" w:hAnsi="SBL Hebrew" w:cs="SBL Hebrew" w:eastAsia="SBL Hebrew"/>
+          <w:b w:val="0"/>
+          <w:i w:val="0"/>
+          <w:color w:val="1A1A1A"/>
+          <w:sz w:val="22"/>
+        </w:rPr>
+        <w:t>אַשְׁרֵי</w:t>
+      </w:r>
+      <w:r>
+        <w:rPr>
+          <w:rFonts w:ascii="Georgia" w:hAnsi="Georgia" w:cs="SBL Hebrew" w:eastAsia="Georgia"/>
+          <w:b w:val="0"/>
+          <w:i w:val="0"/>
+          <w:color w:val="1A1A1A"/>
+          <w:sz w:val="22"/>
+        </w:rPr>
+        <w:t xml:space="preserve">), and </w:t>
       </w:r>
       <w:r>
         <w:rPr>
@@ -10162,7 +15472,27 @@
           <w:color w:val="1A1A1A"/>
           <w:sz w:val="22"/>
         </w:rPr>
-        <w:t xml:space="preserve"> follows the </w:t>
+        <w:t xml:space="preserve"> (</w:t>
+      </w:r>
+      <w:r>
+        <w:rPr>
+          <w:rFonts w:ascii="SBL Hebrew" w:hAnsi="SBL Hebrew" w:cs="SBL Hebrew" w:eastAsia="SBL Hebrew"/>
+          <w:b w:val="0"/>
+          <w:i w:val="0"/>
+          <w:color w:val="1A1A1A"/>
+          <w:sz w:val="22"/>
+        </w:rPr>
+        <w:t>פְּסָק</w:t>
+      </w:r>
+      <w:r>
+        <w:rPr>
+          <w:rFonts w:ascii="Georgia" w:hAnsi="Georgia" w:cs="SBL Hebrew" w:eastAsia="Georgia"/>
+          <w:b w:val="0"/>
+          <w:i w:val="0"/>
+          <w:color w:val="1A1A1A"/>
+          <w:sz w:val="22"/>
+        </w:rPr>
+        <w:t xml:space="preserve">) follows the </w:t>
       </w:r>
       <w:r>
         <w:rPr>
@@ -10242,7 +15572,27 @@
           <w:color w:val="1A1A1A"/>
           <w:sz w:val="22"/>
         </w:rPr>
-        <w:t xml:space="preserve"> afterward, without the surrounding </w:t>
+        <w:t xml:space="preserve"> (</w:t>
+      </w:r>
+      <w:r>
+        <w:rPr>
+          <w:rFonts w:ascii="SBL Hebrew" w:hAnsi="SBL Hebrew" w:cs="SBL Hebrew" w:eastAsia="SBL Hebrew"/>
+          <w:b w:val="0"/>
+          <w:i w:val="0"/>
+          <w:color w:val="1A1A1A"/>
+          <w:sz w:val="22"/>
+        </w:rPr>
+        <w:t>מִזְמוֹרִים</w:t>
+      </w:r>
+      <w:r>
+        <w:rPr>
+          <w:rFonts w:ascii="Georgia" w:hAnsi="Georgia" w:cs="SBL Hebrew" w:eastAsia="Georgia"/>
+          <w:b w:val="0"/>
+          <w:i w:val="0"/>
+          <w:color w:val="1A1A1A"/>
+          <w:sz w:val="22"/>
+        </w:rPr>
+        <w:t xml:space="preserve">) afterward, without the surrounding </w:t>
       </w:r>
       <w:r>
         <w:rPr>
@@ -10262,7 +15612,27 @@
           <w:color w:val="1A1A1A"/>
           <w:sz w:val="22"/>
         </w:rPr>
-        <w:t xml:space="preserve">. The centrality of </w:t>
+        <w:t xml:space="preserve"> (</w:t>
+      </w:r>
+      <w:r>
+        <w:rPr>
+          <w:rFonts w:ascii="SBL Hebrew" w:hAnsi="SBL Hebrew" w:cs="SBL Hebrew" w:eastAsia="SBL Hebrew"/>
+          <w:b w:val="0"/>
+          <w:i w:val="0"/>
+          <w:color w:val="1A1A1A"/>
+          <w:sz w:val="22"/>
+        </w:rPr>
+        <w:t>בְּרָכוֹת</w:t>
+      </w:r>
+      <w:r>
+        <w:rPr>
+          <w:rFonts w:ascii="Georgia" w:hAnsi="Georgia" w:cs="SBL Hebrew" w:eastAsia="Georgia"/>
+          <w:b w:val="0"/>
+          <w:i w:val="0"/>
+          <w:color w:val="1A1A1A"/>
+          <w:sz w:val="22"/>
+        </w:rPr>
+        <w:t xml:space="preserve">). The centrality of </w:t>
       </w:r>
       <w:r>
         <w:rPr>
@@ -10322,7 +15692,27 @@
           <w:color w:val="1A1A1A"/>
           <w:sz w:val="22"/>
         </w:rPr>
-        <w:t xml:space="preserve">’s valuation of the </w:t>
+        <w:t xml:space="preserve"> (</w:t>
+      </w:r>
+      <w:r>
+        <w:rPr>
+          <w:rFonts w:ascii="SBL Hebrew" w:hAnsi="SBL Hebrew" w:cs="SBL Hebrew" w:eastAsia="SBL Hebrew"/>
+          <w:b w:val="0"/>
+          <w:i w:val="0"/>
+          <w:color w:val="1A1A1A"/>
+          <w:sz w:val="22"/>
+        </w:rPr>
+        <w:t>גְּמָרָא</w:t>
+      </w:r>
+      <w:r>
+        <w:rPr>
+          <w:rFonts w:ascii="Georgia" w:hAnsi="Georgia" w:cs="SBL Hebrew" w:eastAsia="Georgia"/>
+          <w:b w:val="0"/>
+          <w:i w:val="0"/>
+          <w:color w:val="1A1A1A"/>
+          <w:sz w:val="22"/>
+        </w:rPr>
+        <w:t xml:space="preserve">)’s valuation of the </w:t>
       </w:r>
       <w:r>
         <w:rPr>
@@ -10342,7 +15732,27 @@
           <w:color w:val="1A1A1A"/>
           <w:sz w:val="22"/>
         </w:rPr>
-        <w:t>.</w:t>
+        <w:t xml:space="preserve"> (</w:t>
+      </w:r>
+      <w:r>
+        <w:rPr>
+          <w:rFonts w:ascii="SBL Hebrew" w:hAnsi="SBL Hebrew" w:cs="SBL Hebrew" w:eastAsia="SBL Hebrew"/>
+          <w:b w:val="0"/>
+          <w:i w:val="0"/>
+          <w:color w:val="1A1A1A"/>
+          <w:sz w:val="22"/>
+        </w:rPr>
+        <w:t>קַאפִּיטְל</w:t>
+      </w:r>
+      <w:r>
+        <w:rPr>
+          <w:rFonts w:ascii="Georgia" w:hAnsi="Georgia" w:cs="SBL Hebrew" w:eastAsia="Georgia"/>
+          <w:b w:val="0"/>
+          <w:i w:val="0"/>
+          <w:color w:val="1A1A1A"/>
+          <w:sz w:val="22"/>
+        </w:rPr>
+        <w:t>).</w:t>
       </w:r>
     </w:p>
     <w:p>
@@ -10396,7 +15806,27 @@
           <w:color w:val="1A1A1A"/>
           <w:sz w:val="22"/>
         </w:rPr>
-        <w:t xml:space="preserve"> from </w:t>
+        <w:t xml:space="preserve"> (</w:t>
+      </w:r>
+      <w:r>
+        <w:rPr>
+          <w:rFonts w:ascii="SBL Hebrew" w:hAnsi="SBL Hebrew" w:cs="SBL Hebrew" w:eastAsia="SBL Hebrew"/>
+          <w:b w:val="0"/>
+          <w:i w:val="0"/>
+          <w:color w:val="1A1A1A"/>
+          <w:sz w:val="22"/>
+        </w:rPr>
+        <w:t>תְּפִלָּה</w:t>
+      </w:r>
+      <w:r>
+        <w:rPr>
+          <w:rFonts w:ascii="Georgia" w:hAnsi="Georgia" w:cs="SBL Hebrew" w:eastAsia="Georgia"/>
+          <w:b w:val="0"/>
+          <w:i w:val="0"/>
+          <w:color w:val="1A1A1A"/>
+          <w:sz w:val="22"/>
+        </w:rPr>
+        <w:t xml:space="preserve">) from </w:t>
       </w:r>
       <w:r>
         <w:rPr>
@@ -10416,7 +15846,27 @@
           <w:color w:val="1A1A1A"/>
           <w:sz w:val="22"/>
         </w:rPr>
-        <w:t xml:space="preserve"> through </w:t>
+        <w:t xml:space="preserve"> (</w:t>
+      </w:r>
+      <w:r>
+        <w:rPr>
+          <w:rFonts w:ascii="SBL Hebrew" w:hAnsi="SBL Hebrew" w:cs="SBL Hebrew" w:eastAsia="SBL Hebrew"/>
+          <w:b w:val="0"/>
+          <w:i w:val="0"/>
+          <w:color w:val="1A1A1A"/>
+          <w:sz w:val="22"/>
+        </w:rPr>
+        <w:t>בָּרוּךְ שֶׁאָמַר</w:t>
+      </w:r>
+      <w:r>
+        <w:rPr>
+          <w:rFonts w:ascii="Georgia" w:hAnsi="Georgia" w:cs="SBL Hebrew" w:eastAsia="Georgia"/>
+          <w:b w:val="0"/>
+          <w:i w:val="0"/>
+          <w:color w:val="1A1A1A"/>
+          <w:sz w:val="22"/>
+        </w:rPr>
+        <w:t xml:space="preserve">) through </w:t>
       </w:r>
       <w:r>
         <w:rPr>
@@ -10436,7 +15886,27 @@
           <w:color w:val="1A1A1A"/>
           <w:sz w:val="22"/>
         </w:rPr>
-        <w:t xml:space="preserve"> is a tissue of ancient composition, medieval codification, and Kabbalistic elaboration. A </w:t>
+        <w:t xml:space="preserve"> (</w:t>
+      </w:r>
+      <w:r>
+        <w:rPr>
+          <w:rFonts w:ascii="SBL Hebrew" w:hAnsi="SBL Hebrew" w:cs="SBL Hebrew" w:eastAsia="SBL Hebrew"/>
+          <w:b w:val="0"/>
+          <w:i w:val="0"/>
+          <w:color w:val="1A1A1A"/>
+          <w:sz w:val="22"/>
+        </w:rPr>
+        <w:t>אַשְׁרֵי</w:t>
+      </w:r>
+      <w:r>
+        <w:rPr>
+          <w:rFonts w:ascii="Georgia" w:hAnsi="Georgia" w:cs="SBL Hebrew" w:eastAsia="Georgia"/>
+          <w:b w:val="0"/>
+          <w:i w:val="0"/>
+          <w:color w:val="1A1A1A"/>
+          <w:sz w:val="22"/>
+        </w:rPr>
+        <w:t xml:space="preserve">) is a tissue of ancient composition, medieval codification, and Kabbalistic elaboration. A </w:t>
       </w:r>
       <w:r>
         <w:rPr>
@@ -10456,7 +15926,27 @@
           <w:color w:val="1A1A1A"/>
           <w:sz w:val="22"/>
         </w:rPr>
-        <w:t xml:space="preserve"> of remarkable antiquity opens the frame; a </w:t>
+        <w:t xml:space="preserve"> (</w:t>
+      </w:r>
+      <w:r>
+        <w:rPr>
+          <w:rFonts w:ascii="SBL Hebrew" w:hAnsi="SBL Hebrew" w:cs="SBL Hebrew" w:eastAsia="SBL Hebrew"/>
+          <w:b w:val="0"/>
+          <w:i w:val="0"/>
+          <w:color w:val="1A1A1A"/>
+          <w:sz w:val="22"/>
+        </w:rPr>
+        <w:t>בְּרָכָה</w:t>
+      </w:r>
+      <w:r>
+        <w:rPr>
+          <w:rFonts w:ascii="Georgia" w:hAnsi="Georgia" w:cs="SBL Hebrew" w:eastAsia="Georgia"/>
+          <w:b w:val="0"/>
+          <w:i w:val="0"/>
+          <w:color w:val="1A1A1A"/>
+          <w:sz w:val="22"/>
+        </w:rPr>
+        <w:t xml:space="preserve">) of remarkable antiquity opens the frame; a </w:t>
       </w:r>
       <w:r>
         <w:rPr>
@@ -10476,7 +15966,27 @@
           <w:color w:val="1A1A1A"/>
           <w:sz w:val="22"/>
         </w:rPr>
-        <w:t xml:space="preserve"> whose </w:t>
+        <w:t xml:space="preserve"> (</w:t>
+      </w:r>
+      <w:r>
+        <w:rPr>
+          <w:rFonts w:ascii="SBL Hebrew" w:hAnsi="SBL Hebrew" w:cs="SBL Hebrew" w:eastAsia="SBL Hebrew"/>
+          <w:b w:val="0"/>
+          <w:i w:val="0"/>
+          <w:color w:val="1A1A1A"/>
+          <w:sz w:val="22"/>
+        </w:rPr>
+        <w:t>מִזְמוֹר</w:t>
+      </w:r>
+      <w:r>
+        <w:rPr>
+          <w:rFonts w:ascii="Georgia" w:hAnsi="Georgia" w:cs="SBL Hebrew" w:eastAsia="Georgia"/>
+          <w:b w:val="0"/>
+          <w:i w:val="0"/>
+          <w:color w:val="1A1A1A"/>
+          <w:sz w:val="22"/>
+        </w:rPr>
+        <w:t xml:space="preserve">) whose </w:t>
       </w:r>
       <w:r>
         <w:rPr>
@@ -10496,7 +16006,27 @@
           <w:color w:val="1A1A1A"/>
           <w:sz w:val="22"/>
         </w:rPr>
-        <w:t xml:space="preserve"> alone will endure into the </w:t>
+        <w:t xml:space="preserve"> (</w:t>
+      </w:r>
+      <w:r>
+        <w:rPr>
+          <w:rFonts w:ascii="SBL Hebrew" w:hAnsi="SBL Hebrew" w:cs="SBL Hebrew" w:eastAsia="SBL Hebrew"/>
+          <w:b w:val="0"/>
+          <w:i w:val="0"/>
+          <w:color w:val="1A1A1A"/>
+          <w:sz w:val="22"/>
+        </w:rPr>
+        <w:t>קָרְבָּן</w:t>
+      </w:r>
+      <w:r>
+        <w:rPr>
+          <w:rFonts w:ascii="Georgia" w:hAnsi="Georgia" w:cs="SBL Hebrew" w:eastAsia="Georgia"/>
+          <w:b w:val="0"/>
+          <w:i w:val="0"/>
+          <w:color w:val="1A1A1A"/>
+          <w:sz w:val="22"/>
+        </w:rPr>
+        <w:t xml:space="preserve">) alone will endure into the </w:t>
       </w:r>
       <w:r>
         <w:rPr>
@@ -10516,7 +16046,27 @@
           <w:color w:val="1A1A1A"/>
           <w:sz w:val="22"/>
         </w:rPr>
-        <w:t xml:space="preserve"> is sung within it; a </w:t>
+        <w:t xml:space="preserve"> (</w:t>
+      </w:r>
+      <w:r>
+        <w:rPr>
+          <w:rFonts w:ascii="SBL Hebrew" w:hAnsi="SBL Hebrew" w:cs="SBL Hebrew" w:eastAsia="SBL Hebrew"/>
+          <w:b w:val="0"/>
+          <w:i w:val="0"/>
+          <w:color w:val="1A1A1A"/>
+          <w:sz w:val="22"/>
+        </w:rPr>
+        <w:t>יְמוֹת הַמָּשִׁיחַ</w:t>
+      </w:r>
+      <w:r>
+        <w:rPr>
+          <w:rFonts w:ascii="Georgia" w:hAnsi="Georgia" w:cs="SBL Hebrew" w:eastAsia="Georgia"/>
+          <w:b w:val="0"/>
+          <w:i w:val="0"/>
+          <w:color w:val="1A1A1A"/>
+          <w:sz w:val="22"/>
+        </w:rPr>
+        <w:t xml:space="preserve">) is sung within it; a </w:t>
       </w:r>
       <w:r>
         <w:rPr>
@@ -10536,7 +16086,27 @@
           <w:color w:val="1A1A1A"/>
           <w:sz w:val="22"/>
         </w:rPr>
-        <w:t xml:space="preserve"> of </w:t>
+        <w:t xml:space="preserve"> (</w:t>
+      </w:r>
+      <w:r>
+        <w:rPr>
+          <w:rFonts w:ascii="SBL Hebrew" w:hAnsi="SBL Hebrew" w:cs="SBL Hebrew" w:eastAsia="SBL Hebrew"/>
+          <w:b w:val="0"/>
+          <w:i w:val="0"/>
+          <w:color w:val="1A1A1A"/>
+          <w:sz w:val="22"/>
+        </w:rPr>
+        <w:t>מִנְהָג</w:t>
+      </w:r>
+      <w:r>
+        <w:rPr>
+          <w:rFonts w:ascii="Georgia" w:hAnsi="Georgia" w:cs="SBL Hebrew" w:eastAsia="Georgia"/>
+          <w:b w:val="0"/>
+          <w:i w:val="0"/>
+          <w:color w:val="1A1A1A"/>
+          <w:sz w:val="22"/>
+        </w:rPr>
+        <w:t xml:space="preserve">) of </w:t>
       </w:r>
       <w:r>
         <w:rPr>
@@ -10556,7 +16126,27 @@
           <w:color w:val="1A1A1A"/>
           <w:sz w:val="22"/>
         </w:rPr>
-        <w:t xml:space="preserve">-handling, whose </w:t>
+        <w:t xml:space="preserve"> (</w:t>
+      </w:r>
+      <w:r>
+        <w:rPr>
+          <w:rFonts w:ascii="SBL Hebrew" w:hAnsi="SBL Hebrew" w:cs="SBL Hebrew" w:eastAsia="SBL Hebrew"/>
+          <w:b w:val="0"/>
+          <w:i w:val="0"/>
+          <w:color w:val="1A1A1A"/>
+          <w:sz w:val="22"/>
+        </w:rPr>
+        <w:t>צִיצִית</w:t>
+      </w:r>
+      <w:r>
+        <w:rPr>
+          <w:rFonts w:ascii="Georgia" w:hAnsi="Georgia" w:cs="SBL Hebrew" w:eastAsia="Georgia"/>
+          <w:b w:val="0"/>
+          <w:i w:val="0"/>
+          <w:color w:val="1A1A1A"/>
+          <w:sz w:val="22"/>
+        </w:rPr>
+        <w:t xml:space="preserve">)-handling, whose </w:t>
       </w:r>
       <w:r>
         <w:rPr>
@@ -10576,7 +16166,27 @@
           <w:color w:val="1A1A1A"/>
           <w:sz w:val="22"/>
         </w:rPr>
-        <w:t xml:space="preserve"> origin lies in the pre-dawn examination of the threads and whose kabbalistic frame lies in the unfolding of the </w:t>
+        <w:t xml:space="preserve"> (</w:t>
+      </w:r>
+      <w:r>
+        <w:rPr>
+          <w:rFonts w:ascii="SBL Hebrew" w:hAnsi="SBL Hebrew" w:cs="SBL Hebrew" w:eastAsia="SBL Hebrew"/>
+          <w:b w:val="0"/>
+          <w:i w:val="0"/>
+          <w:color w:val="1A1A1A"/>
+          <w:sz w:val="22"/>
+        </w:rPr>
+        <w:t>פְּשָׁט</w:t>
+      </w:r>
+      <w:r>
+        <w:rPr>
+          <w:rFonts w:ascii="Georgia" w:hAnsi="Georgia" w:cs="SBL Hebrew" w:eastAsia="Georgia"/>
+          <w:b w:val="0"/>
+          <w:i w:val="0"/>
+          <w:color w:val="1A1A1A"/>
+          <w:sz w:val="22"/>
+        </w:rPr>
+        <w:t xml:space="preserve">) origin lies in the pre-dawn examination of the threads and whose kabbalistic frame lies in the unfolding of the </w:t>
       </w:r>
       <w:r>
         <w:rPr>
@@ -10596,7 +16206,27 @@
           <w:color w:val="1A1A1A"/>
           <w:sz w:val="22"/>
         </w:rPr>
-        <w:t xml:space="preserve">, is enacted; an introductory </w:t>
+        <w:t xml:space="preserve"> (</w:t>
+      </w:r>
+      <w:r>
+        <w:rPr>
+          <w:rFonts w:ascii="SBL Hebrew" w:hAnsi="SBL Hebrew" w:cs="SBL Hebrew" w:eastAsia="SBL Hebrew"/>
+          <w:b w:val="0"/>
+          <w:i w:val="0"/>
+          <w:color w:val="1A1A1A"/>
+          <w:sz w:val="22"/>
+        </w:rPr>
+        <w:t>אוֹר מַקִּיף</w:t>
+      </w:r>
+      <w:r>
+        <w:rPr>
+          <w:rFonts w:ascii="Georgia" w:hAnsi="Georgia" w:cs="SBL Hebrew" w:eastAsia="Georgia"/>
+          <w:b w:val="0"/>
+          <w:i w:val="0"/>
+          <w:color w:val="1A1A1A"/>
+          <w:sz w:val="22"/>
+        </w:rPr>
+        <w:t xml:space="preserve">), is enacted; an introductory </w:t>
       </w:r>
       <w:r>
         <w:rPr>
@@ -10636,7 +16266,27 @@
           <w:color w:val="1A1A1A"/>
           <w:sz w:val="22"/>
         </w:rPr>
-        <w:t xml:space="preserve"> is recited to prepare the twenty-one </w:t>
+        <w:t xml:space="preserve"> (</w:t>
+      </w:r>
+      <w:r>
+        <w:rPr>
+          <w:rFonts w:ascii="SBL Hebrew" w:hAnsi="SBL Hebrew" w:cs="SBL Hebrew" w:eastAsia="SBL Hebrew"/>
+          <w:b w:val="0"/>
+          <w:i w:val="0"/>
+          <w:color w:val="1A1A1A"/>
+          <w:sz w:val="22"/>
+        </w:rPr>
+        <w:t>הַשֵּׁם</w:t>
+      </w:r>
+      <w:r>
+        <w:rPr>
+          <w:rFonts w:ascii="Georgia" w:hAnsi="Georgia" w:cs="SBL Hebrew" w:eastAsia="Georgia"/>
+          <w:b w:val="0"/>
+          <w:i w:val="0"/>
+          <w:color w:val="1A1A1A"/>
+          <w:sz w:val="22"/>
+        </w:rPr>
+        <w:t xml:space="preserve">) is recited to prepare the twenty-one </w:t>
       </w:r>
       <w:r>
         <w:rPr>
@@ -10656,7 +16306,27 @@
           <w:color w:val="1A1A1A"/>
           <w:sz w:val="22"/>
         </w:rPr>
-        <w:t xml:space="preserve"> of the </w:t>
+        <w:t xml:space="preserve"> (</w:t>
+      </w:r>
+      <w:r>
+        <w:rPr>
+          <w:rFonts w:ascii="SBL Hebrew" w:hAnsi="SBL Hebrew" w:cs="SBL Hebrew" w:eastAsia="SBL Hebrew"/>
+          <w:b w:val="0"/>
+          <w:i w:val="0"/>
+          <w:color w:val="1A1A1A"/>
+          <w:sz w:val="22"/>
+        </w:rPr>
+        <w:t>פְּסוּקִים</w:t>
+      </w:r>
+      <w:r>
+        <w:rPr>
+          <w:rFonts w:ascii="Georgia" w:hAnsi="Georgia" w:cs="SBL Hebrew" w:eastAsia="Georgia"/>
+          <w:b w:val="0"/>
+          <w:i w:val="0"/>
+          <w:color w:val="1A1A1A"/>
+          <w:sz w:val="22"/>
+        </w:rPr>
+        <w:t xml:space="preserve">) of the </w:t>
       </w:r>
       <w:r>
         <w:rPr>
@@ -10716,7 +16386,27 @@
           <w:color w:val="1A1A1A"/>
           <w:sz w:val="22"/>
         </w:rPr>
-        <w:t>, is structured with a deliberate acrostic and a deliberate gap.</w:t>
+        <w:t xml:space="preserve"> (</w:t>
+      </w:r>
+      <w:r>
+        <w:rPr>
+          <w:rFonts w:ascii="SBL Hebrew" w:hAnsi="SBL Hebrew" w:cs="SBL Hebrew" w:eastAsia="SBL Hebrew"/>
+          <w:b w:val="0"/>
+          <w:i w:val="0"/>
+          <w:color w:val="1A1A1A"/>
+          <w:sz w:val="22"/>
+        </w:rPr>
+        <w:t>עוֹלָם הַבָּא</w:t>
+      </w:r>
+      <w:r>
+        <w:rPr>
+          <w:rFonts w:ascii="Georgia" w:hAnsi="Georgia" w:cs="SBL Hebrew" w:eastAsia="Georgia"/>
+          <w:b w:val="0"/>
+          <w:i w:val="0"/>
+          <w:color w:val="1A1A1A"/>
+          <w:sz w:val="22"/>
+        </w:rPr>
+        <w:t>), is structured with a deliberate acrostic and a deliberate gap.</w:t>
       </w:r>
     </w:p>
     <w:p>
@@ -10751,7 +16441,27 @@
           <w:color w:val="1A1A1A"/>
           <w:sz w:val="22"/>
         </w:rPr>
-        <w:t xml:space="preserve"> is the tradition’s own critical apparatus. The dissents of the </w:t>
+        <w:t xml:space="preserve"> (</w:t>
+      </w:r>
+      <w:r>
+        <w:rPr>
+          <w:rFonts w:ascii="SBL Hebrew" w:hAnsi="SBL Hebrew" w:cs="SBL Hebrew" w:eastAsia="SBL Hebrew"/>
+          <w:b w:val="0"/>
+          <w:i w:val="0"/>
+          <w:color w:val="1A1A1A"/>
+          <w:sz w:val="22"/>
+        </w:rPr>
+        <w:t>סוּגְיָא</w:t>
+      </w:r>
+      <w:r>
+        <w:rPr>
+          <w:rFonts w:ascii="Georgia" w:hAnsi="Georgia" w:cs="SBL Hebrew" w:eastAsia="Georgia"/>
+          <w:b w:val="0"/>
+          <w:i w:val="0"/>
+          <w:color w:val="1A1A1A"/>
+          <w:sz w:val="22"/>
+        </w:rPr>
+        <w:t xml:space="preserve">) is the tradition’s own critical apparatus. The dissents of the </w:t>
       </w:r>
       <w:r>
         <w:rPr>
@@ -10771,7 +16481,27 @@
           <w:color w:val="1A1A1A"/>
           <w:sz w:val="22"/>
         </w:rPr>
-        <w:t xml:space="preserve"> and the </w:t>
+        <w:t xml:space="preserve"> (</w:t>
+      </w:r>
+      <w:r>
+        <w:rPr>
+          <w:rFonts w:ascii="SBL Hebrew" w:hAnsi="SBL Hebrew" w:cs="SBL Hebrew" w:eastAsia="SBL Hebrew"/>
+          <w:b w:val="0"/>
+          <w:i w:val="0"/>
+          <w:color w:val="1A1A1A"/>
+          <w:sz w:val="22"/>
+        </w:rPr>
+        <w:t>אַדֶּרֶת</w:t>
+      </w:r>
+      <w:r>
+        <w:rPr>
+          <w:rFonts w:ascii="Georgia" w:hAnsi="Georgia" w:cs="SBL Hebrew" w:eastAsia="Georgia"/>
+          <w:b w:val="0"/>
+          <w:i w:val="0"/>
+          <w:color w:val="1A1A1A"/>
+          <w:sz w:val="22"/>
+        </w:rPr>
+        <w:t xml:space="preserve">) and the </w:t>
       </w:r>
       <w:r>
         <w:rPr>
@@ -10791,7 +16521,27 @@
           <w:color w:val="1A1A1A"/>
           <w:sz w:val="22"/>
         </w:rPr>
-        <w:t xml:space="preserve"> from a universal </w:t>
+        <w:t xml:space="preserve"> (</w:t>
+      </w:r>
+      <w:r>
+        <w:rPr>
+          <w:rFonts w:ascii="SBL Hebrew" w:hAnsi="SBL Hebrew" w:cs="SBL Hebrew" w:eastAsia="SBL Hebrew"/>
+          <w:b w:val="0"/>
+          <w:i w:val="0"/>
+          <w:color w:val="1A1A1A"/>
+          <w:sz w:val="22"/>
+        </w:rPr>
+        <w:t>הַגְּרָ״א מִוִּילְנָא</w:t>
+      </w:r>
+      <w:r>
+        <w:rPr>
+          <w:rFonts w:ascii="Georgia" w:hAnsi="Georgia" w:cs="SBL Hebrew" w:eastAsia="Georgia"/>
+          <w:b w:val="0"/>
+          <w:i w:val="0"/>
+          <w:color w:val="1A1A1A"/>
+          <w:sz w:val="22"/>
+        </w:rPr>
+        <w:t xml:space="preserve">) from a universal </w:t>
       </w:r>
       <w:r>
         <w:rPr>
@@ -10831,7 +16581,27 @@
           <w:color w:val="1A1A1A"/>
           <w:sz w:val="22"/>
         </w:rPr>
-        <w:t xml:space="preserve">’s careful arithmetic exposing an embedded Name in the seam between two words; the recognition that portions of a beloved </w:t>
+        <w:t xml:space="preserve"> (</w:t>
+      </w:r>
+      <w:r>
+        <w:rPr>
+          <w:rFonts w:ascii="SBL Hebrew" w:hAnsi="SBL Hebrew" w:cs="SBL Hebrew" w:eastAsia="SBL Hebrew"/>
+          <w:b w:val="0"/>
+          <w:i w:val="0"/>
+          <w:color w:val="1A1A1A"/>
+          <w:sz w:val="22"/>
+        </w:rPr>
+        <w:t>לְבוּשׁ</w:t>
+      </w:r>
+      <w:r>
+        <w:rPr>
+          <w:rFonts w:ascii="Georgia" w:hAnsi="Georgia" w:cs="SBL Hebrew" w:eastAsia="Georgia"/>
+          <w:b w:val="0"/>
+          <w:i w:val="0"/>
+          <w:color w:val="1A1A1A"/>
+          <w:sz w:val="22"/>
+        </w:rPr>
+        <w:t xml:space="preserve">)’s careful arithmetic exposing an embedded Name in the seam between two words; the recognition that portions of a beloved </w:t>
       </w:r>
       <w:r>
         <w:rPr>
@@ -10851,7 +16621,27 @@
           <w:color w:val="1A1A1A"/>
           <w:sz w:val="22"/>
         </w:rPr>
-        <w:t xml:space="preserve">’s work are almost certainly forged; the exposure of a spurious </w:t>
+        <w:t xml:space="preserve"> (</w:t>
+      </w:r>
+      <w:r>
+        <w:rPr>
+          <w:rFonts w:ascii="SBL Hebrew" w:hAnsi="SBL Hebrew" w:cs="SBL Hebrew" w:eastAsia="SBL Hebrew"/>
+          <w:b w:val="0"/>
+          <w:i w:val="0"/>
+          <w:color w:val="1A1A1A"/>
+          <w:sz w:val="22"/>
+        </w:rPr>
+        <w:t>רִאשׁוֹן</w:t>
+      </w:r>
+      <w:r>
+        <w:rPr>
+          <w:rFonts w:ascii="Georgia" w:hAnsi="Georgia" w:cs="SBL Hebrew" w:eastAsia="Georgia"/>
+          <w:b w:val="0"/>
+          <w:i w:val="0"/>
+          <w:color w:val="1A1A1A"/>
+          <w:sz w:val="22"/>
+        </w:rPr>
+        <w:t xml:space="preserve">)’s work are almost certainly forged; the exposure of a spurious </w:t>
       </w:r>
       <w:r>
         <w:rPr>
@@ -10871,7 +16661,27 @@
           <w:color w:val="1A1A1A"/>
           <w:sz w:val="22"/>
         </w:rPr>
-        <w:t xml:space="preserve"> by the extraordinary sensitivity of the </w:t>
+        <w:t xml:space="preserve"> (</w:t>
+      </w:r>
+      <w:r>
+        <w:rPr>
+          <w:rFonts w:ascii="SBL Hebrew" w:hAnsi="SBL Hebrew" w:cs="SBL Hebrew" w:eastAsia="SBL Hebrew"/>
+          <w:b w:val="0"/>
+          <w:i w:val="0"/>
+          <w:color w:val="1A1A1A"/>
+          <w:sz w:val="22"/>
+        </w:rPr>
+        <w:t>יְרוּשַׁלְמִי</w:t>
+      </w:r>
+      <w:r>
+        <w:rPr>
+          <w:rFonts w:ascii="Georgia" w:hAnsi="Georgia" w:cs="SBL Hebrew" w:eastAsia="Georgia"/>
+          <w:b w:val="0"/>
+          <w:i w:val="0"/>
+          <w:color w:val="1A1A1A"/>
+          <w:sz w:val="22"/>
+        </w:rPr>
+        <w:t xml:space="preserve">) by the extraordinary sensitivity of the </w:t>
       </w:r>
       <w:r>
         <w:rPr>
@@ -10891,7 +16701,27 @@
           <w:color w:val="1A1A1A"/>
           <w:sz w:val="22"/>
         </w:rPr>
-        <w:t xml:space="preserve"> and the </w:t>
+        <w:t xml:space="preserve"> (</w:t>
+      </w:r>
+      <w:r>
+        <w:rPr>
+          <w:rFonts w:ascii="SBL Hebrew" w:hAnsi="SBL Hebrew" w:cs="SBL Hebrew" w:eastAsia="SBL Hebrew"/>
+          <w:b w:val="0"/>
+          <w:i w:val="0"/>
+          <w:color w:val="1A1A1A"/>
+          <w:sz w:val="22"/>
+        </w:rPr>
+        <w:t>מַהַרְשַׁ״ם</w:t>
+      </w:r>
+      <w:r>
+        <w:rPr>
+          <w:rFonts w:ascii="Georgia" w:hAnsi="Georgia" w:cs="SBL Hebrew" w:eastAsia="Georgia"/>
+          <w:b w:val="0"/>
+          <w:i w:val="0"/>
+          <w:color w:val="1A1A1A"/>
+          <w:sz w:val="22"/>
+        </w:rPr>
+        <w:t xml:space="preserve">) and the </w:t>
       </w:r>
       <w:r>
         <w:rPr>
@@ -10911,7 +16741,27 @@
           <w:color w:val="1A1A1A"/>
           <w:sz w:val="22"/>
         </w:rPr>
-        <w:t xml:space="preserve"> — all of these operate within the </w:t>
+        <w:t xml:space="preserve"> (</w:t>
+      </w:r>
+      <w:r>
+        <w:rPr>
+          <w:rFonts w:ascii="SBL Hebrew" w:hAnsi="SBL Hebrew" w:cs="SBL Hebrew" w:eastAsia="SBL Hebrew"/>
+          <w:b w:val="0"/>
+          <w:i w:val="0"/>
+          <w:color w:val="1A1A1A"/>
+          <w:sz w:val="22"/>
+        </w:rPr>
+        <w:t>רוֹגַאטְשׁוֹבֶר</w:t>
+      </w:r>
+      <w:r>
+        <w:rPr>
+          <w:rFonts w:ascii="Georgia" w:hAnsi="Georgia" w:cs="SBL Hebrew" w:eastAsia="Georgia"/>
+          <w:b w:val="0"/>
+          <w:i w:val="0"/>
+          <w:color w:val="1A1A1A"/>
+          <w:sz w:val="22"/>
+        </w:rPr>
+        <w:t xml:space="preserve">) — all of these operate within the </w:t>
       </w:r>
       <w:r>
         <w:rPr>
@@ -10931,7 +16781,27 @@
           <w:color w:val="1A1A1A"/>
           <w:sz w:val="22"/>
         </w:rPr>
-        <w:t xml:space="preserve">, not against it. </w:t>
+        <w:t xml:space="preserve"> (</w:t>
+      </w:r>
+      <w:r>
+        <w:rPr>
+          <w:rFonts w:ascii="SBL Hebrew" w:hAnsi="SBL Hebrew" w:cs="SBL Hebrew" w:eastAsia="SBL Hebrew"/>
+          <w:b w:val="0"/>
+          <w:i w:val="0"/>
+          <w:color w:val="1A1A1A"/>
+          <w:sz w:val="22"/>
+        </w:rPr>
+        <w:t>מָסוֹרָה</w:t>
+      </w:r>
+      <w:r>
+        <w:rPr>
+          <w:rFonts w:ascii="Georgia" w:hAnsi="Georgia" w:cs="SBL Hebrew" w:eastAsia="Georgia"/>
+          <w:b w:val="0"/>
+          <w:i w:val="0"/>
+          <w:color w:val="1A1A1A"/>
+          <w:sz w:val="22"/>
+        </w:rPr>
+        <w:t xml:space="preserve">), not against it. </w:t>
       </w:r>
       <w:r>
         <w:rPr>
@@ -10986,7 +16856,27 @@
           <w:color w:val="1A1A1A"/>
           <w:sz w:val="22"/>
         </w:rPr>
-        <w:t xml:space="preserve"> of the </w:t>
+        <w:t xml:space="preserve"> (</w:t>
+      </w:r>
+      <w:r>
+        <w:rPr>
+          <w:rFonts w:ascii="SBL Hebrew" w:hAnsi="SBL Hebrew" w:cs="SBL Hebrew" w:eastAsia="SBL Hebrew"/>
+          <w:b w:val="0"/>
+          <w:i w:val="0"/>
+          <w:color w:val="1A1A1A"/>
+          <w:sz w:val="22"/>
+        </w:rPr>
+        <w:t>קָרְבַּן תּוֹדָה</w:t>
+      </w:r>
+      <w:r>
+        <w:rPr>
+          <w:rFonts w:ascii="Georgia" w:hAnsi="Georgia" w:cs="SBL Hebrew" w:eastAsia="Georgia"/>
+          <w:b w:val="0"/>
+          <w:i w:val="0"/>
+          <w:color w:val="1A1A1A"/>
+          <w:sz w:val="22"/>
+        </w:rPr>
+        <w:t xml:space="preserve">) of the </w:t>
       </w:r>
       <w:r>
         <w:rPr>
@@ -11006,7 +16896,27 @@
           <w:color w:val="1A1A1A"/>
           <w:sz w:val="22"/>
         </w:rPr>
-        <w:t xml:space="preserve"> for whose </w:t>
+        <w:t xml:space="preserve"> (</w:t>
+      </w:r>
+      <w:r>
+        <w:rPr>
+          <w:rFonts w:ascii="SBL Hebrew" w:hAnsi="SBL Hebrew" w:cs="SBL Hebrew" w:eastAsia="SBL Hebrew"/>
+          <w:b w:val="0"/>
+          <w:i w:val="0"/>
+          <w:color w:val="1A1A1A"/>
+          <w:sz w:val="22"/>
+        </w:rPr>
+        <w:t>צַדֶּקֶת</w:t>
+      </w:r>
+      <w:r>
+        <w:rPr>
+          <w:rFonts w:ascii="Georgia" w:hAnsi="Georgia" w:cs="SBL Hebrew" w:eastAsia="Georgia"/>
+          <w:b w:val="0"/>
+          <w:i w:val="0"/>
+          <w:color w:val="1A1A1A"/>
+          <w:sz w:val="22"/>
+        </w:rPr>
+        <w:t xml:space="preserve">) for whose </w:t>
       </w:r>
       <w:r>
         <w:rPr>
@@ -11026,7 +16936,27 @@
           <w:color w:val="1A1A1A"/>
           <w:sz w:val="22"/>
         </w:rPr>
-        <w:t xml:space="preserve"> this </w:t>
+        <w:t xml:space="preserve"> (</w:t>
+      </w:r>
+      <w:r>
+        <w:rPr>
+          <w:rFonts w:ascii="SBL Hebrew" w:hAnsi="SBL Hebrew" w:cs="SBL Hebrew" w:eastAsia="SBL Hebrew"/>
+          <w:b w:val="0"/>
+          <w:i w:val="0"/>
+          <w:color w:val="1A1A1A"/>
+          <w:sz w:val="22"/>
+        </w:rPr>
+        <w:t>יָארְצַייט</w:t>
+      </w:r>
+      <w:r>
+        <w:rPr>
+          <w:rFonts w:ascii="Georgia" w:hAnsi="Georgia" w:cs="SBL Hebrew" w:eastAsia="Georgia"/>
+          <w:b w:val="0"/>
+          <w:i w:val="0"/>
+          <w:color w:val="1A1A1A"/>
+          <w:sz w:val="22"/>
+        </w:rPr>
+        <w:t xml:space="preserve">) this </w:t>
       </w:r>
       <w:r>
         <w:rPr>
@@ -11046,7 +16976,27 @@
           <w:color w:val="1A1A1A"/>
           <w:sz w:val="22"/>
         </w:rPr>
-        <w:t xml:space="preserve"> was dedicated stands, then, as the true bracket of the whole. All </w:t>
+        <w:t xml:space="preserve"> (</w:t>
+      </w:r>
+      <w:r>
+        <w:rPr>
+          <w:rFonts w:ascii="SBL Hebrew" w:hAnsi="SBL Hebrew" w:cs="SBL Hebrew" w:eastAsia="SBL Hebrew"/>
+          <w:b w:val="0"/>
+          <w:i w:val="0"/>
+          <w:color w:val="1A1A1A"/>
+          <w:sz w:val="22"/>
+        </w:rPr>
+        <w:t>שִׁעוּר</w:t>
+      </w:r>
+      <w:r>
+        <w:rPr>
+          <w:rFonts w:ascii="Georgia" w:hAnsi="Georgia" w:cs="SBL Hebrew" w:eastAsia="Georgia"/>
+          <w:b w:val="0"/>
+          <w:i w:val="0"/>
+          <w:color w:val="1A1A1A"/>
+          <w:sz w:val="22"/>
+        </w:rPr>
+        <w:t xml:space="preserve">) was dedicated stands, then, as the true bracket of the whole. All </w:t>
       </w:r>
       <w:r>
         <w:rPr>
@@ -11066,7 +17016,27 @@
           <w:color w:val="1A1A1A"/>
           <w:sz w:val="22"/>
         </w:rPr>
-        <w:t xml:space="preserve"> will one day be nullified; </w:t>
+        <w:t xml:space="preserve"> (</w:t>
+      </w:r>
+      <w:r>
+        <w:rPr>
+          <w:rFonts w:ascii="SBL Hebrew" w:hAnsi="SBL Hebrew" w:cs="SBL Hebrew" w:eastAsia="SBL Hebrew"/>
+          <w:b w:val="0"/>
+          <w:i w:val="0"/>
+          <w:color w:val="1A1A1A"/>
+          <w:sz w:val="22"/>
+        </w:rPr>
+        <w:t>קָרְבָּנוֹת</w:t>
+      </w:r>
+      <w:r>
+        <w:rPr>
+          <w:rFonts w:ascii="Georgia" w:hAnsi="Georgia" w:cs="SBL Hebrew" w:eastAsia="Georgia"/>
+          <w:b w:val="0"/>
+          <w:i w:val="0"/>
+          <w:color w:val="1A1A1A"/>
+          <w:sz w:val="22"/>
+        </w:rPr>
+        <w:t xml:space="preserve">) will one day be nullified; </w:t>
       </w:r>
       <w:r>
         <w:rPr>
@@ -11086,7 +17056,27 @@
           <w:color w:val="1A1A1A"/>
           <w:sz w:val="22"/>
         </w:rPr>
-        <w:t xml:space="preserve"> alone will endure. The </w:t>
+        <w:t xml:space="preserve"> (</w:t>
+      </w:r>
+      <w:r>
+        <w:rPr>
+          <w:rFonts w:ascii="SBL Hebrew" w:hAnsi="SBL Hebrew" w:cs="SBL Hebrew" w:eastAsia="SBL Hebrew"/>
+          <w:b w:val="0"/>
+          <w:i w:val="0"/>
+          <w:color w:val="1A1A1A"/>
+          <w:sz w:val="22"/>
+        </w:rPr>
+        <w:t>הַכָּרַת הַטּוֹב</w:t>
+      </w:r>
+      <w:r>
+        <w:rPr>
+          <w:rFonts w:ascii="Georgia" w:hAnsi="Georgia" w:cs="SBL Hebrew" w:eastAsia="Georgia"/>
+          <w:b w:val="0"/>
+          <w:i w:val="0"/>
+          <w:color w:val="1A1A1A"/>
+          <w:sz w:val="22"/>
+        </w:rPr>
+        <w:t xml:space="preserve">) alone will endure. The </w:t>
       </w:r>
       <w:r>
         <w:rPr>
@@ -11126,7 +17116,27 @@
           <w:color w:val="1A1A1A"/>
           <w:sz w:val="22"/>
         </w:rPr>
-        <w:t xml:space="preserve"> is itself, in the register of the age of exile, a </w:t>
+        <w:t xml:space="preserve"> (</w:t>
+      </w:r>
+      <w:r>
+        <w:rPr>
+          <w:rFonts w:ascii="SBL Hebrew" w:hAnsi="SBL Hebrew" w:cs="SBL Hebrew" w:eastAsia="SBL Hebrew"/>
+          <w:b w:val="0"/>
+          <w:i w:val="0"/>
+          <w:color w:val="1A1A1A"/>
+          <w:sz w:val="22"/>
+        </w:rPr>
+        <w:t>נְשָׁמָה</w:t>
+      </w:r>
+      <w:r>
+        <w:rPr>
+          <w:rFonts w:ascii="Georgia" w:hAnsi="Georgia" w:cs="SBL Hebrew" w:eastAsia="Georgia"/>
+          <w:b w:val="0"/>
+          <w:i w:val="0"/>
+          <w:color w:val="1A1A1A"/>
+          <w:sz w:val="22"/>
+        </w:rPr>
+        <w:t xml:space="preserve">) is itself, in the register of the age of exile, a </w:t>
       </w:r>
       <w:r>
         <w:rPr>
